--- a/SAMIRA EMILY DALOSTO - Folha_de_Respostas_BackEnd1_Aluno Agoraa.docx
+++ b/SAMIRA EMILY DALOSTO - Folha_de_Respostas_BackEnd1_Aluno Agoraa.docx
@@ -1,6 +1,6 @@
 
 <file path=word/document.xml><?xml version="1.0" encoding="utf-8"?>
-<w:document xmlns:wpc="http://schemas.microsoft.com/office/word/2010/wordprocessingCanvas" xmlns:cx="http://schemas.microsoft.com/office/drawing/2014/chartex" xmlns:cx1="http://schemas.microsoft.com/office/drawing/2015/9/8/chartex" xmlns:cx2="http://schemas.microsoft.com/office/drawing/2015/10/21/chartex" xmlns:cx3="http://schemas.microsoft.com/office/drawing/2016/5/9/chartex" xmlns:cx4="http://schemas.microsoft.com/office/drawing/2016/5/10/chartex" xmlns:cx5="http://schemas.microsoft.com/office/drawing/2016/5/11/chartex" xmlns:cx6="http://schemas.microsoft.com/office/drawing/2016/5/12/chartex" xmlns:cx7="http://schemas.microsoft.com/office/drawing/2016/5/13/chartex" xmlns:cx8="http://schemas.microsoft.com/office/drawing/2016/5/14/chartex" xmlns:mc="http://schemas.openxmlformats.org/markup-compatibility/2006" xmlns:aink="http://schemas.microsoft.com/office/drawing/2016/ink" xmlns:am3d="http://schemas.microsoft.com/office/drawing/2017/model3d" xmlns:o="urn:schemas-microsoft-com:office:office" xmlns:r="http://schemas.openxmlformats.org/officeDocument/2006/relationships" xmlns:m="http://schemas.openxmlformats.org/officeDocument/2006/math" xmlns:v="urn:schemas-microsoft-com:vml" xmlns:wp14="http://schemas.microsoft.com/office/word/2010/wordprocessingDrawing" xmlns:wp="http://schemas.openxmlformats.org/drawingml/2006/wordprocessingDrawing" xmlns:w10="urn:schemas-microsoft-com:office:word" xmlns:w="http://schemas.openxmlformats.org/wordprocessingml/2006/main" xmlns:w14="http://schemas.microsoft.com/office/word/2010/wordml" xmlns:w15="http://schemas.microsoft.com/office/word/2012/wordml" xmlns:w16cid="http://schemas.microsoft.com/office/word/2016/wordml/cid" xmlns:w16se="http://schemas.microsoft.com/office/word/2015/wordml/symex" xmlns:wpg="http://schemas.microsoft.com/office/word/2010/wordprocessingGroup" xmlns:wpi="http://schemas.microsoft.com/office/word/2010/wordprocessingInk" xmlns:wne="http://schemas.microsoft.com/office/word/2006/wordml" xmlns:wps="http://schemas.microsoft.com/office/word/2010/wordprocessingShape" mc:Ignorable="w14 w15 w16se w16cid wp14">
+<w:document xmlns:wpc="http://schemas.microsoft.com/office/word/2010/wordprocessingCanvas" xmlns:cx="http://schemas.microsoft.com/office/drawing/2014/chartex" xmlns:cx1="http://schemas.microsoft.com/office/drawing/2015/9/8/chartex" xmlns:cx2="http://schemas.microsoft.com/office/drawing/2015/10/21/chartex" xmlns:cx3="http://schemas.microsoft.com/office/drawing/2016/5/9/chartex" xmlns:cx4="http://schemas.microsoft.com/office/drawing/2016/5/10/chartex" xmlns:cx5="http://schemas.microsoft.com/office/drawing/2016/5/11/chartex" xmlns:cx6="http://schemas.microsoft.com/office/drawing/2016/5/12/chartex" xmlns:cx7="http://schemas.microsoft.com/office/drawing/2016/5/13/chartex" xmlns:cx8="http://schemas.microsoft.com/office/drawing/2016/5/14/chartex" xmlns:mc="http://schemas.openxmlformats.org/markup-compatibility/2006" xmlns:aink="http://schemas.microsoft.com/office/drawing/2016/ink" xmlns:am3d="http://schemas.microsoft.com/office/drawing/2017/model3d" xmlns:o="urn:schemas-microsoft-com:office:office" xmlns:oel="http://schemas.microsoft.com/office/2019/extlst" xmlns:r="http://schemas.openxmlformats.org/officeDocument/2006/relationships" xmlns:m="http://schemas.openxmlformats.org/officeDocument/2006/math" xmlns:v="urn:schemas-microsoft-com:vml" xmlns:wp14="http://schemas.microsoft.com/office/word/2010/wordprocessingDrawing" xmlns:wp="http://schemas.openxmlformats.org/drawingml/2006/wordprocessingDrawing" xmlns:w10="urn:schemas-microsoft-com:office:word" xmlns:w="http://schemas.openxmlformats.org/wordprocessingml/2006/main" xmlns:w14="http://schemas.microsoft.com/office/word/2010/wordml" xmlns:w15="http://schemas.microsoft.com/office/word/2012/wordml" xmlns:w16cei="http://schemas.microsoft.com/office/word/2026/wordml/cei" xmlns:w16cex="http://schemas.microsoft.com/office/word/2018/wordml/cex" xmlns:w16cid="http://schemas.microsoft.com/office/word/2016/wordml/cid" xmlns:w16="http://schemas.microsoft.com/office/word/2018/wordml" xmlns:w16du="http://schemas.microsoft.com/office/word/2023/wordml/word16du" xmlns:w16sdtdh="http://schemas.microsoft.com/office/word/2020/wordml/sdtdatahash" xmlns:w16sdtfl="http://schemas.microsoft.com/office/word/2024/wordml/sdtformatlock" xmlns:w16se="http://schemas.microsoft.com/office/word/2015/wordml/symex" xmlns:wpg="http://schemas.microsoft.com/office/word/2010/wordprocessingGroup" xmlns:wpi="http://schemas.microsoft.com/office/word/2010/wordprocessingInk" xmlns:wne="http://schemas.microsoft.com/office/word/2006/wordml" xmlns:wps="http://schemas.microsoft.com/office/word/2010/wordprocessingShape" mc:Ignorable="w14 w15 w16se w16cid w16 w16cex w16sdtdh w16sdtfl w16du wp14">
   <w:body>
     <w:p>
       <w:pPr>
@@ -693,7 +693,7 @@
                 <v:stroke joinstyle="miter"/>
                 <v:path gradientshapeok="t" o:connecttype="rect"/>
               </v:shapetype>
-              <v:shape id="Textbox 4" o:spid="_x0000_s1026" type="#_x0000_t202" style="position:absolute;margin-left:41.5pt;margin-top:9.95pt;width:512.25pt;height:31pt;z-index:-251658237;visibility:visible;mso-wrap-style:square;mso-wrap-distance-left:0;mso-wrap-distance-top:0;mso-wrap-distance-right:0;mso-wrap-distance-bottom:0;mso-position-horizontal:absolute;mso-position-horizontal-relative:page;mso-position-vertical:absolute;mso-position-vertical-relative:text;v-text-anchor:top" o:gfxdata="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" fillcolor="#1f4d77" stroked="f">
+              <v:shape id="Textbox 4" o:spid="_x0000_s1026" type="#_x0000_t202" style="position:absolute;margin-left:41.5pt;margin-top:9.95pt;width:512.25pt;height:31pt;z-index:-251658237;visibility:visible;mso-wrap-style:square;mso-wrap-distance-left:0;mso-wrap-distance-top:0;mso-wrap-distance-right:0;mso-wrap-distance-bottom:0;mso-position-horizontal:absolute;mso-position-horizontal-relative:page;mso-position-vertical:absolute;mso-position-vertical-relative:text;v-text-anchor:top" o:gfxdata="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" fillcolor="#1f4d77" stroked="f">
                 <v:textbox inset="0,0,0,0">
                   <w:txbxContent>
                     <w:p>
@@ -3368,26 +3368,156 @@
         </w:rPr>
         <w:t>programa?</w:t>
       </w:r>
+    </w:p>
+    <w:p>
+      <w:pPr>
+        <w:pStyle w:val="PargrafodaLista"/>
+        <w:tabs>
+          <w:tab w:val="left" w:pos="473"/>
+        </w:tabs>
+        <w:spacing w:before="71"/>
+        <w:ind w:firstLine="0"/>
+        <w:rPr>
+          <w:b/>
+          <w:bCs/>
+          <w:sz w:val="19"/>
+          <w:szCs w:val="19"/>
+        </w:rPr>
+      </w:pPr>
+      <w:r>
+        <w:rPr>
+          <w:b/>
+          <w:bCs/>
+          <w:sz w:val="19"/>
+          <w:szCs w:val="19"/>
+        </w:rPr>
+        <w:drawing>
+          <wp:inline distT="0" distB="0" distL="0" distR="0" wp14:anchorId="79E939ED" wp14:editId="6F311E2B">
+            <wp:extent cx="6663690" cy="1285875"/>
+            <wp:effectExtent l="0" t="0" r="3810" b="9525"/>
+            <wp:docPr id="196206068" name="Imagem 1"/>
+            <wp:cNvGraphicFramePr>
+              <a:graphicFrameLocks xmlns:a="http://schemas.openxmlformats.org/drawingml/2006/main" noChangeAspect="1"/>
+            </wp:cNvGraphicFramePr>
+            <a:graphic xmlns:a="http://schemas.openxmlformats.org/drawingml/2006/main">
+              <a:graphicData uri="http://schemas.openxmlformats.org/drawingml/2006/picture">
+                <pic:pic xmlns:pic="http://schemas.openxmlformats.org/drawingml/2006/picture">
+                  <pic:nvPicPr>
+                    <pic:cNvPr id="196206068" name=""/>
+                    <pic:cNvPicPr/>
+                  </pic:nvPicPr>
+                  <pic:blipFill>
+                    <a:blip r:embed="rId11"/>
+                    <a:stretch>
+                      <a:fillRect/>
+                    </a:stretch>
+                  </pic:blipFill>
+                  <pic:spPr>
+                    <a:xfrm>
+                      <a:off x="0" y="0"/>
+                      <a:ext cx="6663690" cy="1285875"/>
+                    </a:xfrm>
+                    <a:prstGeom prst="rect">
+                      <a:avLst/>
+                    </a:prstGeom>
+                  </pic:spPr>
+                </pic:pic>
+              </a:graphicData>
+            </a:graphic>
+          </wp:inline>
+        </w:drawing>
+      </w:r>
+    </w:p>
+    <w:p>
+      <w:pPr>
+        <w:pStyle w:val="Corpodetexto"/>
+        <w:rPr>
+          <w:sz w:val="20"/>
+        </w:rPr>
+      </w:pPr>
+    </w:p>
+    <w:p>
+      <w:pPr>
+        <w:pStyle w:val="PargrafodaLista"/>
+        <w:numPr>
+          <w:ilvl w:val="0"/>
+          <w:numId w:val="7"/>
+        </w:numPr>
+        <w:tabs>
+          <w:tab w:val="left" w:pos="473"/>
+        </w:tabs>
+        <w:ind w:hanging="211"/>
+        <w:rPr>
+          <w:b/>
+          <w:bCs/>
+          <w:sz w:val="19"/>
+          <w:szCs w:val="19"/>
+        </w:rPr>
+      </w:pPr>
+      <w:r>
+        <w:rPr>
+          <w:b/>
+          <w:bCs/>
+          <w:sz w:val="19"/>
+          <w:szCs w:val="19"/>
+        </w:rPr>
+        <w:t xml:space="preserve">Quantas mensagens foram </w:t>
+      </w:r>
+      <w:r>
+        <w:rPr>
+          <w:b/>
+          <w:bCs/>
+          <w:spacing w:val="-2"/>
+          <w:sz w:val="19"/>
+          <w:szCs w:val="19"/>
+        </w:rPr>
+        <w:t>exibidas?</w:t>
+      </w:r>
+    </w:p>
+    <w:p>
+      <w:pPr>
+        <w:tabs>
+          <w:tab w:val="left" w:pos="473"/>
+        </w:tabs>
+        <w:rPr>
+          <w:b/>
+          <w:bCs/>
+          <w:sz w:val="19"/>
+          <w:szCs w:val="19"/>
+        </w:rPr>
+      </w:pPr>
+    </w:p>
+    <w:p>
+      <w:pPr>
+        <w:tabs>
+          <w:tab w:val="left" w:pos="473"/>
+        </w:tabs>
+        <w:rPr>
+          <w:b/>
+          <w:bCs/>
+          <w:sz w:val="19"/>
+          <w:szCs w:val="19"/>
+        </w:rPr>
+      </w:pPr>
       <w:r>
         <w:rPr>
           <w:noProof/>
-          <w:sz w:val="20"/>
         </w:rPr>
         <mc:AlternateContent>
           <mc:Choice Requires="wps">
             <w:drawing>
-              <wp:anchor distT="0" distB="0" distL="0" distR="0" simplePos="0" relativeHeight="251643904" behindDoc="1" locked="0" layoutInCell="1" allowOverlap="1" wp14:anchorId="75E865DF" wp14:editId="718A5FF8">
+              <wp:anchor distT="0" distB="0" distL="0" distR="0" simplePos="0" relativeHeight="251673600" behindDoc="1" locked="0" layoutInCell="1" allowOverlap="1" wp14:anchorId="641F55EC" wp14:editId="6A36580F">
                 <wp:simplePos x="0" y="0"/>
-                <wp:positionH relativeFrom="page">
-                  <wp:posOffset>540000</wp:posOffset>
+                <wp:positionH relativeFrom="margin">
+                  <wp:align>left</wp:align>
                 </wp:positionH>
                 <wp:positionV relativeFrom="paragraph">
-                  <wp:posOffset>525479</wp:posOffset>
+                  <wp:posOffset>186055</wp:posOffset>
                 </wp:positionV>
                 <wp:extent cx="6480175" cy="1270"/>
                 <wp:effectExtent l="0" t="0" r="0" b="0"/>
                 <wp:wrapTopAndBottom/>
-                <wp:docPr id="33" name="Graphic 33"/>
+                <wp:docPr id="1216350250" name="Graphic 40"/>
                 <wp:cNvGraphicFramePr>
                   <a:graphicFrameLocks xmlns:a="http://schemas.openxmlformats.org/drawingml/2006/main"/>
                 </wp:cNvGraphicFramePr>
@@ -3440,9 +3570,9 @@
           </mc:Choice>
           <mc:Fallback>
             <w:pict>
-              <v:shape w14:anchorId="1021BE32" id="Graphic 33" o:spid="_x0000_s1026" style="position:absolute;margin-left:42.5pt;margin-top:41.4pt;width:510.25pt;height:.1pt;z-index:-251672576;visibility:visible;mso-wrap-style:square;mso-wrap-distance-left:0;mso-wrap-distance-top:0;mso-wrap-distance-right:0;mso-wrap-distance-bottom:0;mso-position-horizontal:absolute;mso-position-horizontal-relative:page;mso-position-vertical:absolute;mso-position-vertical-relative:text;v-text-anchor:top" coordsize="6480175,1270" o:gfxdata="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" path="m,l6479999,e" filled="f" strokecolor="#9e9e9e" strokeweight=".45pt">
+              <v:shape w14:anchorId="19A90F6D" id="Graphic 40" o:spid="_x0000_s1026" style="position:absolute;margin-left:0;margin-top:14.65pt;width:510.25pt;height:.1pt;z-index:-251642880;visibility:visible;mso-wrap-style:square;mso-wrap-distance-left:0;mso-wrap-distance-top:0;mso-wrap-distance-right:0;mso-wrap-distance-bottom:0;mso-position-horizontal:left;mso-position-horizontal-relative:margin;mso-position-vertical:absolute;mso-position-vertical-relative:text;v-text-anchor:top" coordsize="6480175,1270" o:gfxdata="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" path="m,l6479999,e" filled="f" strokecolor="#9e9e9e" strokeweight=".45pt">
                 <v:path arrowok="t"/>
-                <w10:wrap type="topAndBottom" anchorx="page"/>
+                <w10:wrap type="topAndBottom" anchorx="margin"/>
               </v:shape>
             </w:pict>
           </mc:Fallback>
@@ -3450,24 +3580,99 @@
       </w:r>
       <w:r>
         <w:rPr>
+          <w:b/>
+          <w:bCs/>
+          <w:sz w:val="19"/>
+          <w:szCs w:val="19"/>
+        </w:rPr>
+        <w:t>Três mensagens foram exibidas</w:t>
+      </w:r>
+    </w:p>
+    <w:p>
+      <w:pPr>
+        <w:pStyle w:val="PargrafodaLista"/>
+        <w:tabs>
+          <w:tab w:val="left" w:pos="473"/>
+        </w:tabs>
+        <w:rPr>
+          <w:b/>
+          <w:bCs/>
+          <w:sz w:val="19"/>
+          <w:szCs w:val="19"/>
+        </w:rPr>
+      </w:pPr>
+    </w:p>
+    <w:p>
+      <w:pPr>
+        <w:pStyle w:val="PargrafodaLista"/>
+        <w:numPr>
+          <w:ilvl w:val="0"/>
+          <w:numId w:val="7"/>
+        </w:numPr>
+        <w:tabs>
+          <w:tab w:val="left" w:pos="473"/>
+        </w:tabs>
+        <w:ind w:hanging="211"/>
+        <w:rPr>
+          <w:b/>
+          <w:bCs/>
+          <w:sz w:val="19"/>
+          <w:szCs w:val="19"/>
+        </w:rPr>
+      </w:pPr>
+      <w:r>
+        <w:rPr>
+          <w:b/>
+          <w:bCs/>
+          <w:sz w:val="19"/>
+          <w:szCs w:val="19"/>
+        </w:rPr>
+        <w:t xml:space="preserve">O que aconteceu ao alterar o texto entre as </w:t>
+      </w:r>
+      <w:r>
+        <w:rPr>
+          <w:b/>
+          <w:bCs/>
+          <w:spacing w:val="-2"/>
+          <w:sz w:val="19"/>
+          <w:szCs w:val="19"/>
+        </w:rPr>
+        <w:t>aspas?</w:t>
+      </w:r>
+    </w:p>
+    <w:p>
+      <w:pPr>
+        <w:pStyle w:val="PargrafodaLista"/>
+        <w:tabs>
+          <w:tab w:val="left" w:pos="473"/>
+        </w:tabs>
+        <w:ind w:firstLine="0"/>
+        <w:rPr>
+          <w:b/>
+          <w:bCs/>
+          <w:sz w:val="19"/>
+          <w:szCs w:val="19"/>
+        </w:rPr>
+      </w:pPr>
+      <w:r>
+        <w:rPr>
           <w:noProof/>
-          <w:sz w:val="20"/>
         </w:rPr>
         <mc:AlternateContent>
           <mc:Choice Requires="wps">
             <w:drawing>
-              <wp:anchor distT="0" distB="0" distL="0" distR="0" simplePos="0" relativeHeight="251644928" behindDoc="1" locked="0" layoutInCell="1" allowOverlap="1" wp14:anchorId="5DB4548E" wp14:editId="6A1CC3FE">
+              <wp:anchor distT="0" distB="0" distL="0" distR="0" simplePos="0" relativeHeight="251652096" behindDoc="1" locked="0" layoutInCell="1" allowOverlap="1" wp14:anchorId="0EC5C497" wp14:editId="7BD3898F">
                 <wp:simplePos x="0" y="0"/>
-                <wp:positionH relativeFrom="page">
-                  <wp:posOffset>540000</wp:posOffset>
+                <wp:positionH relativeFrom="margin">
+                  <wp:align>center</wp:align>
                 </wp:positionH>
                 <wp:positionV relativeFrom="paragraph">
-                  <wp:posOffset>759479</wp:posOffset>
+                  <wp:posOffset>273050</wp:posOffset>
                 </wp:positionV>
                 <wp:extent cx="6480175" cy="1270"/>
                 <wp:effectExtent l="0" t="0" r="0" b="0"/>
                 <wp:wrapTopAndBottom/>
-                <wp:docPr id="34" name="Graphic 34"/>
+                <wp:docPr id="40" name="Graphic 40"/>
                 <wp:cNvGraphicFramePr>
                   <a:graphicFrameLocks xmlns:a="http://schemas.openxmlformats.org/drawingml/2006/main"/>
                 </wp:cNvGraphicFramePr>
@@ -3520,453 +3725,22 @@
           </mc:Choice>
           <mc:Fallback>
             <w:pict>
-              <v:shape w14:anchorId="5DE09338" id="Graphic 34" o:spid="_x0000_s1026" style="position:absolute;margin-left:42.5pt;margin-top:59.8pt;width:510.25pt;height:.1pt;z-index:-251671552;visibility:visible;mso-wrap-style:square;mso-wrap-distance-left:0;mso-wrap-distance-top:0;mso-wrap-distance-right:0;mso-wrap-distance-bottom:0;mso-position-horizontal:absolute;mso-position-horizontal-relative:page;mso-position-vertical:absolute;mso-position-vertical-relative:text;v-text-anchor:top" coordsize="6480175,1270" o:gfxdata="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" path="m,l6479999,e" filled="f" strokecolor="#9e9e9e" strokeweight=".45pt">
+              <v:shape w14:anchorId="39D3DA27" id="Graphic 40" o:spid="_x0000_s1026" style="position:absolute;margin-left:0;margin-top:21.5pt;width:510.25pt;height:.1pt;z-index:-251664384;visibility:visible;mso-wrap-style:square;mso-wrap-distance-left:0;mso-wrap-distance-top:0;mso-wrap-distance-right:0;mso-wrap-distance-bottom:0;mso-position-horizontal:center;mso-position-horizontal-relative:margin;mso-position-vertical:absolute;mso-position-vertical-relative:text;v-text-anchor:top" coordsize="6480175,1270" o:gfxdata="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" path="m,l6479999,e" filled="f" strokecolor="#9e9e9e" strokeweight=".45pt">
                 <v:path arrowok="t"/>
-                <w10:wrap type="topAndBottom" anchorx="page"/>
+                <w10:wrap type="topAndBottom" anchorx="margin"/>
               </v:shape>
             </w:pict>
           </mc:Fallback>
         </mc:AlternateContent>
       </w:r>
-    </w:p>
-    <w:p>
-      <w:pPr>
-        <w:pStyle w:val="PargrafodaLista"/>
-        <w:tabs>
-          <w:tab w:val="left" w:pos="473"/>
-        </w:tabs>
-        <w:spacing w:before="71"/>
-        <w:ind w:firstLine="0"/>
+      <w:r>
         <w:rPr>
           <w:b/>
           <w:bCs/>
           <w:sz w:val="19"/>
           <w:szCs w:val="19"/>
         </w:rPr>
-      </w:pPr>
-      <w:r>
-        <w:rPr>
-          <w:b/>
-          <w:bCs/>
-          <w:sz w:val="19"/>
-          <w:szCs w:val="19"/>
-        </w:rPr>
-        <w:drawing>
-          <wp:inline distT="0" distB="0" distL="0" distR="0" wp14:anchorId="0A45FCEC" wp14:editId="3A0495F1">
-            <wp:extent cx="2867425" cy="685896"/>
-            <wp:effectExtent l="0" t="0" r="0" b="0"/>
-            <wp:docPr id="201" name="Imagem 201"/>
-            <wp:cNvGraphicFramePr>
-              <a:graphicFrameLocks xmlns:a="http://schemas.openxmlformats.org/drawingml/2006/main" noChangeAspect="1"/>
-            </wp:cNvGraphicFramePr>
-            <a:graphic xmlns:a="http://schemas.openxmlformats.org/drawingml/2006/main">
-              <a:graphicData uri="http://schemas.openxmlformats.org/drawingml/2006/picture">
-                <pic:pic xmlns:pic="http://schemas.openxmlformats.org/drawingml/2006/picture">
-                  <pic:nvPicPr>
-                    <pic:cNvPr id="1" name=""/>
-                    <pic:cNvPicPr/>
-                  </pic:nvPicPr>
-                  <pic:blipFill>
-                    <a:blip r:embed="rId11"/>
-                    <a:stretch>
-                      <a:fillRect/>
-                    </a:stretch>
-                  </pic:blipFill>
-                  <pic:spPr>
-                    <a:xfrm>
-                      <a:off x="0" y="0"/>
-                      <a:ext cx="2867425" cy="685896"/>
-                    </a:xfrm>
-                    <a:prstGeom prst="rect">
-                      <a:avLst/>
-                    </a:prstGeom>
-                  </pic:spPr>
-                </pic:pic>
-              </a:graphicData>
-            </a:graphic>
-          </wp:inline>
-        </w:drawing>
-      </w:r>
-    </w:p>
-    <w:p>
-      <w:pPr>
-        <w:pStyle w:val="Corpodetexto"/>
-        <w:rPr>
-          <w:sz w:val="20"/>
-        </w:rPr>
-      </w:pPr>
-    </w:p>
-    <w:p>
-      <w:pPr>
-        <w:pStyle w:val="PargrafodaLista"/>
-        <w:numPr>
-          <w:ilvl w:val="0"/>
-          <w:numId w:val="7"/>
-        </w:numPr>
-        <w:tabs>
-          <w:tab w:val="left" w:pos="473"/>
-        </w:tabs>
-        <w:ind w:hanging="211"/>
-        <w:rPr>
-          <w:b/>
-          <w:bCs/>
-          <w:sz w:val="19"/>
-          <w:szCs w:val="19"/>
-        </w:rPr>
-      </w:pPr>
-      <w:r>
-        <w:rPr>
-          <w:b/>
-          <w:bCs/>
-          <w:sz w:val="19"/>
-          <w:szCs w:val="19"/>
-        </w:rPr>
-        <w:t xml:space="preserve">Quantas mensagens foram </w:t>
-      </w:r>
-      <w:r>
-        <w:rPr>
-          <w:b/>
-          <w:bCs/>
-          <w:spacing w:val="-2"/>
-          <w:sz w:val="19"/>
-          <w:szCs w:val="19"/>
-        </w:rPr>
-        <w:t>exibidas?</w:t>
-      </w:r>
-    </w:p>
-    <w:p>
-      <w:pPr>
-        <w:tabs>
-          <w:tab w:val="left" w:pos="473"/>
-        </w:tabs>
-        <w:rPr>
-          <w:b/>
-          <w:bCs/>
-          <w:sz w:val="19"/>
-          <w:szCs w:val="19"/>
-        </w:rPr>
-      </w:pPr>
-      <w:r>
-        <w:rPr>
-          <w:noProof/>
-        </w:rPr>
-        <mc:AlternateContent>
-          <mc:Choice Requires="wps">
-            <w:drawing>
-              <wp:anchor distT="0" distB="0" distL="0" distR="0" simplePos="0" relativeHeight="251648000" behindDoc="1" locked="0" layoutInCell="1" allowOverlap="1" wp14:anchorId="11B432A3" wp14:editId="49075ABA">
-                <wp:simplePos x="0" y="0"/>
-                <wp:positionH relativeFrom="page">
-                  <wp:posOffset>540000</wp:posOffset>
-                </wp:positionH>
-                <wp:positionV relativeFrom="paragraph">
-                  <wp:posOffset>759161</wp:posOffset>
-                </wp:positionV>
-                <wp:extent cx="6480175" cy="1270"/>
-                <wp:effectExtent l="0" t="0" r="0" b="0"/>
-                <wp:wrapTopAndBottom/>
-                <wp:docPr id="37" name="Graphic 37"/>
-                <wp:cNvGraphicFramePr>
-                  <a:graphicFrameLocks xmlns:a="http://schemas.openxmlformats.org/drawingml/2006/main"/>
-                </wp:cNvGraphicFramePr>
-                <a:graphic xmlns:a="http://schemas.openxmlformats.org/drawingml/2006/main">
-                  <a:graphicData uri="http://schemas.microsoft.com/office/word/2010/wordprocessingShape">
-                    <wps:wsp>
-                      <wps:cNvSpPr>
-                        <a:spLocks/>
-                      </wps:cNvSpPr>
-                      <wps:spPr>
-                        <a:xfrm>
-                          <a:off x="0" y="0"/>
-                          <a:ext cx="6480175" cy="1270"/>
-                        </a:xfrm>
-                        <a:custGeom>
-                          <a:avLst/>
-                          <a:gdLst/>
-                          <a:ahLst/>
-                          <a:cxnLst/>
-                          <a:rect l="l" t="t" r="r" b="b"/>
-                          <a:pathLst>
-                            <a:path w="6480175">
-                              <a:moveTo>
-                                <a:pt x="0" y="0"/>
-                              </a:moveTo>
-                              <a:lnTo>
-                                <a:pt x="6479999" y="0"/>
-                              </a:lnTo>
-                            </a:path>
-                          </a:pathLst>
-                        </a:custGeom>
-                        <a:ln w="5715">
-                          <a:solidFill>
-                            <a:srgbClr val="9E9E9E"/>
-                          </a:solidFill>
-                          <a:prstDash val="solid"/>
-                        </a:ln>
-                      </wps:spPr>
-                      <wps:bodyPr wrap="square" lIns="0" tIns="0" rIns="0" bIns="0" rtlCol="0">
-                        <a:prstTxWarp prst="textNoShape">
-                          <a:avLst/>
-                        </a:prstTxWarp>
-                        <a:noAutofit/>
-                      </wps:bodyPr>
-                    </wps:wsp>
-                  </a:graphicData>
-                </a:graphic>
-              </wp:anchor>
-            </w:drawing>
-          </mc:Choice>
-          <mc:Fallback>
-            <w:pict>
-              <v:shape w14:anchorId="68A8C348" id="Graphic 37" o:spid="_x0000_s1026" style="position:absolute;margin-left:42.5pt;margin-top:59.8pt;width:510.25pt;height:.1pt;z-index:-251668480;visibility:visible;mso-wrap-style:square;mso-wrap-distance-left:0;mso-wrap-distance-top:0;mso-wrap-distance-right:0;mso-wrap-distance-bottom:0;mso-position-horizontal:absolute;mso-position-horizontal-relative:page;mso-position-vertical:absolute;mso-position-vertical-relative:text;v-text-anchor:top" coordsize="6480175,1270" o:gfxdata="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" path="m,l6479999,e" filled="f" strokecolor="#9e9e9e" strokeweight=".45pt">
-                <v:path arrowok="t"/>
-                <w10:wrap type="topAndBottom" anchorx="page"/>
-              </v:shape>
-            </w:pict>
-          </mc:Fallback>
-        </mc:AlternateContent>
-      </w:r>
-      <w:r>
-        <w:rPr>
-          <w:b/>
-          <w:bCs/>
-          <w:sz w:val="19"/>
-          <w:szCs w:val="19"/>
-        </w:rPr>
-        <w:t>Três mensagens foram exibidas</w:t>
-      </w:r>
-    </w:p>
-    <w:p>
-      <w:pPr>
-        <w:pStyle w:val="PargrafodaLista"/>
-        <w:tabs>
-          <w:tab w:val="left" w:pos="473"/>
-        </w:tabs>
-        <w:rPr>
-          <w:b/>
-          <w:bCs/>
-          <w:sz w:val="19"/>
-          <w:szCs w:val="19"/>
-        </w:rPr>
-      </w:pPr>
-    </w:p>
-    <w:p>
-      <w:pPr>
-        <w:pStyle w:val="PargrafodaLista"/>
-        <w:numPr>
-          <w:ilvl w:val="0"/>
-          <w:numId w:val="7"/>
-        </w:numPr>
-        <w:tabs>
-          <w:tab w:val="left" w:pos="473"/>
-        </w:tabs>
-        <w:ind w:hanging="211"/>
-        <w:rPr>
-          <w:b/>
-          <w:bCs/>
-          <w:sz w:val="19"/>
-          <w:szCs w:val="19"/>
-        </w:rPr>
-      </w:pPr>
-      <w:r>
-        <w:rPr>
-          <w:b/>
-          <w:bCs/>
-          <w:sz w:val="19"/>
-          <w:szCs w:val="19"/>
-        </w:rPr>
-        <w:t xml:space="preserve">O que aconteceu ao alterar o texto entre as </w:t>
-      </w:r>
-      <w:r>
-        <w:rPr>
-          <w:b/>
-          <w:bCs/>
-          <w:spacing w:val="-2"/>
-          <w:sz w:val="19"/>
-          <w:szCs w:val="19"/>
-        </w:rPr>
-        <w:t>aspas?</w:t>
-      </w:r>
-    </w:p>
-    <w:p>
-      <w:pPr>
-        <w:pStyle w:val="PargrafodaLista"/>
-        <w:tabs>
-          <w:tab w:val="left" w:pos="473"/>
-        </w:tabs>
-        <w:ind w:firstLine="0"/>
-        <w:rPr>
-          <w:b/>
-          <w:bCs/>
-          <w:sz w:val="19"/>
-          <w:szCs w:val="19"/>
-        </w:rPr>
-      </w:pPr>
-      <w:r>
-        <w:rPr>
-          <w:b/>
-          <w:bCs/>
-          <w:sz w:val="19"/>
-          <w:szCs w:val="19"/>
-        </w:rPr>
         <w:t xml:space="preserve">Altera o texto exibido </w:t>
-      </w:r>
-      <w:r>
-        <w:rPr>
-          <w:noProof/>
-        </w:rPr>
-        <mc:AlternateContent>
-          <mc:Choice Requires="wps">
-            <w:drawing>
-              <wp:anchor distT="0" distB="0" distL="0" distR="0" simplePos="0" relativeHeight="251650048" behindDoc="1" locked="0" layoutInCell="1" allowOverlap="1" wp14:anchorId="3A305E4C" wp14:editId="6C9E6372">
-                <wp:simplePos x="0" y="0"/>
-                <wp:positionH relativeFrom="page">
-                  <wp:posOffset>540000</wp:posOffset>
-                </wp:positionH>
-                <wp:positionV relativeFrom="paragraph">
-                  <wp:posOffset>291160</wp:posOffset>
-                </wp:positionV>
-                <wp:extent cx="6480175" cy="1270"/>
-                <wp:effectExtent l="0" t="0" r="0" b="0"/>
-                <wp:wrapTopAndBottom/>
-                <wp:docPr id="38" name="Graphic 38"/>
-                <wp:cNvGraphicFramePr>
-                  <a:graphicFrameLocks xmlns:a="http://schemas.openxmlformats.org/drawingml/2006/main"/>
-                </wp:cNvGraphicFramePr>
-                <a:graphic xmlns:a="http://schemas.openxmlformats.org/drawingml/2006/main">
-                  <a:graphicData uri="http://schemas.microsoft.com/office/word/2010/wordprocessingShape">
-                    <wps:wsp>
-                      <wps:cNvSpPr>
-                        <a:spLocks/>
-                      </wps:cNvSpPr>
-                      <wps:spPr>
-                        <a:xfrm>
-                          <a:off x="0" y="0"/>
-                          <a:ext cx="6480175" cy="1270"/>
-                        </a:xfrm>
-                        <a:custGeom>
-                          <a:avLst/>
-                          <a:gdLst/>
-                          <a:ahLst/>
-                          <a:cxnLst/>
-                          <a:rect l="l" t="t" r="r" b="b"/>
-                          <a:pathLst>
-                            <a:path w="6480175">
-                              <a:moveTo>
-                                <a:pt x="0" y="0"/>
-                              </a:moveTo>
-                              <a:lnTo>
-                                <a:pt x="6479999" y="0"/>
-                              </a:lnTo>
-                            </a:path>
-                          </a:pathLst>
-                        </a:custGeom>
-                        <a:ln w="5715">
-                          <a:solidFill>
-                            <a:srgbClr val="9E9E9E"/>
-                          </a:solidFill>
-                          <a:prstDash val="solid"/>
-                        </a:ln>
-                      </wps:spPr>
-                      <wps:bodyPr wrap="square" lIns="0" tIns="0" rIns="0" bIns="0" rtlCol="0">
-                        <a:prstTxWarp prst="textNoShape">
-                          <a:avLst/>
-                        </a:prstTxWarp>
-                        <a:noAutofit/>
-                      </wps:bodyPr>
-                    </wps:wsp>
-                  </a:graphicData>
-                </a:graphic>
-              </wp:anchor>
-            </w:drawing>
-          </mc:Choice>
-          <mc:Fallback>
-            <w:pict>
-              <v:shape w14:anchorId="7A70B2D9" id="Graphic 38" o:spid="_x0000_s1026" style="position:absolute;margin-left:42.5pt;margin-top:22.95pt;width:510.25pt;height:.1pt;z-index:-251666432;visibility:visible;mso-wrap-style:square;mso-wrap-distance-left:0;mso-wrap-distance-top:0;mso-wrap-distance-right:0;mso-wrap-distance-bottom:0;mso-position-horizontal:absolute;mso-position-horizontal-relative:page;mso-position-vertical:absolute;mso-position-vertical-relative:text;v-text-anchor:top" coordsize="6480175,1270" o:gfxdata="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" path="m,l6479999,e" filled="f" strokecolor="#9e9e9e" strokeweight=".45pt">
-                <v:path arrowok="t"/>
-                <w10:wrap type="topAndBottom" anchorx="page"/>
-              </v:shape>
-            </w:pict>
-          </mc:Fallback>
-        </mc:AlternateContent>
-      </w:r>
-      <w:r>
-        <w:rPr>
-          <w:noProof/>
-        </w:rPr>
-        <mc:AlternateContent>
-          <mc:Choice Requires="wps">
-            <w:drawing>
-              <wp:anchor distT="0" distB="0" distL="0" distR="0" simplePos="0" relativeHeight="251652096" behindDoc="1" locked="0" layoutInCell="1" allowOverlap="1" wp14:anchorId="0EC5C497" wp14:editId="54139884">
-                <wp:simplePos x="0" y="0"/>
-                <wp:positionH relativeFrom="page">
-                  <wp:posOffset>540000</wp:posOffset>
-                </wp:positionH>
-                <wp:positionV relativeFrom="paragraph">
-                  <wp:posOffset>759160</wp:posOffset>
-                </wp:positionV>
-                <wp:extent cx="6480175" cy="1270"/>
-                <wp:effectExtent l="0" t="0" r="0" b="0"/>
-                <wp:wrapTopAndBottom/>
-                <wp:docPr id="40" name="Graphic 40"/>
-                <wp:cNvGraphicFramePr>
-                  <a:graphicFrameLocks xmlns:a="http://schemas.openxmlformats.org/drawingml/2006/main"/>
-                </wp:cNvGraphicFramePr>
-                <a:graphic xmlns:a="http://schemas.openxmlformats.org/drawingml/2006/main">
-                  <a:graphicData uri="http://schemas.microsoft.com/office/word/2010/wordprocessingShape">
-                    <wps:wsp>
-                      <wps:cNvSpPr>
-                        <a:spLocks/>
-                      </wps:cNvSpPr>
-                      <wps:spPr>
-                        <a:xfrm>
-                          <a:off x="0" y="0"/>
-                          <a:ext cx="6480175" cy="1270"/>
-                        </a:xfrm>
-                        <a:custGeom>
-                          <a:avLst/>
-                          <a:gdLst/>
-                          <a:ahLst/>
-                          <a:cxnLst/>
-                          <a:rect l="l" t="t" r="r" b="b"/>
-                          <a:pathLst>
-                            <a:path w="6480175">
-                              <a:moveTo>
-                                <a:pt x="0" y="0"/>
-                              </a:moveTo>
-                              <a:lnTo>
-                                <a:pt x="6479999" y="0"/>
-                              </a:lnTo>
-                            </a:path>
-                          </a:pathLst>
-                        </a:custGeom>
-                        <a:ln w="5715">
-                          <a:solidFill>
-                            <a:srgbClr val="9E9E9E"/>
-                          </a:solidFill>
-                          <a:prstDash val="solid"/>
-                        </a:ln>
-                      </wps:spPr>
-                      <wps:bodyPr wrap="square" lIns="0" tIns="0" rIns="0" bIns="0" rtlCol="0">
-                        <a:prstTxWarp prst="textNoShape">
-                          <a:avLst/>
-                        </a:prstTxWarp>
-                        <a:noAutofit/>
-                      </wps:bodyPr>
-                    </wps:wsp>
-                  </a:graphicData>
-                </a:graphic>
-              </wp:anchor>
-            </w:drawing>
-          </mc:Choice>
-          <mc:Fallback>
-            <w:pict>
-              <v:shape w14:anchorId="02C86F31" id="Graphic 40" o:spid="_x0000_s1026" style="position:absolute;margin-left:42.5pt;margin-top:59.8pt;width:510.25pt;height:.1pt;z-index:-251664384;visibility:visible;mso-wrap-style:square;mso-wrap-distance-left:0;mso-wrap-distance-top:0;mso-wrap-distance-right:0;mso-wrap-distance-bottom:0;mso-position-horizontal:absolute;mso-position-horizontal-relative:page;mso-position-vertical:absolute;mso-position-vertical-relative:text;v-text-anchor:top" coordsize="6480175,1270" o:gfxdata="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" path="m,l6479999,e" filled="f" strokecolor="#9e9e9e" strokeweight=".45pt">
-                <v:path arrowok="t"/>
-                <w10:wrap type="topAndBottom" anchorx="page"/>
-              </v:shape>
-            </w:pict>
-          </mc:Fallback>
-        </mc:AlternateContent>
       </w:r>
     </w:p>
     <w:p>
@@ -8864,7 +8638,7 @@
                 <w:rFonts w:ascii="Times New Roman"/>
                 <w:sz w:val="18"/>
               </w:rPr>
-              <w:t>42</w:t>
+              <w:t>16</w:t>
             </w:r>
           </w:p>
         </w:tc>
@@ -8919,9 +8693,106 @@
           <w:rFonts w:ascii="Times New Roman"/>
           <w:sz w:val="18"/>
         </w:rPr>
+      </w:pPr>
+    </w:p>
+    <w:p>
+      <w:pPr>
+        <w:rPr>
+          <w:rFonts w:ascii="Times New Roman" w:eastAsia="Arial MT" w:hAnsi="Arial MT" w:cs="Arial MT"/>
+          <w:sz w:val="18"/>
+        </w:rPr>
+      </w:pPr>
+    </w:p>
+    <w:p>
+      <w:pPr>
+        <w:ind w:firstLine="720"/>
+        <w:rPr>
+          <w:rFonts w:ascii="Times New Roman" w:eastAsia="Arial MT" w:hAnsi="Arial MT" w:cs="Arial MT"/>
+          <w:sz w:val="18"/>
+        </w:rPr>
+      </w:pPr>
+    </w:p>
+    <w:p>
+      <w:pPr>
+        <w:ind w:firstLine="720"/>
+        <w:rPr>
+          <w:rFonts w:ascii="Times New Roman" w:eastAsia="Arial MT" w:hAnsi="Arial MT" w:cs="Arial MT"/>
+          <w:sz w:val="18"/>
+        </w:rPr>
+      </w:pPr>
+    </w:p>
+    <w:p>
+      <w:pPr>
+        <w:ind w:firstLine="720"/>
+        <w:rPr>
+          <w:rFonts w:ascii="Times New Roman" w:eastAsia="Arial MT" w:hAnsi="Arial MT" w:cs="Arial MT"/>
+          <w:sz w:val="18"/>
+        </w:rPr>
+      </w:pPr>
+    </w:p>
+    <w:p>
+      <w:pPr>
+        <w:ind w:firstLine="720"/>
+        <w:rPr>
+          <w:rFonts w:ascii="Times New Roman" w:eastAsia="Arial MT" w:hAnsi="Arial MT" w:cs="Arial MT"/>
+          <w:sz w:val="18"/>
+        </w:rPr>
+      </w:pPr>
+      <w:r>
+        <w:rPr>
+          <w:rFonts w:ascii="Times New Roman" w:eastAsia="Arial MT" w:hAnsi="Arial MT" w:cs="Arial MT"/>
+          <w:sz w:val="18"/>
+        </w:rPr>
+        <w:drawing>
+          <wp:inline distT="0" distB="0" distL="0" distR="0" wp14:anchorId="61F1C202" wp14:editId="6E9C150B">
+            <wp:extent cx="6305550" cy="2060575"/>
+            <wp:effectExtent l="0" t="0" r="0" b="0"/>
+            <wp:docPr id="1941235348" name="Imagem 1"/>
+            <wp:cNvGraphicFramePr>
+              <a:graphicFrameLocks xmlns:a="http://schemas.openxmlformats.org/drawingml/2006/main" noChangeAspect="1"/>
+            </wp:cNvGraphicFramePr>
+            <a:graphic xmlns:a="http://schemas.openxmlformats.org/drawingml/2006/main">
+              <a:graphicData uri="http://schemas.openxmlformats.org/drawingml/2006/picture">
+                <pic:pic xmlns:pic="http://schemas.openxmlformats.org/drawingml/2006/picture">
+                  <pic:nvPicPr>
+                    <pic:cNvPr id="1941235348" name=""/>
+                    <pic:cNvPicPr/>
+                  </pic:nvPicPr>
+                  <pic:blipFill>
+                    <a:blip r:embed="rId16"/>
+                    <a:stretch>
+                      <a:fillRect/>
+                    </a:stretch>
+                  </pic:blipFill>
+                  <pic:spPr>
+                    <a:xfrm>
+                      <a:off x="0" y="0"/>
+                      <a:ext cx="6305550" cy="2060575"/>
+                    </a:xfrm>
+                    <a:prstGeom prst="rect">
+                      <a:avLst/>
+                    </a:prstGeom>
+                  </pic:spPr>
+                </pic:pic>
+              </a:graphicData>
+            </a:graphic>
+          </wp:inline>
+        </w:drawing>
+      </w:r>
+    </w:p>
+    <w:p>
+      <w:pPr>
+        <w:rPr>
+          <w:rFonts w:ascii="Times New Roman" w:eastAsia="Arial MT" w:hAnsi="Arial MT" w:cs="Arial MT"/>
+          <w:sz w:val="18"/>
+        </w:rPr>
+      </w:pPr>
+    </w:p>
+    <w:p>
+      <w:pPr>
         <w:sectPr>
-          <w:headerReference w:type="default" r:id="rId16"/>
-          <w:footerReference w:type="default" r:id="rId17"/>
+          <w:headerReference w:type="default" r:id="rId17"/>
+          <w:footerReference w:type="default" r:id="rId18"/>
           <w:pgSz w:w="11910" w:h="16840"/>
           <w:pgMar w:top="1380" w:right="708" w:bottom="660" w:left="708" w:header="774" w:footer="467" w:gutter="0"/>
           <w:cols w:space="720"/>
@@ -10575,7 +10446,19 @@
         <w:rPr>
           <w:sz w:val="20"/>
         </w:rPr>
-        <w:t xml:space="preserve">Resto de uma divisão </w:t>
+        <w:t xml:space="preserve">  </w:t>
+      </w:r>
+      <w:r>
+        <w:rPr>
+          <w:sz w:val="20"/>
+        </w:rPr>
+        <w:t>Não  teve r</w:t>
+      </w:r>
+      <w:r>
+        <w:rPr>
+          <w:sz w:val="20"/>
+        </w:rPr>
+        <w:t xml:space="preserve">esto de uma divisão </w:t>
       </w:r>
     </w:p>
     <w:p>
@@ -11173,7 +11056,61 @@
         <w:rPr>
           <w:sz w:val="20"/>
         </w:rPr>
-        <w:t>const preco = 25;  const quantidade = 2;  Produto : Biscoito Palhacitos, Valor total: 50</w:t>
+        <w:t xml:space="preserve">const preco = </w:t>
+      </w:r>
+      <w:r>
+        <w:rPr>
+          <w:sz w:val="20"/>
+        </w:rPr>
+        <w:t>200</w:t>
+      </w:r>
+      <w:r>
+        <w:rPr>
+          <w:sz w:val="20"/>
+        </w:rPr>
+        <w:t xml:space="preserve">;  const quantidade = </w:t>
+      </w:r>
+      <w:r>
+        <w:rPr>
+          <w:sz w:val="20"/>
+        </w:rPr>
+        <w:t>1</w:t>
+      </w:r>
+      <w:r>
+        <w:rPr>
+          <w:sz w:val="20"/>
+        </w:rPr>
+        <w:t xml:space="preserve">;  Produto : </w:t>
+      </w:r>
+      <w:r>
+        <w:rPr>
+          <w:sz w:val="20"/>
+        </w:rPr>
+        <w:t>moclhila</w:t>
+      </w:r>
+      <w:r>
+        <w:rPr>
+          <w:sz w:val="20"/>
+        </w:rPr>
+        <w:t>;</w:t>
+      </w:r>
+      <w:r>
+        <w:rPr>
+          <w:sz w:val="20"/>
+        </w:rPr>
+        <w:t xml:space="preserve"> </w:t>
+      </w:r>
+      <w:r>
+        <w:rPr>
+          <w:sz w:val="20"/>
+        </w:rPr>
+        <w:t xml:space="preserve"> Valor total: 200</w:t>
+      </w:r>
+      <w:r>
+        <w:rPr>
+          <w:sz w:val="20"/>
+        </w:rPr>
+        <w:t>;</w:t>
       </w:r>
     </w:p>
     <w:p>
@@ -11234,14 +11171,62 @@
         <w:rPr>
           <w:sz w:val="20"/>
         </w:rPr>
+      </w:pPr>
+    </w:p>
+    <w:p>
+      <w:pPr>
+        <w:pStyle w:val="Corpodetexto"/>
+        <w:rPr>
+          <w:sz w:val="20"/>
+        </w:rPr>
         <w:sectPr>
-          <w:headerReference w:type="default" r:id="rId18"/>
-          <w:footerReference w:type="default" r:id="rId19"/>
+          <w:headerReference w:type="default" r:id="rId19"/>
+          <w:footerReference w:type="default" r:id="rId20"/>
           <w:pgSz w:w="11910" w:h="16840"/>
           <w:pgMar w:top="1380" w:right="708" w:bottom="660" w:left="708" w:header="774" w:footer="467" w:gutter="0"/>
           <w:cols w:space="720"/>
         </w:sectPr>
       </w:pPr>
+      <w:r>
+        <w:rPr>
+          <w:sz w:val="20"/>
+        </w:rPr>
+        <w:drawing>
+          <wp:inline distT="0" distB="0" distL="0" distR="0" wp14:anchorId="0D292FE5" wp14:editId="31E7B982">
+            <wp:extent cx="6663690" cy="7181850"/>
+            <wp:effectExtent l="0" t="0" r="3810" b="0"/>
+            <wp:docPr id="304030806" name="Imagem 1"/>
+            <wp:cNvGraphicFramePr>
+              <a:graphicFrameLocks xmlns:a="http://schemas.openxmlformats.org/drawingml/2006/main" noChangeAspect="1"/>
+            </wp:cNvGraphicFramePr>
+            <a:graphic xmlns:a="http://schemas.openxmlformats.org/drawingml/2006/main">
+              <a:graphicData uri="http://schemas.openxmlformats.org/drawingml/2006/picture">
+                <pic:pic xmlns:pic="http://schemas.openxmlformats.org/drawingml/2006/picture">
+                  <pic:nvPicPr>
+                    <pic:cNvPr id="304030806" name=""/>
+                    <pic:cNvPicPr/>
+                  </pic:nvPicPr>
+                  <pic:blipFill>
+                    <a:blip r:embed="rId21"/>
+                    <a:stretch>
+                      <a:fillRect/>
+                    </a:stretch>
+                  </pic:blipFill>
+                  <pic:spPr>
+                    <a:xfrm>
+                      <a:off x="0" y="0"/>
+                      <a:ext cx="6663690" cy="7181850"/>
+                    </a:xfrm>
+                    <a:prstGeom prst="rect">
+                      <a:avLst/>
+                    </a:prstGeom>
+                  </pic:spPr>
+                </pic:pic>
+              </a:graphicData>
+            </a:graphic>
+          </wp:inline>
+        </w:drawing>
+      </w:r>
     </w:p>
     <w:p>
       <w:pPr>
@@ -12771,11 +12756,50 @@
     <w:p>
       <w:pPr>
         <w:pStyle w:val="Corpodetexto"/>
-        <w:spacing w:before="204"/>
-        <w:rPr>
-          <w:sz w:val="20"/>
-        </w:rPr>
-      </w:pPr>
+        <w:rPr>
+          <w:sz w:val="20"/>
+        </w:rPr>
+      </w:pPr>
+      <w:r>
+        <w:rPr>
+          <w:sz w:val="20"/>
+        </w:rPr>
+        <w:drawing>
+          <wp:inline distT="0" distB="0" distL="0" distR="0" wp14:anchorId="4DBA755C" wp14:editId="6A44C74C">
+            <wp:extent cx="5372101" cy="2009775"/>
+            <wp:effectExtent l="0" t="0" r="0" b="9525"/>
+            <wp:docPr id="1253064667" name="Imagem 1"/>
+            <wp:cNvGraphicFramePr>
+              <a:graphicFrameLocks xmlns:a="http://schemas.openxmlformats.org/drawingml/2006/main" noChangeAspect="1"/>
+            </wp:cNvGraphicFramePr>
+            <a:graphic xmlns:a="http://schemas.openxmlformats.org/drawingml/2006/main">
+              <a:graphicData uri="http://schemas.openxmlformats.org/drawingml/2006/picture">
+                <pic:pic xmlns:pic="http://schemas.openxmlformats.org/drawingml/2006/picture">
+                  <pic:nvPicPr>
+                    <pic:cNvPr id="1253064667" name=""/>
+                    <pic:cNvPicPr/>
+                  </pic:nvPicPr>
+                  <pic:blipFill>
+                    <a:blip r:embed="rId22"/>
+                    <a:stretch>
+                      <a:fillRect/>
+                    </a:stretch>
+                  </pic:blipFill>
+                  <pic:spPr>
+                    <a:xfrm>
+                      <a:off x="0" y="0"/>
+                      <a:ext cx="5372867" cy="2010062"/>
+                    </a:xfrm>
+                    <a:prstGeom prst="rect">
+                      <a:avLst/>
+                    </a:prstGeom>
+                  </pic:spPr>
+                </pic:pic>
+              </a:graphicData>
+            </a:graphic>
+          </wp:inline>
+        </w:drawing>
+      </w:r>
     </w:p>
     <w:p>
       <w:pPr>
@@ -12800,8 +12824,8 @@
           <w:sz w:val="20"/>
         </w:rPr>
         <w:sectPr>
-          <w:headerReference w:type="default" r:id="rId20"/>
-          <w:footerReference w:type="default" r:id="rId21"/>
+          <w:headerReference w:type="default" r:id="rId23"/>
+          <w:footerReference w:type="default" r:id="rId24"/>
           <w:pgSz w:w="11910" w:h="16840"/>
           <w:pgMar w:top="1380" w:right="708" w:bottom="660" w:left="708" w:header="774" w:footer="467" w:gutter="0"/>
           <w:cols w:space="720"/>
@@ -14359,16 +14383,19 @@
     </w:p>
     <w:p>
       <w:pPr>
-        <w:pStyle w:val="Corpodetexto"/>
-        <w:spacing w:before="204"/>
-        <w:rPr>
-          <w:sz w:val="20"/>
+        <w:pStyle w:val="PargrafodaLista"/>
+        <w:tabs>
+          <w:tab w:val="left" w:pos="473"/>
+        </w:tabs>
+        <w:ind w:firstLine="0"/>
+        <w:rPr>
+          <w:b/>
+          <w:sz w:val="19"/>
         </w:rPr>
       </w:pPr>
       <w:r>
         <w:rPr>
           <w:noProof/>
-          <w:sz w:val="20"/>
         </w:rPr>
         <mc:AlternateContent>
           <mc:Choice Requires="wps">
@@ -14445,166 +14472,6 @@
           </mc:Fallback>
         </mc:AlternateContent>
       </w:r>
-      <w:r>
-        <w:rPr>
-          <w:noProof/>
-          <w:sz w:val="20"/>
-        </w:rPr>
-        <mc:AlternateContent>
-          <mc:Choice Requires="wps">
-            <w:drawing>
-              <wp:anchor distT="0" distB="0" distL="0" distR="0" simplePos="0" relativeHeight="251658362" behindDoc="1" locked="0" layoutInCell="1" allowOverlap="1" wp14:anchorId="006F3BD3" wp14:editId="4656CF70">
-                <wp:simplePos x="0" y="0"/>
-                <wp:positionH relativeFrom="page">
-                  <wp:posOffset>540000</wp:posOffset>
-                </wp:positionH>
-                <wp:positionV relativeFrom="paragraph">
-                  <wp:posOffset>525161</wp:posOffset>
-                </wp:positionV>
-                <wp:extent cx="6480175" cy="1270"/>
-                <wp:effectExtent l="0" t="0" r="0" b="0"/>
-                <wp:wrapTopAndBottom/>
-                <wp:docPr id="159" name="Graphic 159"/>
-                <wp:cNvGraphicFramePr>
-                  <a:graphicFrameLocks xmlns:a="http://schemas.openxmlformats.org/drawingml/2006/main"/>
-                </wp:cNvGraphicFramePr>
-                <a:graphic xmlns:a="http://schemas.openxmlformats.org/drawingml/2006/main">
-                  <a:graphicData uri="http://schemas.microsoft.com/office/word/2010/wordprocessingShape">
-                    <wps:wsp>
-                      <wps:cNvSpPr>
-                        <a:spLocks/>
-                      </wps:cNvSpPr>
-                      <wps:spPr>
-                        <a:xfrm>
-                          <a:off x="0" y="0"/>
-                          <a:ext cx="6480175" cy="1270"/>
-                        </a:xfrm>
-                        <a:custGeom>
-                          <a:avLst/>
-                          <a:gdLst/>
-                          <a:ahLst/>
-                          <a:cxnLst/>
-                          <a:rect l="l" t="t" r="r" b="b"/>
-                          <a:pathLst>
-                            <a:path w="6480175">
-                              <a:moveTo>
-                                <a:pt x="0" y="0"/>
-                              </a:moveTo>
-                              <a:lnTo>
-                                <a:pt x="6479999" y="0"/>
-                              </a:lnTo>
-                            </a:path>
-                          </a:pathLst>
-                        </a:custGeom>
-                        <a:ln w="5715">
-                          <a:solidFill>
-                            <a:srgbClr val="9E9E9E"/>
-                          </a:solidFill>
-                          <a:prstDash val="solid"/>
-                        </a:ln>
-                      </wps:spPr>
-                      <wps:bodyPr wrap="square" lIns="0" tIns="0" rIns="0" bIns="0" rtlCol="0">
-                        <a:prstTxWarp prst="textNoShape">
-                          <a:avLst/>
-                        </a:prstTxWarp>
-                        <a:noAutofit/>
-                      </wps:bodyPr>
-                    </wps:wsp>
-                  </a:graphicData>
-                </a:graphic>
-              </wp:anchor>
-            </w:drawing>
-          </mc:Choice>
-          <mc:Fallback>
-            <w:pict>
-              <v:shape w14:anchorId="3C8B53B7" id="Graphic 159" o:spid="_x0000_s1026" style="position:absolute;margin-left:42.5pt;margin-top:41.35pt;width:510.25pt;height:.1pt;z-index:-251658118;visibility:visible;mso-wrap-style:square;mso-wrap-distance-left:0;mso-wrap-distance-top:0;mso-wrap-distance-right:0;mso-wrap-distance-bottom:0;mso-position-horizontal:absolute;mso-position-horizontal-relative:page;mso-position-vertical:absolute;mso-position-vertical-relative:text;v-text-anchor:top" coordsize="6480175,1270" o:gfxdata="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" path="m,l6479999,e" filled="f" strokecolor="#9e9e9e" strokeweight=".45pt">
-                <v:path arrowok="t"/>
-                <w10:wrap type="topAndBottom" anchorx="page"/>
-              </v:shape>
-            </w:pict>
-          </mc:Fallback>
-        </mc:AlternateContent>
-      </w:r>
-      <w:r>
-        <w:rPr>
-          <w:noProof/>
-          <w:sz w:val="20"/>
-        </w:rPr>
-        <mc:AlternateContent>
-          <mc:Choice Requires="wps">
-            <w:drawing>
-              <wp:anchor distT="0" distB="0" distL="0" distR="0" simplePos="0" relativeHeight="251658363" behindDoc="1" locked="0" layoutInCell="1" allowOverlap="1" wp14:anchorId="0B60E7F7" wp14:editId="1FAF995E">
-                <wp:simplePos x="0" y="0"/>
-                <wp:positionH relativeFrom="page">
-                  <wp:posOffset>540000</wp:posOffset>
-                </wp:positionH>
-                <wp:positionV relativeFrom="paragraph">
-                  <wp:posOffset>759161</wp:posOffset>
-                </wp:positionV>
-                <wp:extent cx="6480175" cy="1270"/>
-                <wp:effectExtent l="0" t="0" r="0" b="0"/>
-                <wp:wrapTopAndBottom/>
-                <wp:docPr id="160" name="Graphic 160"/>
-                <wp:cNvGraphicFramePr>
-                  <a:graphicFrameLocks xmlns:a="http://schemas.openxmlformats.org/drawingml/2006/main"/>
-                </wp:cNvGraphicFramePr>
-                <a:graphic xmlns:a="http://schemas.openxmlformats.org/drawingml/2006/main">
-                  <a:graphicData uri="http://schemas.microsoft.com/office/word/2010/wordprocessingShape">
-                    <wps:wsp>
-                      <wps:cNvSpPr>
-                        <a:spLocks/>
-                      </wps:cNvSpPr>
-                      <wps:spPr>
-                        <a:xfrm>
-                          <a:off x="0" y="0"/>
-                          <a:ext cx="6480175" cy="1270"/>
-                        </a:xfrm>
-                        <a:custGeom>
-                          <a:avLst/>
-                          <a:gdLst/>
-                          <a:ahLst/>
-                          <a:cxnLst/>
-                          <a:rect l="l" t="t" r="r" b="b"/>
-                          <a:pathLst>
-                            <a:path w="6480175">
-                              <a:moveTo>
-                                <a:pt x="0" y="0"/>
-                              </a:moveTo>
-                              <a:lnTo>
-                                <a:pt x="6479999" y="0"/>
-                              </a:lnTo>
-                            </a:path>
-                          </a:pathLst>
-                        </a:custGeom>
-                        <a:ln w="5715">
-                          <a:solidFill>
-                            <a:srgbClr val="9E9E9E"/>
-                          </a:solidFill>
-                          <a:prstDash val="solid"/>
-                        </a:ln>
-                      </wps:spPr>
-                      <wps:bodyPr wrap="square" lIns="0" tIns="0" rIns="0" bIns="0" rtlCol="0">
-                        <a:prstTxWarp prst="textNoShape">
-                          <a:avLst/>
-                        </a:prstTxWarp>
-                        <a:noAutofit/>
-                      </wps:bodyPr>
-                    </wps:wsp>
-                  </a:graphicData>
-                </a:graphic>
-              </wp:anchor>
-            </w:drawing>
-          </mc:Choice>
-          <mc:Fallback>
-            <w:pict>
-              <v:shape w14:anchorId="20DD0045" id="Graphic 160" o:spid="_x0000_s1026" style="position:absolute;margin-left:42.5pt;margin-top:59.8pt;width:510.25pt;height:.1pt;z-index:-251658117;visibility:visible;mso-wrap-style:square;mso-wrap-distance-left:0;mso-wrap-distance-top:0;mso-wrap-distance-right:0;mso-wrap-distance-bottom:0;mso-position-horizontal:absolute;mso-position-horizontal-relative:page;mso-position-vertical:absolute;mso-position-vertical-relative:text;v-text-anchor:top" coordsize="6480175,1270" o:gfxdata="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" path="m,l6479999,e" filled="f" strokecolor="#9e9e9e" strokeweight=".45pt">
-                <v:path arrowok="t"/>
-                <w10:wrap type="topAndBottom" anchorx="page"/>
-              </v:shape>
-            </w:pict>
-          </mc:Fallback>
-        </mc:AlternateContent>
-      </w:r>
     </w:p>
     <w:p>
       <w:pPr>
@@ -14612,30 +14479,54 @@
         <w:rPr>
           <w:sz w:val="20"/>
         </w:rPr>
-      </w:pPr>
-    </w:p>
-    <w:p>
-      <w:pPr>
-        <w:pStyle w:val="Corpodetexto"/>
-        <w:rPr>
-          <w:sz w:val="20"/>
-        </w:rPr>
-      </w:pPr>
-    </w:p>
-    <w:p>
-      <w:pPr>
-        <w:pStyle w:val="Corpodetexto"/>
-        <w:rPr>
-          <w:sz w:val="20"/>
-        </w:rPr>
         <w:sectPr>
-          <w:headerReference w:type="default" r:id="rId22"/>
-          <w:footerReference w:type="default" r:id="rId23"/>
+          <w:headerReference w:type="default" r:id="rId25"/>
+          <w:footerReference w:type="default" r:id="rId26"/>
           <w:pgSz w:w="11910" w:h="16840"/>
           <w:pgMar w:top="1380" w:right="708" w:bottom="660" w:left="708" w:header="774" w:footer="467" w:gutter="0"/>
           <w:cols w:space="720"/>
         </w:sectPr>
       </w:pPr>
+      <w:r>
+        <w:rPr>
+          <w:sz w:val="20"/>
+        </w:rPr>
+        <w:drawing>
+          <wp:inline distT="0" distB="0" distL="0" distR="0" wp14:anchorId="55BBD707" wp14:editId="2A9D9289">
+            <wp:extent cx="6663690" cy="1310640"/>
+            <wp:effectExtent l="0" t="0" r="3810" b="3810"/>
+            <wp:docPr id="2068839878" name="Imagem 1"/>
+            <wp:cNvGraphicFramePr>
+              <a:graphicFrameLocks xmlns:a="http://schemas.openxmlformats.org/drawingml/2006/main" noChangeAspect="1"/>
+            </wp:cNvGraphicFramePr>
+            <a:graphic xmlns:a="http://schemas.openxmlformats.org/drawingml/2006/main">
+              <a:graphicData uri="http://schemas.openxmlformats.org/drawingml/2006/picture">
+                <pic:pic xmlns:pic="http://schemas.openxmlformats.org/drawingml/2006/picture">
+                  <pic:nvPicPr>
+                    <pic:cNvPr id="2068839878" name=""/>
+                    <pic:cNvPicPr/>
+                  </pic:nvPicPr>
+                  <pic:blipFill>
+                    <a:blip r:embed="rId27"/>
+                    <a:stretch>
+                      <a:fillRect/>
+                    </a:stretch>
+                  </pic:blipFill>
+                  <pic:spPr>
+                    <a:xfrm>
+                      <a:off x="0" y="0"/>
+                      <a:ext cx="6663690" cy="1310640"/>
+                    </a:xfrm>
+                    <a:prstGeom prst="rect">
+                      <a:avLst/>
+                    </a:prstGeom>
+                  </pic:spPr>
+                </pic:pic>
+              </a:graphicData>
+            </a:graphic>
+          </wp:inline>
+        </w:drawing>
+      </w:r>
     </w:p>
     <w:p>
       <w:pPr>
@@ -14809,7 +14700,7 @@
                 <w:rFonts w:ascii="Times New Roman"/>
                 <w:sz w:val="18"/>
               </w:rPr>
-              <w:t>Samira emily dalosto</w:t>
+              <w:t xml:space="preserve">Samira </w:t>
             </w:r>
           </w:p>
         </w:tc>
@@ -14911,7 +14802,7 @@
                 <w:rFonts w:ascii="Times New Roman"/>
                 <w:sz w:val="18"/>
               </w:rPr>
-              <w:t>9</w:t>
+              <w:t>100</w:t>
             </w:r>
           </w:p>
         </w:tc>
@@ -14965,7 +14856,7 @@
                 <w:rFonts w:ascii="Times New Roman"/>
                 <w:sz w:val="18"/>
               </w:rPr>
-              <w:t>8</w:t>
+              <w:t>100</w:t>
             </w:r>
           </w:p>
         </w:tc>
@@ -15354,7 +15245,7 @@
         <w:rPr>
           <w:sz w:val="20"/>
         </w:rPr>
-        <w:t>8.5</w:t>
+        <w:t>100</w:t>
       </w:r>
     </w:p>
     <w:p>
@@ -15649,7 +15540,13 @@
         <w:rPr>
           <w:sz w:val="20"/>
         </w:rPr>
-        <w:t xml:space="preserve">no periodo escolar </w:t>
+        <w:t xml:space="preserve">Apenas uma </w:t>
+      </w:r>
+      <w:r>
+        <w:rPr>
+          <w:sz w:val="20"/>
+        </w:rPr>
+        <w:t xml:space="preserve">do periodo escolar </w:t>
       </w:r>
     </w:p>
     <w:p>
@@ -15697,186 +15594,16 @@
           <w:spacing w:val="-2"/>
           <w:sz w:val="19"/>
         </w:rPr>
-        <w:t>realiza.</w:t>
-      </w:r>
-    </w:p>
-    <w:p>
-      <w:pPr>
-        <w:pStyle w:val="Corpodetexto"/>
-        <w:spacing w:before="204"/>
-        <w:rPr>
-          <w:sz w:val="20"/>
-        </w:rPr>
-      </w:pPr>
+        <w:t>realiza</w:t>
+      </w:r>
       <w:r>
         <w:rPr>
           <w:noProof/>
-          <w:sz w:val="20"/>
         </w:rPr>
         <mc:AlternateContent>
           <mc:Choice Requires="wps">
             <w:drawing>
-              <wp:anchor distT="0" distB="0" distL="0" distR="0" simplePos="0" relativeHeight="251658369" behindDoc="1" locked="0" layoutInCell="1" allowOverlap="1" wp14:anchorId="3B7CE893" wp14:editId="41F31EE7">
-                <wp:simplePos x="0" y="0"/>
-                <wp:positionH relativeFrom="page">
-                  <wp:posOffset>540000</wp:posOffset>
-                </wp:positionH>
-                <wp:positionV relativeFrom="paragraph">
-                  <wp:posOffset>291161</wp:posOffset>
-                </wp:positionV>
-                <wp:extent cx="6480175" cy="1270"/>
-                <wp:effectExtent l="0" t="0" r="0" b="0"/>
-                <wp:wrapTopAndBottom/>
-                <wp:docPr id="171" name="Graphic 171"/>
-                <wp:cNvGraphicFramePr>
-                  <a:graphicFrameLocks xmlns:a="http://schemas.openxmlformats.org/drawingml/2006/main"/>
-                </wp:cNvGraphicFramePr>
-                <a:graphic xmlns:a="http://schemas.openxmlformats.org/drawingml/2006/main">
-                  <a:graphicData uri="http://schemas.microsoft.com/office/word/2010/wordprocessingShape">
-                    <wps:wsp>
-                      <wps:cNvSpPr>
-                        <a:spLocks/>
-                      </wps:cNvSpPr>
-                      <wps:spPr>
-                        <a:xfrm>
-                          <a:off x="0" y="0"/>
-                          <a:ext cx="6480175" cy="1270"/>
-                        </a:xfrm>
-                        <a:custGeom>
-                          <a:avLst/>
-                          <a:gdLst/>
-                          <a:ahLst/>
-                          <a:cxnLst/>
-                          <a:rect l="l" t="t" r="r" b="b"/>
-                          <a:pathLst>
-                            <a:path w="6480175">
-                              <a:moveTo>
-                                <a:pt x="0" y="0"/>
-                              </a:moveTo>
-                              <a:lnTo>
-                                <a:pt x="6479999" y="0"/>
-                              </a:lnTo>
-                            </a:path>
-                          </a:pathLst>
-                        </a:custGeom>
-                        <a:ln w="5715">
-                          <a:solidFill>
-                            <a:srgbClr val="9E9E9E"/>
-                          </a:solidFill>
-                          <a:prstDash val="solid"/>
-                        </a:ln>
-                      </wps:spPr>
-                      <wps:bodyPr wrap="square" lIns="0" tIns="0" rIns="0" bIns="0" rtlCol="0">
-                        <a:prstTxWarp prst="textNoShape">
-                          <a:avLst/>
-                        </a:prstTxWarp>
-                        <a:noAutofit/>
-                      </wps:bodyPr>
-                    </wps:wsp>
-                  </a:graphicData>
-                </a:graphic>
-              </wp:anchor>
-            </w:drawing>
-          </mc:Choice>
-          <mc:Fallback>
-            <w:pict>
-              <v:shape w14:anchorId="01FF0EC4" id="Graphic 171" o:spid="_x0000_s1026" style="position:absolute;margin-left:42.5pt;margin-top:22.95pt;width:510.25pt;height:.1pt;z-index:-251658111;visibility:visible;mso-wrap-style:square;mso-wrap-distance-left:0;mso-wrap-distance-top:0;mso-wrap-distance-right:0;mso-wrap-distance-bottom:0;mso-position-horizontal:absolute;mso-position-horizontal-relative:page;mso-position-vertical:absolute;mso-position-vertical-relative:text;v-text-anchor:top" coordsize="6480175,1270" o:gfxdata="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" path="m,l6479999,e" filled="f" strokecolor="#9e9e9e" strokeweight=".45pt">
-                <v:path arrowok="t"/>
-                <w10:wrap type="topAndBottom" anchorx="page"/>
-              </v:shape>
-            </w:pict>
-          </mc:Fallback>
-        </mc:AlternateContent>
-      </w:r>
-      <w:r>
-        <w:rPr>
-          <w:noProof/>
-          <w:sz w:val="20"/>
-        </w:rPr>
-        <mc:AlternateContent>
-          <mc:Choice Requires="wps">
-            <w:drawing>
-              <wp:anchor distT="0" distB="0" distL="0" distR="0" simplePos="0" relativeHeight="251658370" behindDoc="1" locked="0" layoutInCell="1" allowOverlap="1" wp14:anchorId="26F5530B" wp14:editId="2C7F9FA5">
-                <wp:simplePos x="0" y="0"/>
-                <wp:positionH relativeFrom="page">
-                  <wp:posOffset>540000</wp:posOffset>
-                </wp:positionH>
-                <wp:positionV relativeFrom="paragraph">
-                  <wp:posOffset>525161</wp:posOffset>
-                </wp:positionV>
-                <wp:extent cx="6480175" cy="1270"/>
-                <wp:effectExtent l="0" t="0" r="0" b="0"/>
-                <wp:wrapTopAndBottom/>
-                <wp:docPr id="172" name="Graphic 172"/>
-                <wp:cNvGraphicFramePr>
-                  <a:graphicFrameLocks xmlns:a="http://schemas.openxmlformats.org/drawingml/2006/main"/>
-                </wp:cNvGraphicFramePr>
-                <a:graphic xmlns:a="http://schemas.openxmlformats.org/drawingml/2006/main">
-                  <a:graphicData uri="http://schemas.microsoft.com/office/word/2010/wordprocessingShape">
-                    <wps:wsp>
-                      <wps:cNvSpPr>
-                        <a:spLocks/>
-                      </wps:cNvSpPr>
-                      <wps:spPr>
-                        <a:xfrm>
-                          <a:off x="0" y="0"/>
-                          <a:ext cx="6480175" cy="1270"/>
-                        </a:xfrm>
-                        <a:custGeom>
-                          <a:avLst/>
-                          <a:gdLst/>
-                          <a:ahLst/>
-                          <a:cxnLst/>
-                          <a:rect l="l" t="t" r="r" b="b"/>
-                          <a:pathLst>
-                            <a:path w="6480175">
-                              <a:moveTo>
-                                <a:pt x="0" y="0"/>
-                              </a:moveTo>
-                              <a:lnTo>
-                                <a:pt x="6479999" y="0"/>
-                              </a:lnTo>
-                            </a:path>
-                          </a:pathLst>
-                        </a:custGeom>
-                        <a:ln w="5715">
-                          <a:solidFill>
-                            <a:srgbClr val="9E9E9E"/>
-                          </a:solidFill>
-                          <a:prstDash val="solid"/>
-                        </a:ln>
-                      </wps:spPr>
-                      <wps:bodyPr wrap="square" lIns="0" tIns="0" rIns="0" bIns="0" rtlCol="0">
-                        <a:prstTxWarp prst="textNoShape">
-                          <a:avLst/>
-                        </a:prstTxWarp>
-                        <a:noAutofit/>
-                      </wps:bodyPr>
-                    </wps:wsp>
-                  </a:graphicData>
-                </a:graphic>
-              </wp:anchor>
-            </w:drawing>
-          </mc:Choice>
-          <mc:Fallback>
-            <w:pict>
-              <v:shape w14:anchorId="0131D32C" id="Graphic 172" o:spid="_x0000_s1026" style="position:absolute;margin-left:42.5pt;margin-top:41.35pt;width:510.25pt;height:.1pt;z-index:-251658110;visibility:visible;mso-wrap-style:square;mso-wrap-distance-left:0;mso-wrap-distance-top:0;mso-wrap-distance-right:0;mso-wrap-distance-bottom:0;mso-position-horizontal:absolute;mso-position-horizontal-relative:page;mso-position-vertical:absolute;mso-position-vertical-relative:text;v-text-anchor:top" coordsize="6480175,1270" o:gfxdata="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" path="m,l6479999,e" filled="f" strokecolor="#9e9e9e" strokeweight=".45pt">
-                <v:path arrowok="t"/>
-                <w10:wrap type="topAndBottom" anchorx="page"/>
-              </v:shape>
-            </w:pict>
-          </mc:Fallback>
-        </mc:AlternateContent>
-      </w:r>
-      <w:r>
-        <w:rPr>
-          <w:noProof/>
-          <w:sz w:val="20"/>
-        </w:rPr>
-        <mc:AlternateContent>
-          <mc:Choice Requires="wps">
-            <w:drawing>
-              <wp:anchor distT="0" distB="0" distL="0" distR="0" simplePos="0" relativeHeight="251658371" behindDoc="1" locked="0" layoutInCell="1" allowOverlap="1" wp14:anchorId="371C3DD5" wp14:editId="517CD365">
+              <wp:anchor distT="0" distB="0" distL="0" distR="0" simplePos="0" relativeHeight="251658371" behindDoc="1" locked="0" layoutInCell="1" allowOverlap="1" wp14:anchorId="371C3DD5" wp14:editId="14C278E2">
                 <wp:simplePos x="0" y="0"/>
                 <wp:positionH relativeFrom="page">
                   <wp:posOffset>540000</wp:posOffset>
@@ -15940,7 +15667,7 @@
           </mc:Choice>
           <mc:Fallback>
             <w:pict>
-              <v:shape w14:anchorId="2D2132C9" id="Graphic 173" o:spid="_x0000_s1026" style="position:absolute;margin-left:42.5pt;margin-top:59.8pt;width:510.25pt;height:.1pt;z-index:-251658109;visibility:visible;mso-wrap-style:square;mso-wrap-distance-left:0;mso-wrap-distance-top:0;mso-wrap-distance-right:0;mso-wrap-distance-bottom:0;mso-position-horizontal:absolute;mso-position-horizontal-relative:page;mso-position-vertical:absolute;mso-position-vertical-relative:text;v-text-anchor:top" coordsize="6480175,1270" o:gfxdata="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" path="m,l6479999,e" filled="f" strokecolor="#9e9e9e" strokeweight=".45pt">
+              <v:shape w14:anchorId="54DDF67D" id="Graphic 173" o:spid="_x0000_s1026" style="position:absolute;margin-left:42.5pt;margin-top:59.8pt;width:510.25pt;height:.1pt;z-index:-251658109;visibility:visible;mso-wrap-style:square;mso-wrap-distance-left:0;mso-wrap-distance-top:0;mso-wrap-distance-right:0;mso-wrap-distance-bottom:0;mso-position-horizontal:absolute;mso-position-horizontal-relative:page;mso-position-vertical:absolute;mso-position-vertical-relative:text;v-text-anchor:top" coordsize="6480175,1270" o:gfxdata="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" path="m,l6479999,e" filled="f" strokecolor="#9e9e9e" strokeweight=".45pt">
                 <v:path arrowok="t"/>
                 <w10:wrap type="topAndBottom" anchorx="page"/>
               </v:shape>
@@ -15951,7 +15678,6 @@
       <w:r>
         <w:rPr>
           <w:noProof/>
-          <w:sz w:val="20"/>
         </w:rPr>
         <mc:AlternateContent>
           <mc:Choice Requires="wps">
@@ -16030,34 +15756,49 @@
       </w:r>
       <w:r>
         <w:rPr>
-          <w:sz w:val="20"/>
-        </w:rPr>
-        <w:t xml:space="preserve">Tive um pouco de dificuldade para resolver a parte do programa  </w:t>
-      </w:r>
-    </w:p>
-    <w:p>
-      <w:pPr>
-        <w:pStyle w:val="Corpodetexto"/>
-        <w:rPr>
-          <w:sz w:val="20"/>
-        </w:rPr>
-      </w:pPr>
-    </w:p>
-    <w:p>
-      <w:pPr>
-        <w:pStyle w:val="Corpodetexto"/>
-        <w:rPr>
-          <w:sz w:val="20"/>
-        </w:rPr>
-      </w:pPr>
-    </w:p>
-    <w:p>
-      <w:pPr>
-        <w:pStyle w:val="Corpodetexto"/>
-        <w:rPr>
-          <w:sz w:val="20"/>
-        </w:rPr>
-      </w:pPr>
+          <w:b/>
+          <w:spacing w:val="-2"/>
+          <w:sz w:val="19"/>
+        </w:rPr>
+        <w:t>.</w:t>
+      </w:r>
+      <w:r>
+        <w:drawing>
+          <wp:inline distT="0" distB="0" distL="0" distR="0" wp14:anchorId="43C6EF27" wp14:editId="2557FDCE">
+            <wp:extent cx="6663690" cy="1722120"/>
+            <wp:effectExtent l="0" t="0" r="3810" b="0"/>
+            <wp:docPr id="118032205" name="Imagem 1"/>
+            <wp:cNvGraphicFramePr>
+              <a:graphicFrameLocks xmlns:a="http://schemas.openxmlformats.org/drawingml/2006/main" noChangeAspect="1"/>
+            </wp:cNvGraphicFramePr>
+            <a:graphic xmlns:a="http://schemas.openxmlformats.org/drawingml/2006/main">
+              <a:graphicData uri="http://schemas.openxmlformats.org/drawingml/2006/picture">
+                <pic:pic xmlns:pic="http://schemas.openxmlformats.org/drawingml/2006/picture">
+                  <pic:nvPicPr>
+                    <pic:cNvPr id="118032205" name=""/>
+                    <pic:cNvPicPr/>
+                  </pic:nvPicPr>
+                  <pic:blipFill>
+                    <a:blip r:embed="rId28"/>
+                    <a:stretch>
+                      <a:fillRect/>
+                    </a:stretch>
+                  </pic:blipFill>
+                  <pic:spPr>
+                    <a:xfrm>
+                      <a:off x="0" y="0"/>
+                      <a:ext cx="6663690" cy="1722120"/>
+                    </a:xfrm>
+                    <a:prstGeom prst="rect">
+                      <a:avLst/>
+                    </a:prstGeom>
+                  </pic:spPr>
+                </pic:pic>
+              </a:graphicData>
+            </a:graphic>
+          </wp:inline>
+        </w:drawing>
+      </w:r>
     </w:p>
     <w:p>
       <w:pPr>
@@ -16828,7 +16569,43 @@
         <w:rPr>
           <w:sz w:val="20"/>
         </w:rPr>
-        <w:t xml:space="preserve">Consigui aprender um pouco mai sobre os comados e as ferramentas de programação </w:t>
+        <w:t>Consigui aprender um pouco mai</w:t>
+      </w:r>
+      <w:r>
+        <w:rPr>
+          <w:sz w:val="20"/>
+        </w:rPr>
+        <w:t xml:space="preserve">s </w:t>
+      </w:r>
+      <w:r>
+        <w:rPr>
+          <w:sz w:val="20"/>
+        </w:rPr>
+        <w:t>sobre os comados e a</w:t>
+      </w:r>
+      <w:r>
+        <w:rPr>
+          <w:sz w:val="20"/>
+        </w:rPr>
+        <w:t xml:space="preserve"> linguagem </w:t>
+      </w:r>
+      <w:r>
+        <w:rPr>
+          <w:sz w:val="20"/>
+        </w:rPr>
+        <w:t xml:space="preserve"> de programação</w:t>
+      </w:r>
+      <w:r>
+        <w:rPr>
+          <w:sz w:val="20"/>
+        </w:rPr>
+        <w:t xml:space="preserve"> </w:t>
+      </w:r>
+      <w:r>
+        <w:rPr>
+          <w:sz w:val="20"/>
+        </w:rPr>
+        <w:t>javascript</w:t>
       </w:r>
     </w:p>
     <w:p>
@@ -16853,49 +16630,9 @@
         <w:rPr>
           <w:sz w:val="20"/>
         </w:rPr>
-      </w:pPr>
-    </w:p>
-    <w:p>
-      <w:pPr>
-        <w:pStyle w:val="Corpodetexto"/>
-        <w:rPr>
-          <w:sz w:val="20"/>
-        </w:rPr>
-      </w:pPr>
-    </w:p>
-    <w:p>
-      <w:pPr>
-        <w:pStyle w:val="Corpodetexto"/>
-        <w:rPr>
-          <w:sz w:val="20"/>
-        </w:rPr>
-      </w:pPr>
-    </w:p>
-    <w:p>
-      <w:pPr>
-        <w:pStyle w:val="Corpodetexto"/>
-        <w:rPr>
-          <w:sz w:val="20"/>
-        </w:rPr>
-      </w:pPr>
-    </w:p>
-    <w:p>
-      <w:pPr>
-        <w:pStyle w:val="Corpodetexto"/>
-        <w:rPr>
-          <w:sz w:val="20"/>
-        </w:rPr>
-      </w:pPr>
-    </w:p>
-    <w:p>
-      <w:pPr>
-        <w:pStyle w:val="Corpodetexto"/>
-        <w:rPr>
-          <w:sz w:val="20"/>
-        </w:rPr>
         <w:sectPr>
-          <w:headerReference w:type="default" r:id="rId24"/>
-          <w:footerReference w:type="default" r:id="rId25"/>
+          <w:headerReference w:type="default" r:id="rId29"/>
+          <w:footerReference w:type="default" r:id="rId30"/>
           <w:pgSz w:w="11910" w:h="16840"/>
           <w:pgMar w:top="1380" w:right="708" w:bottom="660" w:left="708" w:header="774" w:footer="467" w:gutter="0"/>
           <w:cols w:space="720"/>
@@ -17797,8 +17534,6 @@
               </w:rPr>
               <w:t>x</w:t>
             </w:r>
-            <w:bookmarkStart w:id="0" w:name="_GoBack"/>
-            <w:bookmarkEnd w:id="0"/>
           </w:p>
         </w:tc>
       </w:tr>
@@ -18702,8 +18437,8 @@
       </w:pPr>
     </w:p>
     <w:sectPr>
-      <w:headerReference w:type="default" r:id="rId26"/>
-      <w:footerReference w:type="default" r:id="rId27"/>
+      <w:headerReference w:type="default" r:id="rId31"/>
+      <w:footerReference w:type="default" r:id="rId32"/>
       <w:pgSz w:w="11910" w:h="16840"/>
       <w:pgMar w:top="1380" w:right="708" w:bottom="660" w:left="708" w:header="774" w:footer="467" w:gutter="0"/>
       <w:cols w:space="720"/>
@@ -18713,7 +18448,7 @@
 </file>
 
 <file path=word/endnotes.xml><?xml version="1.0" encoding="utf-8"?>
-<w:endnotes xmlns:wpc="http://schemas.microsoft.com/office/word/2010/wordprocessingCanvas" xmlns:cx="http://schemas.microsoft.com/office/drawing/2014/chartex" xmlns:cx1="http://schemas.microsoft.com/office/drawing/2015/9/8/chartex" xmlns:cx2="http://schemas.microsoft.com/office/drawing/2015/10/21/chartex" xmlns:cx3="http://schemas.microsoft.com/office/drawing/2016/5/9/chartex" xmlns:cx4="http://schemas.microsoft.com/office/drawing/2016/5/10/chartex" xmlns:cx5="http://schemas.microsoft.com/office/drawing/2016/5/11/chartex" xmlns:cx6="http://schemas.microsoft.com/office/drawing/2016/5/12/chartex" xmlns:cx7="http://schemas.microsoft.com/office/drawing/2016/5/13/chartex" xmlns:cx8="http://schemas.microsoft.com/office/drawing/2016/5/14/chartex" xmlns:mc="http://schemas.openxmlformats.org/markup-compatibility/2006" xmlns:aink="http://schemas.microsoft.com/office/drawing/2016/ink" xmlns:am3d="http://schemas.microsoft.com/office/drawing/2017/model3d" xmlns:o="urn:schemas-microsoft-com:office:office" xmlns:r="http://schemas.openxmlformats.org/officeDocument/2006/relationships" xmlns:m="http://schemas.openxmlformats.org/officeDocument/2006/math" xmlns:v="urn:schemas-microsoft-com:vml" xmlns:wp14="http://schemas.microsoft.com/office/word/2010/wordprocessingDrawing" xmlns:wp="http://schemas.openxmlformats.org/drawingml/2006/wordprocessingDrawing" xmlns:w10="urn:schemas-microsoft-com:office:word" xmlns:w="http://schemas.openxmlformats.org/wordprocessingml/2006/main" xmlns:w14="http://schemas.microsoft.com/office/word/2010/wordml" xmlns:w15="http://schemas.microsoft.com/office/word/2012/wordml" xmlns:w16cid="http://schemas.microsoft.com/office/word/2016/wordml/cid" xmlns:w16se="http://schemas.microsoft.com/office/word/2015/wordml/symex" xmlns:wpg="http://schemas.microsoft.com/office/word/2010/wordprocessingGroup" xmlns:wpi="http://schemas.microsoft.com/office/word/2010/wordprocessingInk" xmlns:wne="http://schemas.microsoft.com/office/word/2006/wordml" xmlns:wps="http://schemas.microsoft.com/office/word/2010/wordprocessingShape" mc:Ignorable="w14 w15 w16se w16cid wp14">
+<w:endnotes xmlns:wpc="http://schemas.microsoft.com/office/word/2010/wordprocessingCanvas" xmlns:cx="http://schemas.microsoft.com/office/drawing/2014/chartex" xmlns:cx1="http://schemas.microsoft.com/office/drawing/2015/9/8/chartex" xmlns:cx2="http://schemas.microsoft.com/office/drawing/2015/10/21/chartex" xmlns:cx3="http://schemas.microsoft.com/office/drawing/2016/5/9/chartex" xmlns:cx4="http://schemas.microsoft.com/office/drawing/2016/5/10/chartex" xmlns:cx5="http://schemas.microsoft.com/office/drawing/2016/5/11/chartex" xmlns:cx6="http://schemas.microsoft.com/office/drawing/2016/5/12/chartex" xmlns:cx7="http://schemas.microsoft.com/office/drawing/2016/5/13/chartex" xmlns:cx8="http://schemas.microsoft.com/office/drawing/2016/5/14/chartex" xmlns:mc="http://schemas.openxmlformats.org/markup-compatibility/2006" xmlns:aink="http://schemas.microsoft.com/office/drawing/2016/ink" xmlns:am3d="http://schemas.microsoft.com/office/drawing/2017/model3d" xmlns:o="urn:schemas-microsoft-com:office:office" xmlns:oel="http://schemas.microsoft.com/office/2019/extlst" xmlns:r="http://schemas.openxmlformats.org/officeDocument/2006/relationships" xmlns:m="http://schemas.openxmlformats.org/officeDocument/2006/math" xmlns:v="urn:schemas-microsoft-com:vml" xmlns:wp14="http://schemas.microsoft.com/office/word/2010/wordprocessingDrawing" xmlns:wp="http://schemas.openxmlformats.org/drawingml/2006/wordprocessingDrawing" xmlns:w10="urn:schemas-microsoft-com:office:word" xmlns:w="http://schemas.openxmlformats.org/wordprocessingml/2006/main" xmlns:w14="http://schemas.microsoft.com/office/word/2010/wordml" xmlns:w15="http://schemas.microsoft.com/office/word/2012/wordml" xmlns:w16cei="http://schemas.microsoft.com/office/word/2026/wordml/cei" xmlns:w16cex="http://schemas.microsoft.com/office/word/2018/wordml/cex" xmlns:w16cid="http://schemas.microsoft.com/office/word/2016/wordml/cid" xmlns:w16="http://schemas.microsoft.com/office/word/2018/wordml" xmlns:w16du="http://schemas.microsoft.com/office/word/2023/wordml/word16du" xmlns:w16sdtdh="http://schemas.microsoft.com/office/word/2020/wordml/sdtdatahash" xmlns:w16sdtfl="http://schemas.microsoft.com/office/word/2024/wordml/sdtformatlock" xmlns:w16se="http://schemas.microsoft.com/office/word/2015/wordml/symex" xmlns:wpg="http://schemas.microsoft.com/office/word/2010/wordprocessingGroup" xmlns:wpi="http://schemas.microsoft.com/office/word/2010/wordprocessingInk" xmlns:wne="http://schemas.microsoft.com/office/word/2006/wordml" xmlns:wps="http://schemas.microsoft.com/office/word/2010/wordprocessingShape" mc:Ignorable="w14 w15 w16se w16cid w16 w16cex w16sdtdh w16sdtfl w16du wp14">
   <w:endnote w:type="separator" w:id="-1">
     <w:p>
       <w:r>
@@ -18732,7 +18467,7 @@
 </file>
 
 <file path=word/footer1.xml><?xml version="1.0" encoding="utf-8"?>
-<w:ftr xmlns:wpc="http://schemas.microsoft.com/office/word/2010/wordprocessingCanvas" xmlns:cx="http://schemas.microsoft.com/office/drawing/2014/chartex" xmlns:cx1="http://schemas.microsoft.com/office/drawing/2015/9/8/chartex" xmlns:cx2="http://schemas.microsoft.com/office/drawing/2015/10/21/chartex" xmlns:cx3="http://schemas.microsoft.com/office/drawing/2016/5/9/chartex" xmlns:cx4="http://schemas.microsoft.com/office/drawing/2016/5/10/chartex" xmlns:cx5="http://schemas.microsoft.com/office/drawing/2016/5/11/chartex" xmlns:cx6="http://schemas.microsoft.com/office/drawing/2016/5/12/chartex" xmlns:cx7="http://schemas.microsoft.com/office/drawing/2016/5/13/chartex" xmlns:cx8="http://schemas.microsoft.com/office/drawing/2016/5/14/chartex" xmlns:mc="http://schemas.openxmlformats.org/markup-compatibility/2006" xmlns:aink="http://schemas.microsoft.com/office/drawing/2016/ink" xmlns:am3d="http://schemas.microsoft.com/office/drawing/2017/model3d" xmlns:o="urn:schemas-microsoft-com:office:office" xmlns:r="http://schemas.openxmlformats.org/officeDocument/2006/relationships" xmlns:m="http://schemas.openxmlformats.org/officeDocument/2006/math" xmlns:v="urn:schemas-microsoft-com:vml" xmlns:wp14="http://schemas.microsoft.com/office/word/2010/wordprocessingDrawing" xmlns:wp="http://schemas.openxmlformats.org/drawingml/2006/wordprocessingDrawing" xmlns:w10="urn:schemas-microsoft-com:office:word" xmlns:w="http://schemas.openxmlformats.org/wordprocessingml/2006/main" xmlns:w14="http://schemas.microsoft.com/office/word/2010/wordml" xmlns:w15="http://schemas.microsoft.com/office/word/2012/wordml" xmlns:w16cid="http://schemas.microsoft.com/office/word/2016/wordml/cid" xmlns:w16se="http://schemas.microsoft.com/office/word/2015/wordml/symex" xmlns:wpg="http://schemas.microsoft.com/office/word/2010/wordprocessingGroup" xmlns:wpi="http://schemas.microsoft.com/office/word/2010/wordprocessingInk" xmlns:wne="http://schemas.microsoft.com/office/word/2006/wordml" xmlns:wps="http://schemas.microsoft.com/office/word/2010/wordprocessingShape" mc:Ignorable="w14 w15 w16se w16cid wp14">
+<w:ftr xmlns:wpc="http://schemas.microsoft.com/office/word/2010/wordprocessingCanvas" xmlns:cx="http://schemas.microsoft.com/office/drawing/2014/chartex" xmlns:cx1="http://schemas.microsoft.com/office/drawing/2015/9/8/chartex" xmlns:cx2="http://schemas.microsoft.com/office/drawing/2015/10/21/chartex" xmlns:cx3="http://schemas.microsoft.com/office/drawing/2016/5/9/chartex" xmlns:cx4="http://schemas.microsoft.com/office/drawing/2016/5/10/chartex" xmlns:cx5="http://schemas.microsoft.com/office/drawing/2016/5/11/chartex" xmlns:cx6="http://schemas.microsoft.com/office/drawing/2016/5/12/chartex" xmlns:cx7="http://schemas.microsoft.com/office/drawing/2016/5/13/chartex" xmlns:cx8="http://schemas.microsoft.com/office/drawing/2016/5/14/chartex" xmlns:mc="http://schemas.openxmlformats.org/markup-compatibility/2006" xmlns:aink="http://schemas.microsoft.com/office/drawing/2016/ink" xmlns:am3d="http://schemas.microsoft.com/office/drawing/2017/model3d" xmlns:o="urn:schemas-microsoft-com:office:office" xmlns:oel="http://schemas.microsoft.com/office/2019/extlst" xmlns:r="http://schemas.openxmlformats.org/officeDocument/2006/relationships" xmlns:m="http://schemas.openxmlformats.org/officeDocument/2006/math" xmlns:v="urn:schemas-microsoft-com:vml" xmlns:wp14="http://schemas.microsoft.com/office/word/2010/wordprocessingDrawing" xmlns:wp="http://schemas.openxmlformats.org/drawingml/2006/wordprocessingDrawing" xmlns:w10="urn:schemas-microsoft-com:office:word" xmlns:w="http://schemas.openxmlformats.org/wordprocessingml/2006/main" xmlns:w14="http://schemas.microsoft.com/office/word/2010/wordml" xmlns:w15="http://schemas.microsoft.com/office/word/2012/wordml" xmlns:w16cei="http://schemas.microsoft.com/office/word/2026/wordml/cei" xmlns:w16cex="http://schemas.microsoft.com/office/word/2018/wordml/cex" xmlns:w16cid="http://schemas.microsoft.com/office/word/2016/wordml/cid" xmlns:w16="http://schemas.microsoft.com/office/word/2018/wordml" xmlns:w16du="http://schemas.microsoft.com/office/word/2023/wordml/word16du" xmlns:w16sdtdh="http://schemas.microsoft.com/office/word/2020/wordml/sdtdatahash" xmlns:w16sdtfl="http://schemas.microsoft.com/office/word/2024/wordml/sdtformatlock" xmlns:w16se="http://schemas.microsoft.com/office/word/2015/wordml/symex" xmlns:wpg="http://schemas.microsoft.com/office/word/2010/wordprocessingGroup" xmlns:wpi="http://schemas.microsoft.com/office/word/2010/wordprocessingInk" xmlns:wne="http://schemas.microsoft.com/office/word/2006/wordml" xmlns:wps="http://schemas.microsoft.com/office/word/2010/wordprocessingShape" mc:Ignorable="w14 w15 w16se w16cid w16 w16cex w16sdtdh w16sdtfl w16du wp14">
   <w:p>
     <w:pPr>
       <w:pStyle w:val="Corpodetexto"/>
@@ -18908,7 +18643,7 @@
               <v:stroke joinstyle="miter"/>
               <v:path gradientshapeok="t" o:connecttype="rect"/>
             </v:shapetype>
-            <v:shape id="Textbox 2" o:spid="_x0000_s1027" type="#_x0000_t202" style="position:absolute;margin-left:41.5pt;margin-top:808.15pt;width:148.8pt;height:10.95pt;z-index:-251658239;visibility:visible;mso-wrap-style:square;mso-wrap-distance-left:0;mso-wrap-distance-top:0;mso-wrap-distance-right:0;mso-wrap-distance-bottom:0;mso-position-horizontal:absolute;mso-position-horizontal-relative:page;mso-position-vertical:absolute;mso-position-vertical-relative:page;v-text-anchor:top" o:gfxdata="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" filled="f" stroked="f">
+            <v:shape id="Textbox 2" o:spid="_x0000_s1027" type="#_x0000_t202" style="position:absolute;margin-left:41.5pt;margin-top:808.15pt;width:148.8pt;height:10.95pt;z-index:-251658239;visibility:visible;mso-wrap-style:square;mso-wrap-distance-left:0;mso-wrap-distance-top:0;mso-wrap-distance-right:0;mso-wrap-distance-bottom:0;mso-position-horizontal:absolute;mso-position-horizontal-relative:page;mso-position-vertical:absolute;mso-position-vertical-relative:page;v-text-anchor:top" o:gfxdata="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" filled="f" stroked="f">
               <v:textbox inset="0,0,0,0">
                 <w:txbxContent>
                   <w:p>
@@ -19063,7 +18798,7 @@
         </mc:Choice>
         <mc:Fallback>
           <w:pict>
-            <v:shape w14:anchorId="38C9AAC1" id="Textbox 3" o:spid="_x0000_s1028" type="#_x0000_t202" style="position:absolute;margin-left:520.2pt;margin-top:808.15pt;width:36.6pt;height:10.95pt;z-index:-251658238;visibility:visible;mso-wrap-style:square;mso-wrap-distance-left:0;mso-wrap-distance-top:0;mso-wrap-distance-right:0;mso-wrap-distance-bottom:0;mso-position-horizontal:absolute;mso-position-horizontal-relative:page;mso-position-vertical:absolute;mso-position-vertical-relative:page;v-text-anchor:top" o:gfxdata="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" filled="f" stroked="f">
+            <v:shape w14:anchorId="38C9AAC1" id="Textbox 3" o:spid="_x0000_s1028" type="#_x0000_t202" style="position:absolute;margin-left:520.2pt;margin-top:808.15pt;width:36.6pt;height:10.95pt;z-index:-251658238;visibility:visible;mso-wrap-style:square;mso-wrap-distance-left:0;mso-wrap-distance-top:0;mso-wrap-distance-right:0;mso-wrap-distance-bottom:0;mso-position-horizontal:absolute;mso-position-horizontal-relative:page;mso-position-vertical:absolute;mso-position-vertical-relative:page;v-text-anchor:top" o:gfxdata="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" filled="f" stroked="f">
               <v:textbox inset="0,0,0,0">
                 <w:txbxContent>
                   <w:p>
@@ -19142,7 +18877,7 @@
 </file>
 
 <file path=word/footer2.xml><?xml version="1.0" encoding="utf-8"?>
-<w:ftr xmlns:wpc="http://schemas.microsoft.com/office/word/2010/wordprocessingCanvas" xmlns:cx="http://schemas.microsoft.com/office/drawing/2014/chartex" xmlns:cx1="http://schemas.microsoft.com/office/drawing/2015/9/8/chartex" xmlns:cx2="http://schemas.microsoft.com/office/drawing/2015/10/21/chartex" xmlns:cx3="http://schemas.microsoft.com/office/drawing/2016/5/9/chartex" xmlns:cx4="http://schemas.microsoft.com/office/drawing/2016/5/10/chartex" xmlns:cx5="http://schemas.microsoft.com/office/drawing/2016/5/11/chartex" xmlns:cx6="http://schemas.microsoft.com/office/drawing/2016/5/12/chartex" xmlns:cx7="http://schemas.microsoft.com/office/drawing/2016/5/13/chartex" xmlns:cx8="http://schemas.microsoft.com/office/drawing/2016/5/14/chartex" xmlns:mc="http://schemas.openxmlformats.org/markup-compatibility/2006" xmlns:aink="http://schemas.microsoft.com/office/drawing/2016/ink" xmlns:am3d="http://schemas.microsoft.com/office/drawing/2017/model3d" xmlns:o="urn:schemas-microsoft-com:office:office" xmlns:r="http://schemas.openxmlformats.org/officeDocument/2006/relationships" xmlns:m="http://schemas.openxmlformats.org/officeDocument/2006/math" xmlns:v="urn:schemas-microsoft-com:vml" xmlns:wp14="http://schemas.microsoft.com/office/word/2010/wordprocessingDrawing" xmlns:wp="http://schemas.openxmlformats.org/drawingml/2006/wordprocessingDrawing" xmlns:w10="urn:schemas-microsoft-com:office:word" xmlns:w="http://schemas.openxmlformats.org/wordprocessingml/2006/main" xmlns:w14="http://schemas.microsoft.com/office/word/2010/wordml" xmlns:w15="http://schemas.microsoft.com/office/word/2012/wordml" xmlns:w16cid="http://schemas.microsoft.com/office/word/2016/wordml/cid" xmlns:w16se="http://schemas.microsoft.com/office/word/2015/wordml/symex" xmlns:wpg="http://schemas.microsoft.com/office/word/2010/wordprocessingGroup" xmlns:wpi="http://schemas.microsoft.com/office/word/2010/wordprocessingInk" xmlns:wne="http://schemas.microsoft.com/office/word/2006/wordml" xmlns:wps="http://schemas.microsoft.com/office/word/2010/wordprocessingShape" mc:Ignorable="w14 w15 w16se w16cid wp14">
+<w:ftr xmlns:wpc="http://schemas.microsoft.com/office/word/2010/wordprocessingCanvas" xmlns:cx="http://schemas.microsoft.com/office/drawing/2014/chartex" xmlns:cx1="http://schemas.microsoft.com/office/drawing/2015/9/8/chartex" xmlns:cx2="http://schemas.microsoft.com/office/drawing/2015/10/21/chartex" xmlns:cx3="http://schemas.microsoft.com/office/drawing/2016/5/9/chartex" xmlns:cx4="http://schemas.microsoft.com/office/drawing/2016/5/10/chartex" xmlns:cx5="http://schemas.microsoft.com/office/drawing/2016/5/11/chartex" xmlns:cx6="http://schemas.microsoft.com/office/drawing/2016/5/12/chartex" xmlns:cx7="http://schemas.microsoft.com/office/drawing/2016/5/13/chartex" xmlns:cx8="http://schemas.microsoft.com/office/drawing/2016/5/14/chartex" xmlns:mc="http://schemas.openxmlformats.org/markup-compatibility/2006" xmlns:aink="http://schemas.microsoft.com/office/drawing/2016/ink" xmlns:am3d="http://schemas.microsoft.com/office/drawing/2017/model3d" xmlns:o="urn:schemas-microsoft-com:office:office" xmlns:oel="http://schemas.microsoft.com/office/2019/extlst" xmlns:r="http://schemas.openxmlformats.org/officeDocument/2006/relationships" xmlns:m="http://schemas.openxmlformats.org/officeDocument/2006/math" xmlns:v="urn:schemas-microsoft-com:vml" xmlns:wp14="http://schemas.microsoft.com/office/word/2010/wordprocessingDrawing" xmlns:wp="http://schemas.openxmlformats.org/drawingml/2006/wordprocessingDrawing" xmlns:w10="urn:schemas-microsoft-com:office:word" xmlns:w="http://schemas.openxmlformats.org/wordprocessingml/2006/main" xmlns:w14="http://schemas.microsoft.com/office/word/2010/wordml" xmlns:w15="http://schemas.microsoft.com/office/word/2012/wordml" xmlns:w16cei="http://schemas.microsoft.com/office/word/2026/wordml/cei" xmlns:w16cex="http://schemas.microsoft.com/office/word/2018/wordml/cex" xmlns:w16cid="http://schemas.microsoft.com/office/word/2016/wordml/cid" xmlns:w16="http://schemas.microsoft.com/office/word/2018/wordml" xmlns:w16du="http://schemas.microsoft.com/office/word/2023/wordml/word16du" xmlns:w16sdtdh="http://schemas.microsoft.com/office/word/2020/wordml/sdtdatahash" xmlns:w16sdtfl="http://schemas.microsoft.com/office/word/2024/wordml/sdtformatlock" xmlns:w16se="http://schemas.microsoft.com/office/word/2015/wordml/symex" xmlns:wpg="http://schemas.microsoft.com/office/word/2010/wordprocessingGroup" xmlns:wpi="http://schemas.microsoft.com/office/word/2010/wordprocessingInk" xmlns:wne="http://schemas.microsoft.com/office/word/2006/wordml" xmlns:wps="http://schemas.microsoft.com/office/word/2010/wordprocessingShape" mc:Ignorable="w14 w15 w16se w16cid w16 w16cex w16sdtdh w16sdtfl w16du wp14">
   <w:p>
     <w:pPr>
       <w:pStyle w:val="Corpodetexto"/>
@@ -19318,7 +19053,7 @@
               <v:stroke joinstyle="miter"/>
               <v:path gradientshapeok="t" o:connecttype="rect"/>
             </v:shapetype>
-            <v:shape id="Textbox 30" o:spid="_x0000_s1030" type="#_x0000_t202" style="position:absolute;margin-left:41.5pt;margin-top:808.15pt;width:148.8pt;height:10.95pt;z-index:-251658234;visibility:visible;mso-wrap-style:square;mso-wrap-distance-left:0;mso-wrap-distance-top:0;mso-wrap-distance-right:0;mso-wrap-distance-bottom:0;mso-position-horizontal:absolute;mso-position-horizontal-relative:page;mso-position-vertical:absolute;mso-position-vertical-relative:page;v-text-anchor:top" o:gfxdata="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" filled="f" stroked="f">
+            <v:shape id="Textbox 30" o:spid="_x0000_s1030" type="#_x0000_t202" style="position:absolute;margin-left:41.5pt;margin-top:808.15pt;width:148.8pt;height:10.95pt;z-index:-251658234;visibility:visible;mso-wrap-style:square;mso-wrap-distance-left:0;mso-wrap-distance-top:0;mso-wrap-distance-right:0;mso-wrap-distance-bottom:0;mso-position-horizontal:absolute;mso-position-horizontal-relative:page;mso-position-vertical:absolute;mso-position-vertical-relative:page;v-text-anchor:top" o:gfxdata="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" filled="f" stroked="f">
               <v:textbox inset="0,0,0,0">
                 <w:txbxContent>
                   <w:p>
@@ -19473,7 +19208,7 @@
         </mc:Choice>
         <mc:Fallback>
           <w:pict>
-            <v:shape w14:anchorId="2D417549" id="Textbox 31" o:spid="_x0000_s1031" type="#_x0000_t202" style="position:absolute;margin-left:520.2pt;margin-top:808.15pt;width:36.6pt;height:10.95pt;z-index:-251658233;visibility:visible;mso-wrap-style:square;mso-wrap-distance-left:0;mso-wrap-distance-top:0;mso-wrap-distance-right:0;mso-wrap-distance-bottom:0;mso-position-horizontal:absolute;mso-position-horizontal-relative:page;mso-position-vertical:absolute;mso-position-vertical-relative:page;v-text-anchor:top" o:gfxdata="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" filled="f" stroked="f">
+            <v:shape w14:anchorId="2D417549" id="Textbox 31" o:spid="_x0000_s1031" type="#_x0000_t202" style="position:absolute;margin-left:520.2pt;margin-top:808.15pt;width:36.6pt;height:10.95pt;z-index:-251658233;visibility:visible;mso-wrap-style:square;mso-wrap-distance-left:0;mso-wrap-distance-top:0;mso-wrap-distance-right:0;mso-wrap-distance-bottom:0;mso-position-horizontal:absolute;mso-position-horizontal-relative:page;mso-position-vertical:absolute;mso-position-vertical-relative:page;v-text-anchor:top" o:gfxdata="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" filled="f" stroked="f">
               <v:textbox inset="0,0,0,0">
                 <w:txbxContent>
                   <w:p>
@@ -19552,7 +19287,7 @@
 </file>
 
 <file path=word/footer3.xml><?xml version="1.0" encoding="utf-8"?>
-<w:ftr xmlns:wpc="http://schemas.microsoft.com/office/word/2010/wordprocessingCanvas" xmlns:cx="http://schemas.microsoft.com/office/drawing/2014/chartex" xmlns:cx1="http://schemas.microsoft.com/office/drawing/2015/9/8/chartex" xmlns:cx2="http://schemas.microsoft.com/office/drawing/2015/10/21/chartex" xmlns:cx3="http://schemas.microsoft.com/office/drawing/2016/5/9/chartex" xmlns:cx4="http://schemas.microsoft.com/office/drawing/2016/5/10/chartex" xmlns:cx5="http://schemas.microsoft.com/office/drawing/2016/5/11/chartex" xmlns:cx6="http://schemas.microsoft.com/office/drawing/2016/5/12/chartex" xmlns:cx7="http://schemas.microsoft.com/office/drawing/2016/5/13/chartex" xmlns:cx8="http://schemas.microsoft.com/office/drawing/2016/5/14/chartex" xmlns:mc="http://schemas.openxmlformats.org/markup-compatibility/2006" xmlns:aink="http://schemas.microsoft.com/office/drawing/2016/ink" xmlns:am3d="http://schemas.microsoft.com/office/drawing/2017/model3d" xmlns:o="urn:schemas-microsoft-com:office:office" xmlns:r="http://schemas.openxmlformats.org/officeDocument/2006/relationships" xmlns:m="http://schemas.openxmlformats.org/officeDocument/2006/math" xmlns:v="urn:schemas-microsoft-com:vml" xmlns:wp14="http://schemas.microsoft.com/office/word/2010/wordprocessingDrawing" xmlns:wp="http://schemas.openxmlformats.org/drawingml/2006/wordprocessingDrawing" xmlns:w10="urn:schemas-microsoft-com:office:word" xmlns:w="http://schemas.openxmlformats.org/wordprocessingml/2006/main" xmlns:w14="http://schemas.microsoft.com/office/word/2010/wordml" xmlns:w15="http://schemas.microsoft.com/office/word/2012/wordml" xmlns:w16cid="http://schemas.microsoft.com/office/word/2016/wordml/cid" xmlns:w16se="http://schemas.microsoft.com/office/word/2015/wordml/symex" xmlns:wpg="http://schemas.microsoft.com/office/word/2010/wordprocessingGroup" xmlns:wpi="http://schemas.microsoft.com/office/word/2010/wordprocessingInk" xmlns:wne="http://schemas.microsoft.com/office/word/2006/wordml" xmlns:wps="http://schemas.microsoft.com/office/word/2010/wordprocessingShape" mc:Ignorable="w14 w15 w16se w16cid wp14">
+<w:ftr xmlns:wpc="http://schemas.microsoft.com/office/word/2010/wordprocessingCanvas" xmlns:cx="http://schemas.microsoft.com/office/drawing/2014/chartex" xmlns:cx1="http://schemas.microsoft.com/office/drawing/2015/9/8/chartex" xmlns:cx2="http://schemas.microsoft.com/office/drawing/2015/10/21/chartex" xmlns:cx3="http://schemas.microsoft.com/office/drawing/2016/5/9/chartex" xmlns:cx4="http://schemas.microsoft.com/office/drawing/2016/5/10/chartex" xmlns:cx5="http://schemas.microsoft.com/office/drawing/2016/5/11/chartex" xmlns:cx6="http://schemas.microsoft.com/office/drawing/2016/5/12/chartex" xmlns:cx7="http://schemas.microsoft.com/office/drawing/2016/5/13/chartex" xmlns:cx8="http://schemas.microsoft.com/office/drawing/2016/5/14/chartex" xmlns:mc="http://schemas.openxmlformats.org/markup-compatibility/2006" xmlns:aink="http://schemas.microsoft.com/office/drawing/2016/ink" xmlns:am3d="http://schemas.microsoft.com/office/drawing/2017/model3d" xmlns:o="urn:schemas-microsoft-com:office:office" xmlns:oel="http://schemas.microsoft.com/office/2019/extlst" xmlns:r="http://schemas.openxmlformats.org/officeDocument/2006/relationships" xmlns:m="http://schemas.openxmlformats.org/officeDocument/2006/math" xmlns:v="urn:schemas-microsoft-com:vml" xmlns:wp14="http://schemas.microsoft.com/office/word/2010/wordprocessingDrawing" xmlns:wp="http://schemas.openxmlformats.org/drawingml/2006/wordprocessingDrawing" xmlns:w10="urn:schemas-microsoft-com:office:word" xmlns:w="http://schemas.openxmlformats.org/wordprocessingml/2006/main" xmlns:w14="http://schemas.microsoft.com/office/word/2010/wordml" xmlns:w15="http://schemas.microsoft.com/office/word/2012/wordml" xmlns:w16cei="http://schemas.microsoft.com/office/word/2026/wordml/cei" xmlns:w16cex="http://schemas.microsoft.com/office/word/2018/wordml/cex" xmlns:w16cid="http://schemas.microsoft.com/office/word/2016/wordml/cid" xmlns:w16="http://schemas.microsoft.com/office/word/2018/wordml" xmlns:w16du="http://schemas.microsoft.com/office/word/2023/wordml/word16du" xmlns:w16sdtdh="http://schemas.microsoft.com/office/word/2020/wordml/sdtdatahash" xmlns:w16sdtfl="http://schemas.microsoft.com/office/word/2024/wordml/sdtformatlock" xmlns:w16se="http://schemas.microsoft.com/office/word/2015/wordml/symex" xmlns:wpg="http://schemas.microsoft.com/office/word/2010/wordprocessingGroup" xmlns:wpi="http://schemas.microsoft.com/office/word/2010/wordprocessingInk" xmlns:wne="http://schemas.microsoft.com/office/word/2006/wordml" xmlns:wps="http://schemas.microsoft.com/office/word/2010/wordprocessingShape" mc:Ignorable="w14 w15 w16se w16cid w16 w16cex w16sdtdh w16sdtfl w16du wp14">
   <w:p>
     <w:pPr>
       <w:pStyle w:val="Corpodetexto"/>
@@ -19728,7 +19463,7 @@
               <v:stroke joinstyle="miter"/>
               <v:path gradientshapeok="t" o:connecttype="rect"/>
             </v:shapetype>
-            <v:shape id="Textbox 54" o:spid="_x0000_s1033" type="#_x0000_t202" style="position:absolute;margin-left:41.5pt;margin-top:808.15pt;width:148.8pt;height:10.95pt;z-index:-251658229;visibility:visible;mso-wrap-style:square;mso-wrap-distance-left:0;mso-wrap-distance-top:0;mso-wrap-distance-right:0;mso-wrap-distance-bottom:0;mso-position-horizontal:absolute;mso-position-horizontal-relative:page;mso-position-vertical:absolute;mso-position-vertical-relative:page;v-text-anchor:top" o:gfxdata="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" filled="f" stroked="f">
+            <v:shape id="Textbox 54" o:spid="_x0000_s1033" type="#_x0000_t202" style="position:absolute;margin-left:41.5pt;margin-top:808.15pt;width:148.8pt;height:10.95pt;z-index:-251658229;visibility:visible;mso-wrap-style:square;mso-wrap-distance-left:0;mso-wrap-distance-top:0;mso-wrap-distance-right:0;mso-wrap-distance-bottom:0;mso-position-horizontal:absolute;mso-position-horizontal-relative:page;mso-position-vertical:absolute;mso-position-vertical-relative:page;v-text-anchor:top" o:gfxdata="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" filled="f" stroked="f">
               <v:textbox inset="0,0,0,0">
                 <w:txbxContent>
                   <w:p>
@@ -19883,7 +19618,7 @@
         </mc:Choice>
         <mc:Fallback>
           <w:pict>
-            <v:shape w14:anchorId="57102149" id="Textbox 55" o:spid="_x0000_s1034" type="#_x0000_t202" style="position:absolute;margin-left:520.2pt;margin-top:808.15pt;width:36.6pt;height:10.95pt;z-index:-251658228;visibility:visible;mso-wrap-style:square;mso-wrap-distance-left:0;mso-wrap-distance-top:0;mso-wrap-distance-right:0;mso-wrap-distance-bottom:0;mso-position-horizontal:absolute;mso-position-horizontal-relative:page;mso-position-vertical:absolute;mso-position-vertical-relative:page;v-text-anchor:top" o:gfxdata="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" filled="f" stroked="f">
+            <v:shape w14:anchorId="57102149" id="Textbox 55" o:spid="_x0000_s1034" type="#_x0000_t202" style="position:absolute;margin-left:520.2pt;margin-top:808.15pt;width:36.6pt;height:10.95pt;z-index:-251658228;visibility:visible;mso-wrap-style:square;mso-wrap-distance-left:0;mso-wrap-distance-top:0;mso-wrap-distance-right:0;mso-wrap-distance-bottom:0;mso-position-horizontal:absolute;mso-position-horizontal-relative:page;mso-position-vertical:absolute;mso-position-vertical-relative:page;v-text-anchor:top" o:gfxdata="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" filled="f" stroked="f">
               <v:textbox inset="0,0,0,0">
                 <w:txbxContent>
                   <w:p>
@@ -19962,7 +19697,7 @@
 </file>
 
 <file path=word/footer4.xml><?xml version="1.0" encoding="utf-8"?>
-<w:ftr xmlns:wpc="http://schemas.microsoft.com/office/word/2010/wordprocessingCanvas" xmlns:cx="http://schemas.microsoft.com/office/drawing/2014/chartex" xmlns:cx1="http://schemas.microsoft.com/office/drawing/2015/9/8/chartex" xmlns:cx2="http://schemas.microsoft.com/office/drawing/2015/10/21/chartex" xmlns:cx3="http://schemas.microsoft.com/office/drawing/2016/5/9/chartex" xmlns:cx4="http://schemas.microsoft.com/office/drawing/2016/5/10/chartex" xmlns:cx5="http://schemas.microsoft.com/office/drawing/2016/5/11/chartex" xmlns:cx6="http://schemas.microsoft.com/office/drawing/2016/5/12/chartex" xmlns:cx7="http://schemas.microsoft.com/office/drawing/2016/5/13/chartex" xmlns:cx8="http://schemas.microsoft.com/office/drawing/2016/5/14/chartex" xmlns:mc="http://schemas.openxmlformats.org/markup-compatibility/2006" xmlns:aink="http://schemas.microsoft.com/office/drawing/2016/ink" xmlns:am3d="http://schemas.microsoft.com/office/drawing/2017/model3d" xmlns:o="urn:schemas-microsoft-com:office:office" xmlns:r="http://schemas.openxmlformats.org/officeDocument/2006/relationships" xmlns:m="http://schemas.openxmlformats.org/officeDocument/2006/math" xmlns:v="urn:schemas-microsoft-com:vml" xmlns:wp14="http://schemas.microsoft.com/office/word/2010/wordprocessingDrawing" xmlns:wp="http://schemas.openxmlformats.org/drawingml/2006/wordprocessingDrawing" xmlns:w10="urn:schemas-microsoft-com:office:word" xmlns:w="http://schemas.openxmlformats.org/wordprocessingml/2006/main" xmlns:w14="http://schemas.microsoft.com/office/word/2010/wordml" xmlns:w15="http://schemas.microsoft.com/office/word/2012/wordml" xmlns:w16cid="http://schemas.microsoft.com/office/word/2016/wordml/cid" xmlns:w16se="http://schemas.microsoft.com/office/word/2015/wordml/symex" xmlns:wpg="http://schemas.microsoft.com/office/word/2010/wordprocessingGroup" xmlns:wpi="http://schemas.microsoft.com/office/word/2010/wordprocessingInk" xmlns:wne="http://schemas.microsoft.com/office/word/2006/wordml" xmlns:wps="http://schemas.microsoft.com/office/word/2010/wordprocessingShape" mc:Ignorable="w14 w15 w16se w16cid wp14">
+<w:ftr xmlns:wpc="http://schemas.microsoft.com/office/word/2010/wordprocessingCanvas" xmlns:cx="http://schemas.microsoft.com/office/drawing/2014/chartex" xmlns:cx1="http://schemas.microsoft.com/office/drawing/2015/9/8/chartex" xmlns:cx2="http://schemas.microsoft.com/office/drawing/2015/10/21/chartex" xmlns:cx3="http://schemas.microsoft.com/office/drawing/2016/5/9/chartex" xmlns:cx4="http://schemas.microsoft.com/office/drawing/2016/5/10/chartex" xmlns:cx5="http://schemas.microsoft.com/office/drawing/2016/5/11/chartex" xmlns:cx6="http://schemas.microsoft.com/office/drawing/2016/5/12/chartex" xmlns:cx7="http://schemas.microsoft.com/office/drawing/2016/5/13/chartex" xmlns:cx8="http://schemas.microsoft.com/office/drawing/2016/5/14/chartex" xmlns:mc="http://schemas.openxmlformats.org/markup-compatibility/2006" xmlns:aink="http://schemas.microsoft.com/office/drawing/2016/ink" xmlns:am3d="http://schemas.microsoft.com/office/drawing/2017/model3d" xmlns:o="urn:schemas-microsoft-com:office:office" xmlns:oel="http://schemas.microsoft.com/office/2019/extlst" xmlns:r="http://schemas.openxmlformats.org/officeDocument/2006/relationships" xmlns:m="http://schemas.openxmlformats.org/officeDocument/2006/math" xmlns:v="urn:schemas-microsoft-com:vml" xmlns:wp14="http://schemas.microsoft.com/office/word/2010/wordprocessingDrawing" xmlns:wp="http://schemas.openxmlformats.org/drawingml/2006/wordprocessingDrawing" xmlns:w10="urn:schemas-microsoft-com:office:word" xmlns:w="http://schemas.openxmlformats.org/wordprocessingml/2006/main" xmlns:w14="http://schemas.microsoft.com/office/word/2010/wordml" xmlns:w15="http://schemas.microsoft.com/office/word/2012/wordml" xmlns:w16cei="http://schemas.microsoft.com/office/word/2026/wordml/cei" xmlns:w16cex="http://schemas.microsoft.com/office/word/2018/wordml/cex" xmlns:w16cid="http://schemas.microsoft.com/office/word/2016/wordml/cid" xmlns:w16="http://schemas.microsoft.com/office/word/2018/wordml" xmlns:w16du="http://schemas.microsoft.com/office/word/2023/wordml/word16du" xmlns:w16sdtdh="http://schemas.microsoft.com/office/word/2020/wordml/sdtdatahash" xmlns:w16sdtfl="http://schemas.microsoft.com/office/word/2024/wordml/sdtformatlock" xmlns:w16se="http://schemas.microsoft.com/office/word/2015/wordml/symex" xmlns:wpg="http://schemas.microsoft.com/office/word/2010/wordprocessingGroup" xmlns:wpi="http://schemas.microsoft.com/office/word/2010/wordprocessingInk" xmlns:wne="http://schemas.microsoft.com/office/word/2006/wordml" xmlns:wps="http://schemas.microsoft.com/office/word/2010/wordprocessingShape" mc:Ignorable="w14 w15 w16se w16cid w16 w16cex w16sdtdh w16sdtfl w16du wp14">
   <w:p>
     <w:pPr>
       <w:pStyle w:val="Corpodetexto"/>
@@ -20138,7 +19873,7 @@
               <v:stroke joinstyle="miter"/>
               <v:path gradientshapeok="t" o:connecttype="rect"/>
             </v:shapetype>
-            <v:shape id="Textbox 80" o:spid="_x0000_s1036" type="#_x0000_t202" style="position:absolute;margin-left:41.5pt;margin-top:808.15pt;width:148.8pt;height:10.95pt;z-index:-251658224;visibility:visible;mso-wrap-style:square;mso-wrap-distance-left:0;mso-wrap-distance-top:0;mso-wrap-distance-right:0;mso-wrap-distance-bottom:0;mso-position-horizontal:absolute;mso-position-horizontal-relative:page;mso-position-vertical:absolute;mso-position-vertical-relative:page;v-text-anchor:top" o:gfxdata="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" filled="f" stroked="f">
+            <v:shape id="Textbox 80" o:spid="_x0000_s1036" type="#_x0000_t202" style="position:absolute;margin-left:41.5pt;margin-top:808.15pt;width:148.8pt;height:10.95pt;z-index:-251658224;visibility:visible;mso-wrap-style:square;mso-wrap-distance-left:0;mso-wrap-distance-top:0;mso-wrap-distance-right:0;mso-wrap-distance-bottom:0;mso-position-horizontal:absolute;mso-position-horizontal-relative:page;mso-position-vertical:absolute;mso-position-vertical-relative:page;v-text-anchor:top" o:gfxdata="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" filled="f" stroked="f">
               <v:textbox inset="0,0,0,0">
                 <w:txbxContent>
                   <w:p>
@@ -20293,7 +20028,7 @@
         </mc:Choice>
         <mc:Fallback>
           <w:pict>
-            <v:shape w14:anchorId="226A6420" id="Textbox 81" o:spid="_x0000_s1037" type="#_x0000_t202" style="position:absolute;margin-left:520.2pt;margin-top:808.15pt;width:36.6pt;height:10.95pt;z-index:-251658223;visibility:visible;mso-wrap-style:square;mso-wrap-distance-left:0;mso-wrap-distance-top:0;mso-wrap-distance-right:0;mso-wrap-distance-bottom:0;mso-position-horizontal:absolute;mso-position-horizontal-relative:page;mso-position-vertical:absolute;mso-position-vertical-relative:page;v-text-anchor:top" o:gfxdata="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" filled="f" stroked="f">
+            <v:shape w14:anchorId="226A6420" id="Textbox 81" o:spid="_x0000_s1037" type="#_x0000_t202" style="position:absolute;margin-left:520.2pt;margin-top:808.15pt;width:36.6pt;height:10.95pt;z-index:-251658223;visibility:visible;mso-wrap-style:square;mso-wrap-distance-left:0;mso-wrap-distance-top:0;mso-wrap-distance-right:0;mso-wrap-distance-bottom:0;mso-position-horizontal:absolute;mso-position-horizontal-relative:page;mso-position-vertical:absolute;mso-position-vertical-relative:page;v-text-anchor:top" o:gfxdata="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" filled="f" stroked="f">
               <v:textbox inset="0,0,0,0">
                 <w:txbxContent>
                   <w:p>
@@ -20372,7 +20107,7 @@
 </file>
 
 <file path=word/footer5.xml><?xml version="1.0" encoding="utf-8"?>
-<w:ftr xmlns:wpc="http://schemas.microsoft.com/office/word/2010/wordprocessingCanvas" xmlns:cx="http://schemas.microsoft.com/office/drawing/2014/chartex" xmlns:cx1="http://schemas.microsoft.com/office/drawing/2015/9/8/chartex" xmlns:cx2="http://schemas.microsoft.com/office/drawing/2015/10/21/chartex" xmlns:cx3="http://schemas.microsoft.com/office/drawing/2016/5/9/chartex" xmlns:cx4="http://schemas.microsoft.com/office/drawing/2016/5/10/chartex" xmlns:cx5="http://schemas.microsoft.com/office/drawing/2016/5/11/chartex" xmlns:cx6="http://schemas.microsoft.com/office/drawing/2016/5/12/chartex" xmlns:cx7="http://schemas.microsoft.com/office/drawing/2016/5/13/chartex" xmlns:cx8="http://schemas.microsoft.com/office/drawing/2016/5/14/chartex" xmlns:mc="http://schemas.openxmlformats.org/markup-compatibility/2006" xmlns:aink="http://schemas.microsoft.com/office/drawing/2016/ink" xmlns:am3d="http://schemas.microsoft.com/office/drawing/2017/model3d" xmlns:o="urn:schemas-microsoft-com:office:office" xmlns:r="http://schemas.openxmlformats.org/officeDocument/2006/relationships" xmlns:m="http://schemas.openxmlformats.org/officeDocument/2006/math" xmlns:v="urn:schemas-microsoft-com:vml" xmlns:wp14="http://schemas.microsoft.com/office/word/2010/wordprocessingDrawing" xmlns:wp="http://schemas.openxmlformats.org/drawingml/2006/wordprocessingDrawing" xmlns:w10="urn:schemas-microsoft-com:office:word" xmlns:w="http://schemas.openxmlformats.org/wordprocessingml/2006/main" xmlns:w14="http://schemas.microsoft.com/office/word/2010/wordml" xmlns:w15="http://schemas.microsoft.com/office/word/2012/wordml" xmlns:w16cid="http://schemas.microsoft.com/office/word/2016/wordml/cid" xmlns:w16se="http://schemas.microsoft.com/office/word/2015/wordml/symex" xmlns:wpg="http://schemas.microsoft.com/office/word/2010/wordprocessingGroup" xmlns:wpi="http://schemas.microsoft.com/office/word/2010/wordprocessingInk" xmlns:wne="http://schemas.microsoft.com/office/word/2006/wordml" xmlns:wps="http://schemas.microsoft.com/office/word/2010/wordprocessingShape" mc:Ignorable="w14 w15 w16se w16cid wp14">
+<w:ftr xmlns:wpc="http://schemas.microsoft.com/office/word/2010/wordprocessingCanvas" xmlns:cx="http://schemas.microsoft.com/office/drawing/2014/chartex" xmlns:cx1="http://schemas.microsoft.com/office/drawing/2015/9/8/chartex" xmlns:cx2="http://schemas.microsoft.com/office/drawing/2015/10/21/chartex" xmlns:cx3="http://schemas.microsoft.com/office/drawing/2016/5/9/chartex" xmlns:cx4="http://schemas.microsoft.com/office/drawing/2016/5/10/chartex" xmlns:cx5="http://schemas.microsoft.com/office/drawing/2016/5/11/chartex" xmlns:cx6="http://schemas.microsoft.com/office/drawing/2016/5/12/chartex" xmlns:cx7="http://schemas.microsoft.com/office/drawing/2016/5/13/chartex" xmlns:cx8="http://schemas.microsoft.com/office/drawing/2016/5/14/chartex" xmlns:mc="http://schemas.openxmlformats.org/markup-compatibility/2006" xmlns:aink="http://schemas.microsoft.com/office/drawing/2016/ink" xmlns:am3d="http://schemas.microsoft.com/office/drawing/2017/model3d" xmlns:o="urn:schemas-microsoft-com:office:office" xmlns:oel="http://schemas.microsoft.com/office/2019/extlst" xmlns:r="http://schemas.openxmlformats.org/officeDocument/2006/relationships" xmlns:m="http://schemas.openxmlformats.org/officeDocument/2006/math" xmlns:v="urn:schemas-microsoft-com:vml" xmlns:wp14="http://schemas.microsoft.com/office/word/2010/wordprocessingDrawing" xmlns:wp="http://schemas.openxmlformats.org/drawingml/2006/wordprocessingDrawing" xmlns:w10="urn:schemas-microsoft-com:office:word" xmlns:w="http://schemas.openxmlformats.org/wordprocessingml/2006/main" xmlns:w14="http://schemas.microsoft.com/office/word/2010/wordml" xmlns:w15="http://schemas.microsoft.com/office/word/2012/wordml" xmlns:w16cei="http://schemas.microsoft.com/office/word/2026/wordml/cei" xmlns:w16cex="http://schemas.microsoft.com/office/word/2018/wordml/cex" xmlns:w16cid="http://schemas.microsoft.com/office/word/2016/wordml/cid" xmlns:w16="http://schemas.microsoft.com/office/word/2018/wordml" xmlns:w16du="http://schemas.microsoft.com/office/word/2023/wordml/word16du" xmlns:w16sdtdh="http://schemas.microsoft.com/office/word/2020/wordml/sdtdatahash" xmlns:w16sdtfl="http://schemas.microsoft.com/office/word/2024/wordml/sdtformatlock" xmlns:w16se="http://schemas.microsoft.com/office/word/2015/wordml/symex" xmlns:wpg="http://schemas.microsoft.com/office/word/2010/wordprocessingGroup" xmlns:wpi="http://schemas.microsoft.com/office/word/2010/wordprocessingInk" xmlns:wne="http://schemas.microsoft.com/office/word/2006/wordml" xmlns:wps="http://schemas.microsoft.com/office/word/2010/wordprocessingShape" mc:Ignorable="w14 w15 w16se w16cid w16 w16cex w16sdtdh w16sdtfl w16du wp14">
   <w:p>
     <w:pPr>
       <w:pStyle w:val="Corpodetexto"/>
@@ -20548,7 +20283,7 @@
               <v:stroke joinstyle="miter"/>
               <v:path gradientshapeok="t" o:connecttype="rect"/>
             </v:shapetype>
-            <v:shape id="Textbox 100" o:spid="_x0000_s1039" type="#_x0000_t202" style="position:absolute;margin-left:41.5pt;margin-top:808.15pt;width:148.8pt;height:10.95pt;z-index:-251658219;visibility:visible;mso-wrap-style:square;mso-wrap-distance-left:0;mso-wrap-distance-top:0;mso-wrap-distance-right:0;mso-wrap-distance-bottom:0;mso-position-horizontal:absolute;mso-position-horizontal-relative:page;mso-position-vertical:absolute;mso-position-vertical-relative:page;v-text-anchor:top" o:gfxdata="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" filled="f" stroked="f">
+            <v:shape id="Textbox 100" o:spid="_x0000_s1039" type="#_x0000_t202" style="position:absolute;margin-left:41.5pt;margin-top:808.15pt;width:148.8pt;height:10.95pt;z-index:-251658219;visibility:visible;mso-wrap-style:square;mso-wrap-distance-left:0;mso-wrap-distance-top:0;mso-wrap-distance-right:0;mso-wrap-distance-bottom:0;mso-position-horizontal:absolute;mso-position-horizontal-relative:page;mso-position-vertical:absolute;mso-position-vertical-relative:page;v-text-anchor:top" o:gfxdata="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" filled="f" stroked="f">
               <v:textbox inset="0,0,0,0">
                 <w:txbxContent>
                   <w:p>
@@ -20703,7 +20438,7 @@
         </mc:Choice>
         <mc:Fallback>
           <w:pict>
-            <v:shape w14:anchorId="6F63DA65" id="Textbox 101" o:spid="_x0000_s1040" type="#_x0000_t202" style="position:absolute;margin-left:520.2pt;margin-top:808.15pt;width:36.6pt;height:10.95pt;z-index:-251658218;visibility:visible;mso-wrap-style:square;mso-wrap-distance-left:0;mso-wrap-distance-top:0;mso-wrap-distance-right:0;mso-wrap-distance-bottom:0;mso-position-horizontal:absolute;mso-position-horizontal-relative:page;mso-position-vertical:absolute;mso-position-vertical-relative:page;v-text-anchor:top" o:gfxdata="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" filled="f" stroked="f">
+            <v:shape w14:anchorId="6F63DA65" id="Textbox 101" o:spid="_x0000_s1040" type="#_x0000_t202" style="position:absolute;margin-left:520.2pt;margin-top:808.15pt;width:36.6pt;height:10.95pt;z-index:-251658218;visibility:visible;mso-wrap-style:square;mso-wrap-distance-left:0;mso-wrap-distance-top:0;mso-wrap-distance-right:0;mso-wrap-distance-bottom:0;mso-position-horizontal:absolute;mso-position-horizontal-relative:page;mso-position-vertical:absolute;mso-position-vertical-relative:page;v-text-anchor:top" o:gfxdata="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" filled="f" stroked="f">
               <v:textbox inset="0,0,0,0">
                 <w:txbxContent>
                   <w:p>
@@ -20782,7 +20517,7 @@
 </file>
 
 <file path=word/footer6.xml><?xml version="1.0" encoding="utf-8"?>
-<w:ftr xmlns:wpc="http://schemas.microsoft.com/office/word/2010/wordprocessingCanvas" xmlns:cx="http://schemas.microsoft.com/office/drawing/2014/chartex" xmlns:cx1="http://schemas.microsoft.com/office/drawing/2015/9/8/chartex" xmlns:cx2="http://schemas.microsoft.com/office/drawing/2015/10/21/chartex" xmlns:cx3="http://schemas.microsoft.com/office/drawing/2016/5/9/chartex" xmlns:cx4="http://schemas.microsoft.com/office/drawing/2016/5/10/chartex" xmlns:cx5="http://schemas.microsoft.com/office/drawing/2016/5/11/chartex" xmlns:cx6="http://schemas.microsoft.com/office/drawing/2016/5/12/chartex" xmlns:cx7="http://schemas.microsoft.com/office/drawing/2016/5/13/chartex" xmlns:cx8="http://schemas.microsoft.com/office/drawing/2016/5/14/chartex" xmlns:mc="http://schemas.openxmlformats.org/markup-compatibility/2006" xmlns:aink="http://schemas.microsoft.com/office/drawing/2016/ink" xmlns:am3d="http://schemas.microsoft.com/office/drawing/2017/model3d" xmlns:o="urn:schemas-microsoft-com:office:office" xmlns:r="http://schemas.openxmlformats.org/officeDocument/2006/relationships" xmlns:m="http://schemas.openxmlformats.org/officeDocument/2006/math" xmlns:v="urn:schemas-microsoft-com:vml" xmlns:wp14="http://schemas.microsoft.com/office/word/2010/wordprocessingDrawing" xmlns:wp="http://schemas.openxmlformats.org/drawingml/2006/wordprocessingDrawing" xmlns:w10="urn:schemas-microsoft-com:office:word" xmlns:w="http://schemas.openxmlformats.org/wordprocessingml/2006/main" xmlns:w14="http://schemas.microsoft.com/office/word/2010/wordml" xmlns:w15="http://schemas.microsoft.com/office/word/2012/wordml" xmlns:w16cid="http://schemas.microsoft.com/office/word/2016/wordml/cid" xmlns:w16se="http://schemas.microsoft.com/office/word/2015/wordml/symex" xmlns:wpg="http://schemas.microsoft.com/office/word/2010/wordprocessingGroup" xmlns:wpi="http://schemas.microsoft.com/office/word/2010/wordprocessingInk" xmlns:wne="http://schemas.microsoft.com/office/word/2006/wordml" xmlns:wps="http://schemas.microsoft.com/office/word/2010/wordprocessingShape" mc:Ignorable="w14 w15 w16se w16cid wp14">
+<w:ftr xmlns:wpc="http://schemas.microsoft.com/office/word/2010/wordprocessingCanvas" xmlns:cx="http://schemas.microsoft.com/office/drawing/2014/chartex" xmlns:cx1="http://schemas.microsoft.com/office/drawing/2015/9/8/chartex" xmlns:cx2="http://schemas.microsoft.com/office/drawing/2015/10/21/chartex" xmlns:cx3="http://schemas.microsoft.com/office/drawing/2016/5/9/chartex" xmlns:cx4="http://schemas.microsoft.com/office/drawing/2016/5/10/chartex" xmlns:cx5="http://schemas.microsoft.com/office/drawing/2016/5/11/chartex" xmlns:cx6="http://schemas.microsoft.com/office/drawing/2016/5/12/chartex" xmlns:cx7="http://schemas.microsoft.com/office/drawing/2016/5/13/chartex" xmlns:cx8="http://schemas.microsoft.com/office/drawing/2016/5/14/chartex" xmlns:mc="http://schemas.openxmlformats.org/markup-compatibility/2006" xmlns:aink="http://schemas.microsoft.com/office/drawing/2016/ink" xmlns:am3d="http://schemas.microsoft.com/office/drawing/2017/model3d" xmlns:o="urn:schemas-microsoft-com:office:office" xmlns:oel="http://schemas.microsoft.com/office/2019/extlst" xmlns:r="http://schemas.openxmlformats.org/officeDocument/2006/relationships" xmlns:m="http://schemas.openxmlformats.org/officeDocument/2006/math" xmlns:v="urn:schemas-microsoft-com:vml" xmlns:wp14="http://schemas.microsoft.com/office/word/2010/wordprocessingDrawing" xmlns:wp="http://schemas.openxmlformats.org/drawingml/2006/wordprocessingDrawing" xmlns:w10="urn:schemas-microsoft-com:office:word" xmlns:w="http://schemas.openxmlformats.org/wordprocessingml/2006/main" xmlns:w14="http://schemas.microsoft.com/office/word/2010/wordml" xmlns:w15="http://schemas.microsoft.com/office/word/2012/wordml" xmlns:w16cei="http://schemas.microsoft.com/office/word/2026/wordml/cei" xmlns:w16cex="http://schemas.microsoft.com/office/word/2018/wordml/cex" xmlns:w16cid="http://schemas.microsoft.com/office/word/2016/wordml/cid" xmlns:w16="http://schemas.microsoft.com/office/word/2018/wordml" xmlns:w16du="http://schemas.microsoft.com/office/word/2023/wordml/word16du" xmlns:w16sdtdh="http://schemas.microsoft.com/office/word/2020/wordml/sdtdatahash" xmlns:w16sdtfl="http://schemas.microsoft.com/office/word/2024/wordml/sdtformatlock" xmlns:w16se="http://schemas.microsoft.com/office/word/2015/wordml/symex" xmlns:wpg="http://schemas.microsoft.com/office/word/2010/wordprocessingGroup" xmlns:wpi="http://schemas.microsoft.com/office/word/2010/wordprocessingInk" xmlns:wne="http://schemas.microsoft.com/office/word/2006/wordml" xmlns:wps="http://schemas.microsoft.com/office/word/2010/wordprocessingShape" mc:Ignorable="w14 w15 w16se w16cid w16 w16cex w16sdtdh w16sdtfl w16du wp14">
   <w:p>
     <w:pPr>
       <w:pStyle w:val="Corpodetexto"/>
@@ -20958,7 +20693,7 @@
               <v:stroke joinstyle="miter"/>
               <v:path gradientshapeok="t" o:connecttype="rect"/>
             </v:shapetype>
-            <v:shape id="Textbox 121" o:spid="_x0000_s1042" type="#_x0000_t202" style="position:absolute;margin-left:41.5pt;margin-top:808.15pt;width:148.8pt;height:10.95pt;z-index:-251658214;visibility:visible;mso-wrap-style:square;mso-wrap-distance-left:0;mso-wrap-distance-top:0;mso-wrap-distance-right:0;mso-wrap-distance-bottom:0;mso-position-horizontal:absolute;mso-position-horizontal-relative:page;mso-position-vertical:absolute;mso-position-vertical-relative:page;v-text-anchor:top" o:gfxdata="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" filled="f" stroked="f">
+            <v:shape id="Textbox 121" o:spid="_x0000_s1042" type="#_x0000_t202" style="position:absolute;margin-left:41.5pt;margin-top:808.15pt;width:148.8pt;height:10.95pt;z-index:-251658214;visibility:visible;mso-wrap-style:square;mso-wrap-distance-left:0;mso-wrap-distance-top:0;mso-wrap-distance-right:0;mso-wrap-distance-bottom:0;mso-position-horizontal:absolute;mso-position-horizontal-relative:page;mso-position-vertical:absolute;mso-position-vertical-relative:page;v-text-anchor:top" o:gfxdata="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" filled="f" stroked="f">
               <v:textbox inset="0,0,0,0">
                 <w:txbxContent>
                   <w:p>
@@ -21113,7 +20848,7 @@
         </mc:Choice>
         <mc:Fallback>
           <w:pict>
-            <v:shape w14:anchorId="3227568D" id="Textbox 122" o:spid="_x0000_s1043" type="#_x0000_t202" style="position:absolute;margin-left:520.2pt;margin-top:808.15pt;width:36.6pt;height:10.95pt;z-index:-251658213;visibility:visible;mso-wrap-style:square;mso-wrap-distance-left:0;mso-wrap-distance-top:0;mso-wrap-distance-right:0;mso-wrap-distance-bottom:0;mso-position-horizontal:absolute;mso-position-horizontal-relative:page;mso-position-vertical:absolute;mso-position-vertical-relative:page;v-text-anchor:top" o:gfxdata="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" filled="f" stroked="f">
+            <v:shape w14:anchorId="3227568D" id="Textbox 122" o:spid="_x0000_s1043" type="#_x0000_t202" style="position:absolute;margin-left:520.2pt;margin-top:808.15pt;width:36.6pt;height:10.95pt;z-index:-251658213;visibility:visible;mso-wrap-style:square;mso-wrap-distance-left:0;mso-wrap-distance-top:0;mso-wrap-distance-right:0;mso-wrap-distance-bottom:0;mso-position-horizontal:absolute;mso-position-horizontal-relative:page;mso-position-vertical:absolute;mso-position-vertical-relative:page;v-text-anchor:top" o:gfxdata="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" filled="f" stroked="f">
               <v:textbox inset="0,0,0,0">
                 <w:txbxContent>
                   <w:p>
@@ -21192,7 +20927,7 @@
 </file>
 
 <file path=word/footer7.xml><?xml version="1.0" encoding="utf-8"?>
-<w:ftr xmlns:wpc="http://schemas.microsoft.com/office/word/2010/wordprocessingCanvas" xmlns:cx="http://schemas.microsoft.com/office/drawing/2014/chartex" xmlns:cx1="http://schemas.microsoft.com/office/drawing/2015/9/8/chartex" xmlns:cx2="http://schemas.microsoft.com/office/drawing/2015/10/21/chartex" xmlns:cx3="http://schemas.microsoft.com/office/drawing/2016/5/9/chartex" xmlns:cx4="http://schemas.microsoft.com/office/drawing/2016/5/10/chartex" xmlns:cx5="http://schemas.microsoft.com/office/drawing/2016/5/11/chartex" xmlns:cx6="http://schemas.microsoft.com/office/drawing/2016/5/12/chartex" xmlns:cx7="http://schemas.microsoft.com/office/drawing/2016/5/13/chartex" xmlns:cx8="http://schemas.microsoft.com/office/drawing/2016/5/14/chartex" xmlns:mc="http://schemas.openxmlformats.org/markup-compatibility/2006" xmlns:aink="http://schemas.microsoft.com/office/drawing/2016/ink" xmlns:am3d="http://schemas.microsoft.com/office/drawing/2017/model3d" xmlns:o="urn:schemas-microsoft-com:office:office" xmlns:r="http://schemas.openxmlformats.org/officeDocument/2006/relationships" xmlns:m="http://schemas.openxmlformats.org/officeDocument/2006/math" xmlns:v="urn:schemas-microsoft-com:vml" xmlns:wp14="http://schemas.microsoft.com/office/word/2010/wordprocessingDrawing" xmlns:wp="http://schemas.openxmlformats.org/drawingml/2006/wordprocessingDrawing" xmlns:w10="urn:schemas-microsoft-com:office:word" xmlns:w="http://schemas.openxmlformats.org/wordprocessingml/2006/main" xmlns:w14="http://schemas.microsoft.com/office/word/2010/wordml" xmlns:w15="http://schemas.microsoft.com/office/word/2012/wordml" xmlns:w16cid="http://schemas.microsoft.com/office/word/2016/wordml/cid" xmlns:w16se="http://schemas.microsoft.com/office/word/2015/wordml/symex" xmlns:wpg="http://schemas.microsoft.com/office/word/2010/wordprocessingGroup" xmlns:wpi="http://schemas.microsoft.com/office/word/2010/wordprocessingInk" xmlns:wne="http://schemas.microsoft.com/office/word/2006/wordml" xmlns:wps="http://schemas.microsoft.com/office/word/2010/wordprocessingShape" mc:Ignorable="w14 w15 w16se w16cid wp14">
+<w:ftr xmlns:wpc="http://schemas.microsoft.com/office/word/2010/wordprocessingCanvas" xmlns:cx="http://schemas.microsoft.com/office/drawing/2014/chartex" xmlns:cx1="http://schemas.microsoft.com/office/drawing/2015/9/8/chartex" xmlns:cx2="http://schemas.microsoft.com/office/drawing/2015/10/21/chartex" xmlns:cx3="http://schemas.microsoft.com/office/drawing/2016/5/9/chartex" xmlns:cx4="http://schemas.microsoft.com/office/drawing/2016/5/10/chartex" xmlns:cx5="http://schemas.microsoft.com/office/drawing/2016/5/11/chartex" xmlns:cx6="http://schemas.microsoft.com/office/drawing/2016/5/12/chartex" xmlns:cx7="http://schemas.microsoft.com/office/drawing/2016/5/13/chartex" xmlns:cx8="http://schemas.microsoft.com/office/drawing/2016/5/14/chartex" xmlns:mc="http://schemas.openxmlformats.org/markup-compatibility/2006" xmlns:aink="http://schemas.microsoft.com/office/drawing/2016/ink" xmlns:am3d="http://schemas.microsoft.com/office/drawing/2017/model3d" xmlns:o="urn:schemas-microsoft-com:office:office" xmlns:oel="http://schemas.microsoft.com/office/2019/extlst" xmlns:r="http://schemas.openxmlformats.org/officeDocument/2006/relationships" xmlns:m="http://schemas.openxmlformats.org/officeDocument/2006/math" xmlns:v="urn:schemas-microsoft-com:vml" xmlns:wp14="http://schemas.microsoft.com/office/word/2010/wordprocessingDrawing" xmlns:wp="http://schemas.openxmlformats.org/drawingml/2006/wordprocessingDrawing" xmlns:w10="urn:schemas-microsoft-com:office:word" xmlns:w="http://schemas.openxmlformats.org/wordprocessingml/2006/main" xmlns:w14="http://schemas.microsoft.com/office/word/2010/wordml" xmlns:w15="http://schemas.microsoft.com/office/word/2012/wordml" xmlns:w16cei="http://schemas.microsoft.com/office/word/2026/wordml/cei" xmlns:w16cex="http://schemas.microsoft.com/office/word/2018/wordml/cex" xmlns:w16cid="http://schemas.microsoft.com/office/word/2016/wordml/cid" xmlns:w16="http://schemas.microsoft.com/office/word/2018/wordml" xmlns:w16du="http://schemas.microsoft.com/office/word/2023/wordml/word16du" xmlns:w16sdtdh="http://schemas.microsoft.com/office/word/2020/wordml/sdtdatahash" xmlns:w16sdtfl="http://schemas.microsoft.com/office/word/2024/wordml/sdtformatlock" xmlns:w16se="http://schemas.microsoft.com/office/word/2015/wordml/symex" xmlns:wpg="http://schemas.microsoft.com/office/word/2010/wordprocessingGroup" xmlns:wpi="http://schemas.microsoft.com/office/word/2010/wordprocessingInk" xmlns:wne="http://schemas.microsoft.com/office/word/2006/wordml" xmlns:wps="http://schemas.microsoft.com/office/word/2010/wordprocessingShape" mc:Ignorable="w14 w15 w16se w16cid w16 w16cex w16sdtdh w16sdtfl w16du wp14">
   <w:p>
     <w:pPr>
       <w:pStyle w:val="Corpodetexto"/>
@@ -21368,7 +21103,7 @@
               <v:stroke joinstyle="miter"/>
               <v:path gradientshapeok="t" o:connecttype="rect"/>
             </v:shapetype>
-            <v:shape id="Textbox 141" o:spid="_x0000_s1045" type="#_x0000_t202" style="position:absolute;margin-left:41.5pt;margin-top:808.15pt;width:148.8pt;height:10.95pt;z-index:-251658209;visibility:visible;mso-wrap-style:square;mso-wrap-distance-left:0;mso-wrap-distance-top:0;mso-wrap-distance-right:0;mso-wrap-distance-bottom:0;mso-position-horizontal:absolute;mso-position-horizontal-relative:page;mso-position-vertical:absolute;mso-position-vertical-relative:page;v-text-anchor:top" o:gfxdata="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" filled="f" stroked="f">
+            <v:shape id="Textbox 141" o:spid="_x0000_s1045" type="#_x0000_t202" style="position:absolute;margin-left:41.5pt;margin-top:808.15pt;width:148.8pt;height:10.95pt;z-index:-251658209;visibility:visible;mso-wrap-style:square;mso-wrap-distance-left:0;mso-wrap-distance-top:0;mso-wrap-distance-right:0;mso-wrap-distance-bottom:0;mso-position-horizontal:absolute;mso-position-horizontal-relative:page;mso-position-vertical:absolute;mso-position-vertical-relative:page;v-text-anchor:top" o:gfxdata="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" filled="f" stroked="f">
               <v:textbox inset="0,0,0,0">
                 <w:txbxContent>
                   <w:p>
@@ -21523,7 +21258,7 @@
         </mc:Choice>
         <mc:Fallback>
           <w:pict>
-            <v:shape w14:anchorId="74FD5B8F" id="Textbox 142" o:spid="_x0000_s1046" type="#_x0000_t202" style="position:absolute;margin-left:520.2pt;margin-top:808.15pt;width:36.6pt;height:10.95pt;z-index:-251658208;visibility:visible;mso-wrap-style:square;mso-wrap-distance-left:0;mso-wrap-distance-top:0;mso-wrap-distance-right:0;mso-wrap-distance-bottom:0;mso-position-horizontal:absolute;mso-position-horizontal-relative:page;mso-position-vertical:absolute;mso-position-vertical-relative:page;v-text-anchor:top" o:gfxdata="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" filled="f" stroked="f">
+            <v:shape w14:anchorId="74FD5B8F" id="Textbox 142" o:spid="_x0000_s1046" type="#_x0000_t202" style="position:absolute;margin-left:520.2pt;margin-top:808.15pt;width:36.6pt;height:10.95pt;z-index:-251658208;visibility:visible;mso-wrap-style:square;mso-wrap-distance-left:0;mso-wrap-distance-top:0;mso-wrap-distance-right:0;mso-wrap-distance-bottom:0;mso-position-horizontal:absolute;mso-position-horizontal-relative:page;mso-position-vertical:absolute;mso-position-vertical-relative:page;v-text-anchor:top" o:gfxdata="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" filled="f" stroked="f">
               <v:textbox inset="0,0,0,0">
                 <w:txbxContent>
                   <w:p>
@@ -21602,7 +21337,7 @@
 </file>
 
 <file path=word/footer8.xml><?xml version="1.0" encoding="utf-8"?>
-<w:ftr xmlns:wpc="http://schemas.microsoft.com/office/word/2010/wordprocessingCanvas" xmlns:cx="http://schemas.microsoft.com/office/drawing/2014/chartex" xmlns:cx1="http://schemas.microsoft.com/office/drawing/2015/9/8/chartex" xmlns:cx2="http://schemas.microsoft.com/office/drawing/2015/10/21/chartex" xmlns:cx3="http://schemas.microsoft.com/office/drawing/2016/5/9/chartex" xmlns:cx4="http://schemas.microsoft.com/office/drawing/2016/5/10/chartex" xmlns:cx5="http://schemas.microsoft.com/office/drawing/2016/5/11/chartex" xmlns:cx6="http://schemas.microsoft.com/office/drawing/2016/5/12/chartex" xmlns:cx7="http://schemas.microsoft.com/office/drawing/2016/5/13/chartex" xmlns:cx8="http://schemas.microsoft.com/office/drawing/2016/5/14/chartex" xmlns:mc="http://schemas.openxmlformats.org/markup-compatibility/2006" xmlns:aink="http://schemas.microsoft.com/office/drawing/2016/ink" xmlns:am3d="http://schemas.microsoft.com/office/drawing/2017/model3d" xmlns:o="urn:schemas-microsoft-com:office:office" xmlns:r="http://schemas.openxmlformats.org/officeDocument/2006/relationships" xmlns:m="http://schemas.openxmlformats.org/officeDocument/2006/math" xmlns:v="urn:schemas-microsoft-com:vml" xmlns:wp14="http://schemas.microsoft.com/office/word/2010/wordprocessingDrawing" xmlns:wp="http://schemas.openxmlformats.org/drawingml/2006/wordprocessingDrawing" xmlns:w10="urn:schemas-microsoft-com:office:word" xmlns:w="http://schemas.openxmlformats.org/wordprocessingml/2006/main" xmlns:w14="http://schemas.microsoft.com/office/word/2010/wordml" xmlns:w15="http://schemas.microsoft.com/office/word/2012/wordml" xmlns:w16cid="http://schemas.microsoft.com/office/word/2016/wordml/cid" xmlns:w16se="http://schemas.microsoft.com/office/word/2015/wordml/symex" xmlns:wpg="http://schemas.microsoft.com/office/word/2010/wordprocessingGroup" xmlns:wpi="http://schemas.microsoft.com/office/word/2010/wordprocessingInk" xmlns:wne="http://schemas.microsoft.com/office/word/2006/wordml" xmlns:wps="http://schemas.microsoft.com/office/word/2010/wordprocessingShape" mc:Ignorable="w14 w15 w16se w16cid wp14">
+<w:ftr xmlns:wpc="http://schemas.microsoft.com/office/word/2010/wordprocessingCanvas" xmlns:cx="http://schemas.microsoft.com/office/drawing/2014/chartex" xmlns:cx1="http://schemas.microsoft.com/office/drawing/2015/9/8/chartex" xmlns:cx2="http://schemas.microsoft.com/office/drawing/2015/10/21/chartex" xmlns:cx3="http://schemas.microsoft.com/office/drawing/2016/5/9/chartex" xmlns:cx4="http://schemas.microsoft.com/office/drawing/2016/5/10/chartex" xmlns:cx5="http://schemas.microsoft.com/office/drawing/2016/5/11/chartex" xmlns:cx6="http://schemas.microsoft.com/office/drawing/2016/5/12/chartex" xmlns:cx7="http://schemas.microsoft.com/office/drawing/2016/5/13/chartex" xmlns:cx8="http://schemas.microsoft.com/office/drawing/2016/5/14/chartex" xmlns:mc="http://schemas.openxmlformats.org/markup-compatibility/2006" xmlns:aink="http://schemas.microsoft.com/office/drawing/2016/ink" xmlns:am3d="http://schemas.microsoft.com/office/drawing/2017/model3d" xmlns:o="urn:schemas-microsoft-com:office:office" xmlns:oel="http://schemas.microsoft.com/office/2019/extlst" xmlns:r="http://schemas.openxmlformats.org/officeDocument/2006/relationships" xmlns:m="http://schemas.openxmlformats.org/officeDocument/2006/math" xmlns:v="urn:schemas-microsoft-com:vml" xmlns:wp14="http://schemas.microsoft.com/office/word/2010/wordprocessingDrawing" xmlns:wp="http://schemas.openxmlformats.org/drawingml/2006/wordprocessingDrawing" xmlns:w10="urn:schemas-microsoft-com:office:word" xmlns:w="http://schemas.openxmlformats.org/wordprocessingml/2006/main" xmlns:w14="http://schemas.microsoft.com/office/word/2010/wordml" xmlns:w15="http://schemas.microsoft.com/office/word/2012/wordml" xmlns:w16cei="http://schemas.microsoft.com/office/word/2026/wordml/cei" xmlns:w16cex="http://schemas.microsoft.com/office/word/2018/wordml/cex" xmlns:w16cid="http://schemas.microsoft.com/office/word/2016/wordml/cid" xmlns:w16="http://schemas.microsoft.com/office/word/2018/wordml" xmlns:w16du="http://schemas.microsoft.com/office/word/2023/wordml/word16du" xmlns:w16sdtdh="http://schemas.microsoft.com/office/word/2020/wordml/sdtdatahash" xmlns:w16sdtfl="http://schemas.microsoft.com/office/word/2024/wordml/sdtformatlock" xmlns:w16se="http://schemas.microsoft.com/office/word/2015/wordml/symex" xmlns:wpg="http://schemas.microsoft.com/office/word/2010/wordprocessingGroup" xmlns:wpi="http://schemas.microsoft.com/office/word/2010/wordprocessingInk" xmlns:wne="http://schemas.microsoft.com/office/word/2006/wordml" xmlns:wps="http://schemas.microsoft.com/office/word/2010/wordprocessingShape" mc:Ignorable="w14 w15 w16se w16cid w16 w16cex w16sdtdh w16sdtfl w16du wp14">
   <w:p>
     <w:pPr>
       <w:pStyle w:val="Corpodetexto"/>
@@ -21778,7 +21513,7 @@
               <v:stroke joinstyle="miter"/>
               <v:path gradientshapeok="t" o:connecttype="rect"/>
             </v:shapetype>
-            <v:shape id="Textbox 164" o:spid="_x0000_s1048" type="#_x0000_t202" style="position:absolute;margin-left:41.5pt;margin-top:808.15pt;width:148.8pt;height:10.95pt;z-index:-251658204;visibility:visible;mso-wrap-style:square;mso-wrap-distance-left:0;mso-wrap-distance-top:0;mso-wrap-distance-right:0;mso-wrap-distance-bottom:0;mso-position-horizontal:absolute;mso-position-horizontal-relative:page;mso-position-vertical:absolute;mso-position-vertical-relative:page;v-text-anchor:top" o:gfxdata="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" filled="f" stroked="f">
+            <v:shape id="Textbox 164" o:spid="_x0000_s1048" type="#_x0000_t202" style="position:absolute;margin-left:41.5pt;margin-top:808.15pt;width:148.8pt;height:10.95pt;z-index:-251658204;visibility:visible;mso-wrap-style:square;mso-wrap-distance-left:0;mso-wrap-distance-top:0;mso-wrap-distance-right:0;mso-wrap-distance-bottom:0;mso-position-horizontal:absolute;mso-position-horizontal-relative:page;mso-position-vertical:absolute;mso-position-vertical-relative:page;v-text-anchor:top" o:gfxdata="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" filled="f" stroked="f">
               <v:textbox inset="0,0,0,0">
                 <w:txbxContent>
                   <w:p>
@@ -21933,7 +21668,7 @@
         </mc:Choice>
         <mc:Fallback>
           <w:pict>
-            <v:shape w14:anchorId="5FE95766" id="Textbox 165" o:spid="_x0000_s1049" type="#_x0000_t202" style="position:absolute;margin-left:520.2pt;margin-top:808.15pt;width:36.6pt;height:10.95pt;z-index:-251658203;visibility:visible;mso-wrap-style:square;mso-wrap-distance-left:0;mso-wrap-distance-top:0;mso-wrap-distance-right:0;mso-wrap-distance-bottom:0;mso-position-horizontal:absolute;mso-position-horizontal-relative:page;mso-position-vertical:absolute;mso-position-vertical-relative:page;v-text-anchor:top" o:gfxdata="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" filled="f" stroked="f">
+            <v:shape w14:anchorId="5FE95766" id="Textbox 165" o:spid="_x0000_s1049" type="#_x0000_t202" style="position:absolute;margin-left:520.2pt;margin-top:808.15pt;width:36.6pt;height:10.95pt;z-index:-251658203;visibility:visible;mso-wrap-style:square;mso-wrap-distance-left:0;mso-wrap-distance-top:0;mso-wrap-distance-right:0;mso-wrap-distance-bottom:0;mso-position-horizontal:absolute;mso-position-horizontal-relative:page;mso-position-vertical:absolute;mso-position-vertical-relative:page;v-text-anchor:top" o:gfxdata="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" filled="f" stroked="f">
               <v:textbox inset="0,0,0,0">
                 <w:txbxContent>
                   <w:p>
@@ -22012,7 +21747,7 @@
 </file>
 
 <file path=word/footer9.xml><?xml version="1.0" encoding="utf-8"?>
-<w:ftr xmlns:wpc="http://schemas.microsoft.com/office/word/2010/wordprocessingCanvas" xmlns:cx="http://schemas.microsoft.com/office/drawing/2014/chartex" xmlns:cx1="http://schemas.microsoft.com/office/drawing/2015/9/8/chartex" xmlns:cx2="http://schemas.microsoft.com/office/drawing/2015/10/21/chartex" xmlns:cx3="http://schemas.microsoft.com/office/drawing/2016/5/9/chartex" xmlns:cx4="http://schemas.microsoft.com/office/drawing/2016/5/10/chartex" xmlns:cx5="http://schemas.microsoft.com/office/drawing/2016/5/11/chartex" xmlns:cx6="http://schemas.microsoft.com/office/drawing/2016/5/12/chartex" xmlns:cx7="http://schemas.microsoft.com/office/drawing/2016/5/13/chartex" xmlns:cx8="http://schemas.microsoft.com/office/drawing/2016/5/14/chartex" xmlns:mc="http://schemas.openxmlformats.org/markup-compatibility/2006" xmlns:aink="http://schemas.microsoft.com/office/drawing/2016/ink" xmlns:am3d="http://schemas.microsoft.com/office/drawing/2017/model3d" xmlns:o="urn:schemas-microsoft-com:office:office" xmlns:r="http://schemas.openxmlformats.org/officeDocument/2006/relationships" xmlns:m="http://schemas.openxmlformats.org/officeDocument/2006/math" xmlns:v="urn:schemas-microsoft-com:vml" xmlns:wp14="http://schemas.microsoft.com/office/word/2010/wordprocessingDrawing" xmlns:wp="http://schemas.openxmlformats.org/drawingml/2006/wordprocessingDrawing" xmlns:w10="urn:schemas-microsoft-com:office:word" xmlns:w="http://schemas.openxmlformats.org/wordprocessingml/2006/main" xmlns:w14="http://schemas.microsoft.com/office/word/2010/wordml" xmlns:w15="http://schemas.microsoft.com/office/word/2012/wordml" xmlns:w16cid="http://schemas.microsoft.com/office/word/2016/wordml/cid" xmlns:w16se="http://schemas.microsoft.com/office/word/2015/wordml/symex" xmlns:wpg="http://schemas.microsoft.com/office/word/2010/wordprocessingGroup" xmlns:wpi="http://schemas.microsoft.com/office/word/2010/wordprocessingInk" xmlns:wne="http://schemas.microsoft.com/office/word/2006/wordml" xmlns:wps="http://schemas.microsoft.com/office/word/2010/wordprocessingShape" mc:Ignorable="w14 w15 w16se w16cid wp14">
+<w:ftr xmlns:wpc="http://schemas.microsoft.com/office/word/2010/wordprocessingCanvas" xmlns:cx="http://schemas.microsoft.com/office/drawing/2014/chartex" xmlns:cx1="http://schemas.microsoft.com/office/drawing/2015/9/8/chartex" xmlns:cx2="http://schemas.microsoft.com/office/drawing/2015/10/21/chartex" xmlns:cx3="http://schemas.microsoft.com/office/drawing/2016/5/9/chartex" xmlns:cx4="http://schemas.microsoft.com/office/drawing/2016/5/10/chartex" xmlns:cx5="http://schemas.microsoft.com/office/drawing/2016/5/11/chartex" xmlns:cx6="http://schemas.microsoft.com/office/drawing/2016/5/12/chartex" xmlns:cx7="http://schemas.microsoft.com/office/drawing/2016/5/13/chartex" xmlns:cx8="http://schemas.microsoft.com/office/drawing/2016/5/14/chartex" xmlns:mc="http://schemas.openxmlformats.org/markup-compatibility/2006" xmlns:aink="http://schemas.microsoft.com/office/drawing/2016/ink" xmlns:am3d="http://schemas.microsoft.com/office/drawing/2017/model3d" xmlns:o="urn:schemas-microsoft-com:office:office" xmlns:oel="http://schemas.microsoft.com/office/2019/extlst" xmlns:r="http://schemas.openxmlformats.org/officeDocument/2006/relationships" xmlns:m="http://schemas.openxmlformats.org/officeDocument/2006/math" xmlns:v="urn:schemas-microsoft-com:vml" xmlns:wp14="http://schemas.microsoft.com/office/word/2010/wordprocessingDrawing" xmlns:wp="http://schemas.openxmlformats.org/drawingml/2006/wordprocessingDrawing" xmlns:w10="urn:schemas-microsoft-com:office:word" xmlns:w="http://schemas.openxmlformats.org/wordprocessingml/2006/main" xmlns:w14="http://schemas.microsoft.com/office/word/2010/wordml" xmlns:w15="http://schemas.microsoft.com/office/word/2012/wordml" xmlns:w16cei="http://schemas.microsoft.com/office/word/2026/wordml/cei" xmlns:w16cex="http://schemas.microsoft.com/office/word/2018/wordml/cex" xmlns:w16cid="http://schemas.microsoft.com/office/word/2016/wordml/cid" xmlns:w16="http://schemas.microsoft.com/office/word/2018/wordml" xmlns:w16du="http://schemas.microsoft.com/office/word/2023/wordml/word16du" xmlns:w16sdtdh="http://schemas.microsoft.com/office/word/2020/wordml/sdtdatahash" xmlns:w16sdtfl="http://schemas.microsoft.com/office/word/2024/wordml/sdtformatlock" xmlns:w16se="http://schemas.microsoft.com/office/word/2015/wordml/symex" xmlns:wpg="http://schemas.microsoft.com/office/word/2010/wordprocessingGroup" xmlns:wpi="http://schemas.microsoft.com/office/word/2010/wordprocessingInk" xmlns:wne="http://schemas.microsoft.com/office/word/2006/wordml" xmlns:wps="http://schemas.microsoft.com/office/word/2010/wordprocessingShape" mc:Ignorable="w14 w15 w16se w16cid w16 w16cex w16sdtdh w16sdtfl w16du wp14">
   <w:p>
     <w:pPr>
       <w:pStyle w:val="Corpodetexto"/>
@@ -22188,7 +21923,7 @@
               <v:stroke joinstyle="miter"/>
               <v:path gradientshapeok="t" o:connecttype="rect"/>
             </v:shapetype>
-            <v:shape id="Textbox 187" o:spid="_x0000_s1051" type="#_x0000_t202" style="position:absolute;margin-left:41.5pt;margin-top:808.15pt;width:148.8pt;height:10.95pt;z-index:-251658199;visibility:visible;mso-wrap-style:square;mso-wrap-distance-left:0;mso-wrap-distance-top:0;mso-wrap-distance-right:0;mso-wrap-distance-bottom:0;mso-position-horizontal:absolute;mso-position-horizontal-relative:page;mso-position-vertical:absolute;mso-position-vertical-relative:page;v-text-anchor:top" o:gfxdata="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" filled="f" stroked="f">
+            <v:shape id="Textbox 187" o:spid="_x0000_s1051" type="#_x0000_t202" style="position:absolute;margin-left:41.5pt;margin-top:808.15pt;width:148.8pt;height:10.95pt;z-index:-251658199;visibility:visible;mso-wrap-style:square;mso-wrap-distance-left:0;mso-wrap-distance-top:0;mso-wrap-distance-right:0;mso-wrap-distance-bottom:0;mso-position-horizontal:absolute;mso-position-horizontal-relative:page;mso-position-vertical:absolute;mso-position-vertical-relative:page;v-text-anchor:top" o:gfxdata="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" filled="f" stroked="f">
               <v:textbox inset="0,0,0,0">
                 <w:txbxContent>
                   <w:p>
@@ -22343,7 +22078,7 @@
         </mc:Choice>
         <mc:Fallback>
           <w:pict>
-            <v:shape w14:anchorId="395B7C3D" id="Textbox 188" o:spid="_x0000_s1052" type="#_x0000_t202" style="position:absolute;margin-left:515.75pt;margin-top:808.15pt;width:41.05pt;height:10.95pt;z-index:-251658198;visibility:visible;mso-wrap-style:square;mso-wrap-distance-left:0;mso-wrap-distance-top:0;mso-wrap-distance-right:0;mso-wrap-distance-bottom:0;mso-position-horizontal:absolute;mso-position-horizontal-relative:page;mso-position-vertical:absolute;mso-position-vertical-relative:page;v-text-anchor:top" o:gfxdata="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" filled="f" stroked="f">
+            <v:shape w14:anchorId="395B7C3D" id="Textbox 188" o:spid="_x0000_s1052" type="#_x0000_t202" style="position:absolute;margin-left:515.75pt;margin-top:808.15pt;width:41.05pt;height:10.95pt;z-index:-251658198;visibility:visible;mso-wrap-style:square;mso-wrap-distance-left:0;mso-wrap-distance-top:0;mso-wrap-distance-right:0;mso-wrap-distance-bottom:0;mso-position-horizontal:absolute;mso-position-horizontal-relative:page;mso-position-vertical:absolute;mso-position-vertical-relative:page;v-text-anchor:top" o:gfxdata="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" filled="f" stroked="f">
               <v:textbox inset="0,0,0,0">
                 <w:txbxContent>
                   <w:p>
@@ -22422,7 +22157,7 @@
 </file>
 
 <file path=word/footnotes.xml><?xml version="1.0" encoding="utf-8"?>
-<w:footnotes xmlns:wpc="http://schemas.microsoft.com/office/word/2010/wordprocessingCanvas" xmlns:cx="http://schemas.microsoft.com/office/drawing/2014/chartex" xmlns:cx1="http://schemas.microsoft.com/office/drawing/2015/9/8/chartex" xmlns:cx2="http://schemas.microsoft.com/office/drawing/2015/10/21/chartex" xmlns:cx3="http://schemas.microsoft.com/office/drawing/2016/5/9/chartex" xmlns:cx4="http://schemas.microsoft.com/office/drawing/2016/5/10/chartex" xmlns:cx5="http://schemas.microsoft.com/office/drawing/2016/5/11/chartex" xmlns:cx6="http://schemas.microsoft.com/office/drawing/2016/5/12/chartex" xmlns:cx7="http://schemas.microsoft.com/office/drawing/2016/5/13/chartex" xmlns:cx8="http://schemas.microsoft.com/office/drawing/2016/5/14/chartex" xmlns:mc="http://schemas.openxmlformats.org/markup-compatibility/2006" xmlns:aink="http://schemas.microsoft.com/office/drawing/2016/ink" xmlns:am3d="http://schemas.microsoft.com/office/drawing/2017/model3d" xmlns:o="urn:schemas-microsoft-com:office:office" xmlns:r="http://schemas.openxmlformats.org/officeDocument/2006/relationships" xmlns:m="http://schemas.openxmlformats.org/officeDocument/2006/math" xmlns:v="urn:schemas-microsoft-com:vml" xmlns:wp14="http://schemas.microsoft.com/office/word/2010/wordprocessingDrawing" xmlns:wp="http://schemas.openxmlformats.org/drawingml/2006/wordprocessingDrawing" xmlns:w10="urn:schemas-microsoft-com:office:word" xmlns:w="http://schemas.openxmlformats.org/wordprocessingml/2006/main" xmlns:w14="http://schemas.microsoft.com/office/word/2010/wordml" xmlns:w15="http://schemas.microsoft.com/office/word/2012/wordml" xmlns:w16cid="http://schemas.microsoft.com/office/word/2016/wordml/cid" xmlns:w16se="http://schemas.microsoft.com/office/word/2015/wordml/symex" xmlns:wpg="http://schemas.microsoft.com/office/word/2010/wordprocessingGroup" xmlns:wpi="http://schemas.microsoft.com/office/word/2010/wordprocessingInk" xmlns:wne="http://schemas.microsoft.com/office/word/2006/wordml" xmlns:wps="http://schemas.microsoft.com/office/word/2010/wordprocessingShape" mc:Ignorable="w14 w15 w16se w16cid wp14">
+<w:footnotes xmlns:wpc="http://schemas.microsoft.com/office/word/2010/wordprocessingCanvas" xmlns:cx="http://schemas.microsoft.com/office/drawing/2014/chartex" xmlns:cx1="http://schemas.microsoft.com/office/drawing/2015/9/8/chartex" xmlns:cx2="http://schemas.microsoft.com/office/drawing/2015/10/21/chartex" xmlns:cx3="http://schemas.microsoft.com/office/drawing/2016/5/9/chartex" xmlns:cx4="http://schemas.microsoft.com/office/drawing/2016/5/10/chartex" xmlns:cx5="http://schemas.microsoft.com/office/drawing/2016/5/11/chartex" xmlns:cx6="http://schemas.microsoft.com/office/drawing/2016/5/12/chartex" xmlns:cx7="http://schemas.microsoft.com/office/drawing/2016/5/13/chartex" xmlns:cx8="http://schemas.microsoft.com/office/drawing/2016/5/14/chartex" xmlns:mc="http://schemas.openxmlformats.org/markup-compatibility/2006" xmlns:aink="http://schemas.microsoft.com/office/drawing/2016/ink" xmlns:am3d="http://schemas.microsoft.com/office/drawing/2017/model3d" xmlns:o="urn:schemas-microsoft-com:office:office" xmlns:oel="http://schemas.microsoft.com/office/2019/extlst" xmlns:r="http://schemas.openxmlformats.org/officeDocument/2006/relationships" xmlns:m="http://schemas.openxmlformats.org/officeDocument/2006/math" xmlns:v="urn:schemas-microsoft-com:vml" xmlns:wp14="http://schemas.microsoft.com/office/word/2010/wordprocessingDrawing" xmlns:wp="http://schemas.openxmlformats.org/drawingml/2006/wordprocessingDrawing" xmlns:w10="urn:schemas-microsoft-com:office:word" xmlns:w="http://schemas.openxmlformats.org/wordprocessingml/2006/main" xmlns:w14="http://schemas.microsoft.com/office/word/2010/wordml" xmlns:w15="http://schemas.microsoft.com/office/word/2012/wordml" xmlns:w16cei="http://schemas.microsoft.com/office/word/2026/wordml/cei" xmlns:w16cex="http://schemas.microsoft.com/office/word/2018/wordml/cex" xmlns:w16cid="http://schemas.microsoft.com/office/word/2016/wordml/cid" xmlns:w16="http://schemas.microsoft.com/office/word/2018/wordml" xmlns:w16du="http://schemas.microsoft.com/office/word/2023/wordml/word16du" xmlns:w16sdtdh="http://schemas.microsoft.com/office/word/2020/wordml/sdtdatahash" xmlns:w16sdtfl="http://schemas.microsoft.com/office/word/2024/wordml/sdtformatlock" xmlns:w16se="http://schemas.microsoft.com/office/word/2015/wordml/symex" xmlns:wpg="http://schemas.microsoft.com/office/word/2010/wordprocessingGroup" xmlns:wpi="http://schemas.microsoft.com/office/word/2010/wordprocessingInk" xmlns:wne="http://schemas.microsoft.com/office/word/2006/wordml" xmlns:wps="http://schemas.microsoft.com/office/word/2010/wordprocessingShape" mc:Ignorable="w14 w15 w16se w16cid w16 w16cex w16sdtdh w16sdtfl w16du wp14">
   <w:footnote w:type="separator" w:id="-1">
     <w:p>
       <w:r>
@@ -22441,7 +22176,7 @@
 </file>
 
 <file path=word/header1.xml><?xml version="1.0" encoding="utf-8"?>
-<w:hdr xmlns:wpc="http://schemas.microsoft.com/office/word/2010/wordprocessingCanvas" xmlns:cx="http://schemas.microsoft.com/office/drawing/2014/chartex" xmlns:cx1="http://schemas.microsoft.com/office/drawing/2015/9/8/chartex" xmlns:cx2="http://schemas.microsoft.com/office/drawing/2015/10/21/chartex" xmlns:cx3="http://schemas.microsoft.com/office/drawing/2016/5/9/chartex" xmlns:cx4="http://schemas.microsoft.com/office/drawing/2016/5/10/chartex" xmlns:cx5="http://schemas.microsoft.com/office/drawing/2016/5/11/chartex" xmlns:cx6="http://schemas.microsoft.com/office/drawing/2016/5/12/chartex" xmlns:cx7="http://schemas.microsoft.com/office/drawing/2016/5/13/chartex" xmlns:cx8="http://schemas.microsoft.com/office/drawing/2016/5/14/chartex" xmlns:mc="http://schemas.openxmlformats.org/markup-compatibility/2006" xmlns:aink="http://schemas.microsoft.com/office/drawing/2016/ink" xmlns:am3d="http://schemas.microsoft.com/office/drawing/2017/model3d" xmlns:o="urn:schemas-microsoft-com:office:office" xmlns:r="http://schemas.openxmlformats.org/officeDocument/2006/relationships" xmlns:m="http://schemas.openxmlformats.org/officeDocument/2006/math" xmlns:v="urn:schemas-microsoft-com:vml" xmlns:wp14="http://schemas.microsoft.com/office/word/2010/wordprocessingDrawing" xmlns:wp="http://schemas.openxmlformats.org/drawingml/2006/wordprocessingDrawing" xmlns:w10="urn:schemas-microsoft-com:office:word" xmlns:w="http://schemas.openxmlformats.org/wordprocessingml/2006/main" xmlns:w14="http://schemas.microsoft.com/office/word/2010/wordml" xmlns:w15="http://schemas.microsoft.com/office/word/2012/wordml" xmlns:w16cid="http://schemas.microsoft.com/office/word/2016/wordml/cid" xmlns:w16se="http://schemas.microsoft.com/office/word/2015/wordml/symex" xmlns:wpg="http://schemas.microsoft.com/office/word/2010/wordprocessingGroup" xmlns:wpi="http://schemas.microsoft.com/office/word/2010/wordprocessingInk" xmlns:wne="http://schemas.microsoft.com/office/word/2006/wordml" xmlns:wps="http://schemas.microsoft.com/office/word/2010/wordprocessingShape" mc:Ignorable="w14 w15 w16se w16cid wp14">
+<w:hdr xmlns:wpc="http://schemas.microsoft.com/office/word/2010/wordprocessingCanvas" xmlns:cx="http://schemas.microsoft.com/office/drawing/2014/chartex" xmlns:cx1="http://schemas.microsoft.com/office/drawing/2015/9/8/chartex" xmlns:cx2="http://schemas.microsoft.com/office/drawing/2015/10/21/chartex" xmlns:cx3="http://schemas.microsoft.com/office/drawing/2016/5/9/chartex" xmlns:cx4="http://schemas.microsoft.com/office/drawing/2016/5/10/chartex" xmlns:cx5="http://schemas.microsoft.com/office/drawing/2016/5/11/chartex" xmlns:cx6="http://schemas.microsoft.com/office/drawing/2016/5/12/chartex" xmlns:cx7="http://schemas.microsoft.com/office/drawing/2016/5/13/chartex" xmlns:cx8="http://schemas.microsoft.com/office/drawing/2016/5/14/chartex" xmlns:mc="http://schemas.openxmlformats.org/markup-compatibility/2006" xmlns:aink="http://schemas.microsoft.com/office/drawing/2016/ink" xmlns:am3d="http://schemas.microsoft.com/office/drawing/2017/model3d" xmlns:o="urn:schemas-microsoft-com:office:office" xmlns:oel="http://schemas.microsoft.com/office/2019/extlst" xmlns:r="http://schemas.openxmlformats.org/officeDocument/2006/relationships" xmlns:m="http://schemas.openxmlformats.org/officeDocument/2006/math" xmlns:v="urn:schemas-microsoft-com:vml" xmlns:wp14="http://schemas.microsoft.com/office/word/2010/wordprocessingDrawing" xmlns:wp="http://schemas.openxmlformats.org/drawingml/2006/wordprocessingDrawing" xmlns:w10="urn:schemas-microsoft-com:office:word" xmlns:w="http://schemas.openxmlformats.org/wordprocessingml/2006/main" xmlns:w14="http://schemas.microsoft.com/office/word/2010/wordml" xmlns:w15="http://schemas.microsoft.com/office/word/2012/wordml" xmlns:w16cei="http://schemas.microsoft.com/office/word/2026/wordml/cei" xmlns:w16cex="http://schemas.microsoft.com/office/word/2018/wordml/cex" xmlns:w16cid="http://schemas.microsoft.com/office/word/2016/wordml/cid" xmlns:w16="http://schemas.microsoft.com/office/word/2018/wordml" xmlns:w16du="http://schemas.microsoft.com/office/word/2023/wordml/word16du" xmlns:w16sdtdh="http://schemas.microsoft.com/office/word/2020/wordml/sdtdatahash" xmlns:w16sdtfl="http://schemas.microsoft.com/office/word/2024/wordml/sdtformatlock" xmlns:w16se="http://schemas.microsoft.com/office/word/2015/wordml/symex" xmlns:wpg="http://schemas.microsoft.com/office/word/2010/wordprocessingGroup" xmlns:wpi="http://schemas.microsoft.com/office/word/2010/wordprocessingInk" xmlns:wne="http://schemas.microsoft.com/office/word/2006/wordml" xmlns:wps="http://schemas.microsoft.com/office/word/2010/wordprocessingShape" mc:Ignorable="w14 w15 w16se w16cid w16 w16cex w16sdtdh w16sdtfl w16du wp14">
   <w:p>
     <w:pPr>
       <w:pStyle w:val="Corpodetexto"/>
@@ -22624,7 +22359,7 @@
               <v:stroke joinstyle="miter"/>
               <v:path gradientshapeok="t" o:connecttype="rect"/>
             </v:shapetype>
-            <v:shape id="Textbox 28" o:spid="_x0000_s1029" type="#_x0000_t202" style="position:absolute;margin-left:47.5pt;margin-top:46pt;width:228.35pt;height:17.65pt;z-index:-251658236;visibility:visible;mso-wrap-style:square;mso-wrap-distance-left:0;mso-wrap-distance-top:0;mso-wrap-distance-right:0;mso-wrap-distance-bottom:0;mso-position-horizontal:absolute;mso-position-horizontal-relative:page;mso-position-vertical:absolute;mso-position-vertical-relative:page;v-text-anchor:top" o:gfxdata="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" filled="f" stroked="f">
+            <v:shape id="Textbox 28" o:spid="_x0000_s1029" type="#_x0000_t202" style="position:absolute;margin-left:47.5pt;margin-top:46pt;width:228.35pt;height:17.65pt;z-index:-251658236;visibility:visible;mso-wrap-style:square;mso-wrap-distance-left:0;mso-wrap-distance-top:0;mso-wrap-distance-right:0;mso-wrap-distance-bottom:0;mso-position-horizontal:absolute;mso-position-horizontal-relative:page;mso-position-vertical:absolute;mso-position-vertical-relative:page;v-text-anchor:top" o:gfxdata="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" filled="f" stroked="f">
               <v:textbox inset="0,0,0,0">
                 <w:txbxContent>
                   <w:p>
@@ -22667,7 +22402,7 @@
 </file>
 
 <file path=word/header2.xml><?xml version="1.0" encoding="utf-8"?>
-<w:hdr xmlns:wpc="http://schemas.microsoft.com/office/word/2010/wordprocessingCanvas" xmlns:cx="http://schemas.microsoft.com/office/drawing/2014/chartex" xmlns:cx1="http://schemas.microsoft.com/office/drawing/2015/9/8/chartex" xmlns:cx2="http://schemas.microsoft.com/office/drawing/2015/10/21/chartex" xmlns:cx3="http://schemas.microsoft.com/office/drawing/2016/5/9/chartex" xmlns:cx4="http://schemas.microsoft.com/office/drawing/2016/5/10/chartex" xmlns:cx5="http://schemas.microsoft.com/office/drawing/2016/5/11/chartex" xmlns:cx6="http://schemas.microsoft.com/office/drawing/2016/5/12/chartex" xmlns:cx7="http://schemas.microsoft.com/office/drawing/2016/5/13/chartex" xmlns:cx8="http://schemas.microsoft.com/office/drawing/2016/5/14/chartex" xmlns:mc="http://schemas.openxmlformats.org/markup-compatibility/2006" xmlns:aink="http://schemas.microsoft.com/office/drawing/2016/ink" xmlns:am3d="http://schemas.microsoft.com/office/drawing/2017/model3d" xmlns:o="urn:schemas-microsoft-com:office:office" xmlns:r="http://schemas.openxmlformats.org/officeDocument/2006/relationships" xmlns:m="http://schemas.openxmlformats.org/officeDocument/2006/math" xmlns:v="urn:schemas-microsoft-com:vml" xmlns:wp14="http://schemas.microsoft.com/office/word/2010/wordprocessingDrawing" xmlns:wp="http://schemas.openxmlformats.org/drawingml/2006/wordprocessingDrawing" xmlns:w10="urn:schemas-microsoft-com:office:word" xmlns:w="http://schemas.openxmlformats.org/wordprocessingml/2006/main" xmlns:w14="http://schemas.microsoft.com/office/word/2010/wordml" xmlns:w15="http://schemas.microsoft.com/office/word/2012/wordml" xmlns:w16cid="http://schemas.microsoft.com/office/word/2016/wordml/cid" xmlns:w16se="http://schemas.microsoft.com/office/word/2015/wordml/symex" xmlns:wpg="http://schemas.microsoft.com/office/word/2010/wordprocessingGroup" xmlns:wpi="http://schemas.microsoft.com/office/word/2010/wordprocessingInk" xmlns:wne="http://schemas.microsoft.com/office/word/2006/wordml" xmlns:wps="http://schemas.microsoft.com/office/word/2010/wordprocessingShape" mc:Ignorable="w14 w15 w16se w16cid wp14">
+<w:hdr xmlns:wpc="http://schemas.microsoft.com/office/word/2010/wordprocessingCanvas" xmlns:cx="http://schemas.microsoft.com/office/drawing/2014/chartex" xmlns:cx1="http://schemas.microsoft.com/office/drawing/2015/9/8/chartex" xmlns:cx2="http://schemas.microsoft.com/office/drawing/2015/10/21/chartex" xmlns:cx3="http://schemas.microsoft.com/office/drawing/2016/5/9/chartex" xmlns:cx4="http://schemas.microsoft.com/office/drawing/2016/5/10/chartex" xmlns:cx5="http://schemas.microsoft.com/office/drawing/2016/5/11/chartex" xmlns:cx6="http://schemas.microsoft.com/office/drawing/2016/5/12/chartex" xmlns:cx7="http://schemas.microsoft.com/office/drawing/2016/5/13/chartex" xmlns:cx8="http://schemas.microsoft.com/office/drawing/2016/5/14/chartex" xmlns:mc="http://schemas.openxmlformats.org/markup-compatibility/2006" xmlns:aink="http://schemas.microsoft.com/office/drawing/2016/ink" xmlns:am3d="http://schemas.microsoft.com/office/drawing/2017/model3d" xmlns:o="urn:schemas-microsoft-com:office:office" xmlns:oel="http://schemas.microsoft.com/office/2019/extlst" xmlns:r="http://schemas.openxmlformats.org/officeDocument/2006/relationships" xmlns:m="http://schemas.openxmlformats.org/officeDocument/2006/math" xmlns:v="urn:schemas-microsoft-com:vml" xmlns:wp14="http://schemas.microsoft.com/office/word/2010/wordprocessingDrawing" xmlns:wp="http://schemas.openxmlformats.org/drawingml/2006/wordprocessingDrawing" xmlns:w10="urn:schemas-microsoft-com:office:word" xmlns:w="http://schemas.openxmlformats.org/wordprocessingml/2006/main" xmlns:w14="http://schemas.microsoft.com/office/word/2010/wordml" xmlns:w15="http://schemas.microsoft.com/office/word/2012/wordml" xmlns:w16cei="http://schemas.microsoft.com/office/word/2026/wordml/cei" xmlns:w16cex="http://schemas.microsoft.com/office/word/2018/wordml/cex" xmlns:w16cid="http://schemas.microsoft.com/office/word/2016/wordml/cid" xmlns:w16="http://schemas.microsoft.com/office/word/2018/wordml" xmlns:w16du="http://schemas.microsoft.com/office/word/2023/wordml/word16du" xmlns:w16sdtdh="http://schemas.microsoft.com/office/word/2020/wordml/sdtdatahash" xmlns:w16sdtfl="http://schemas.microsoft.com/office/word/2024/wordml/sdtformatlock" xmlns:w16se="http://schemas.microsoft.com/office/word/2015/wordml/symex" xmlns:wpg="http://schemas.microsoft.com/office/word/2010/wordprocessingGroup" xmlns:wpi="http://schemas.microsoft.com/office/word/2010/wordprocessingInk" xmlns:wne="http://schemas.microsoft.com/office/word/2006/wordml" xmlns:wps="http://schemas.microsoft.com/office/word/2010/wordprocessingShape" mc:Ignorable="w14 w15 w16se w16cid w16 w16cex w16sdtdh w16sdtfl w16du wp14">
   <w:p>
     <w:pPr>
       <w:pStyle w:val="Corpodetexto"/>
@@ -22850,7 +22585,7 @@
               <v:stroke joinstyle="miter"/>
               <v:path gradientshapeok="t" o:connecttype="rect"/>
             </v:shapetype>
-            <v:shape id="Textbox 52" o:spid="_x0000_s1032" type="#_x0000_t202" style="position:absolute;margin-left:47.5pt;margin-top:46pt;width:277.4pt;height:17.65pt;z-index:-251658231;visibility:visible;mso-wrap-style:square;mso-wrap-distance-left:0;mso-wrap-distance-top:0;mso-wrap-distance-right:0;mso-wrap-distance-bottom:0;mso-position-horizontal:absolute;mso-position-horizontal-relative:page;mso-position-vertical:absolute;mso-position-vertical-relative:page;v-text-anchor:top" o:gfxdata="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" filled="f" stroked="f">
+            <v:shape id="Textbox 52" o:spid="_x0000_s1032" type="#_x0000_t202" style="position:absolute;margin-left:47.5pt;margin-top:46pt;width:277.4pt;height:17.65pt;z-index:-251658231;visibility:visible;mso-wrap-style:square;mso-wrap-distance-left:0;mso-wrap-distance-top:0;mso-wrap-distance-right:0;mso-wrap-distance-bottom:0;mso-position-horizontal:absolute;mso-position-horizontal-relative:page;mso-position-vertical:absolute;mso-position-vertical-relative:page;v-text-anchor:top" o:gfxdata="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" filled="f" stroked="f">
               <v:textbox inset="0,0,0,0">
                 <w:txbxContent>
                   <w:p>
@@ -22893,7 +22628,7 @@
 </file>
 
 <file path=word/header3.xml><?xml version="1.0" encoding="utf-8"?>
-<w:hdr xmlns:wpc="http://schemas.microsoft.com/office/word/2010/wordprocessingCanvas" xmlns:cx="http://schemas.microsoft.com/office/drawing/2014/chartex" xmlns:cx1="http://schemas.microsoft.com/office/drawing/2015/9/8/chartex" xmlns:cx2="http://schemas.microsoft.com/office/drawing/2015/10/21/chartex" xmlns:cx3="http://schemas.microsoft.com/office/drawing/2016/5/9/chartex" xmlns:cx4="http://schemas.microsoft.com/office/drawing/2016/5/10/chartex" xmlns:cx5="http://schemas.microsoft.com/office/drawing/2016/5/11/chartex" xmlns:cx6="http://schemas.microsoft.com/office/drawing/2016/5/12/chartex" xmlns:cx7="http://schemas.microsoft.com/office/drawing/2016/5/13/chartex" xmlns:cx8="http://schemas.microsoft.com/office/drawing/2016/5/14/chartex" xmlns:mc="http://schemas.openxmlformats.org/markup-compatibility/2006" xmlns:aink="http://schemas.microsoft.com/office/drawing/2016/ink" xmlns:am3d="http://schemas.microsoft.com/office/drawing/2017/model3d" xmlns:o="urn:schemas-microsoft-com:office:office" xmlns:r="http://schemas.openxmlformats.org/officeDocument/2006/relationships" xmlns:m="http://schemas.openxmlformats.org/officeDocument/2006/math" xmlns:v="urn:schemas-microsoft-com:vml" xmlns:wp14="http://schemas.microsoft.com/office/word/2010/wordprocessingDrawing" xmlns:wp="http://schemas.openxmlformats.org/drawingml/2006/wordprocessingDrawing" xmlns:w10="urn:schemas-microsoft-com:office:word" xmlns:w="http://schemas.openxmlformats.org/wordprocessingml/2006/main" xmlns:w14="http://schemas.microsoft.com/office/word/2010/wordml" xmlns:w15="http://schemas.microsoft.com/office/word/2012/wordml" xmlns:w16cid="http://schemas.microsoft.com/office/word/2016/wordml/cid" xmlns:w16se="http://schemas.microsoft.com/office/word/2015/wordml/symex" xmlns:wpg="http://schemas.microsoft.com/office/word/2010/wordprocessingGroup" xmlns:wpi="http://schemas.microsoft.com/office/word/2010/wordprocessingInk" xmlns:wne="http://schemas.microsoft.com/office/word/2006/wordml" xmlns:wps="http://schemas.microsoft.com/office/word/2010/wordprocessingShape" mc:Ignorable="w14 w15 w16se w16cid wp14">
+<w:hdr xmlns:wpc="http://schemas.microsoft.com/office/word/2010/wordprocessingCanvas" xmlns:cx="http://schemas.microsoft.com/office/drawing/2014/chartex" xmlns:cx1="http://schemas.microsoft.com/office/drawing/2015/9/8/chartex" xmlns:cx2="http://schemas.microsoft.com/office/drawing/2015/10/21/chartex" xmlns:cx3="http://schemas.microsoft.com/office/drawing/2016/5/9/chartex" xmlns:cx4="http://schemas.microsoft.com/office/drawing/2016/5/10/chartex" xmlns:cx5="http://schemas.microsoft.com/office/drawing/2016/5/11/chartex" xmlns:cx6="http://schemas.microsoft.com/office/drawing/2016/5/12/chartex" xmlns:cx7="http://schemas.microsoft.com/office/drawing/2016/5/13/chartex" xmlns:cx8="http://schemas.microsoft.com/office/drawing/2016/5/14/chartex" xmlns:mc="http://schemas.openxmlformats.org/markup-compatibility/2006" xmlns:aink="http://schemas.microsoft.com/office/drawing/2016/ink" xmlns:am3d="http://schemas.microsoft.com/office/drawing/2017/model3d" xmlns:o="urn:schemas-microsoft-com:office:office" xmlns:oel="http://schemas.microsoft.com/office/2019/extlst" xmlns:r="http://schemas.openxmlformats.org/officeDocument/2006/relationships" xmlns:m="http://schemas.openxmlformats.org/officeDocument/2006/math" xmlns:v="urn:schemas-microsoft-com:vml" xmlns:wp14="http://schemas.microsoft.com/office/word/2010/wordprocessingDrawing" xmlns:wp="http://schemas.openxmlformats.org/drawingml/2006/wordprocessingDrawing" xmlns:w10="urn:schemas-microsoft-com:office:word" xmlns:w="http://schemas.openxmlformats.org/wordprocessingml/2006/main" xmlns:w14="http://schemas.microsoft.com/office/word/2010/wordml" xmlns:w15="http://schemas.microsoft.com/office/word/2012/wordml" xmlns:w16cei="http://schemas.microsoft.com/office/word/2026/wordml/cei" xmlns:w16cex="http://schemas.microsoft.com/office/word/2018/wordml/cex" xmlns:w16cid="http://schemas.microsoft.com/office/word/2016/wordml/cid" xmlns:w16="http://schemas.microsoft.com/office/word/2018/wordml" xmlns:w16du="http://schemas.microsoft.com/office/word/2023/wordml/word16du" xmlns:w16sdtdh="http://schemas.microsoft.com/office/word/2020/wordml/sdtdatahash" xmlns:w16sdtfl="http://schemas.microsoft.com/office/word/2024/wordml/sdtformatlock" xmlns:w16se="http://schemas.microsoft.com/office/word/2015/wordml/symex" xmlns:wpg="http://schemas.microsoft.com/office/word/2010/wordprocessingGroup" xmlns:wpi="http://schemas.microsoft.com/office/word/2010/wordprocessingInk" xmlns:wne="http://schemas.microsoft.com/office/word/2006/wordml" xmlns:wps="http://schemas.microsoft.com/office/word/2010/wordprocessingShape" mc:Ignorable="w14 w15 w16se w16cid w16 w16cex w16sdtdh w16sdtfl w16du wp14">
   <w:p>
     <w:pPr>
       <w:pStyle w:val="Corpodetexto"/>
@@ -23076,7 +22811,7 @@
               <v:stroke joinstyle="miter"/>
               <v:path gradientshapeok="t" o:connecttype="rect"/>
             </v:shapetype>
-            <v:shape id="Textbox 78" o:spid="_x0000_s1035" type="#_x0000_t202" style="position:absolute;margin-left:47.5pt;margin-top:46pt;width:228.35pt;height:17.65pt;z-index:-251658226;visibility:visible;mso-wrap-style:square;mso-wrap-distance-left:0;mso-wrap-distance-top:0;mso-wrap-distance-right:0;mso-wrap-distance-bottom:0;mso-position-horizontal:absolute;mso-position-horizontal-relative:page;mso-position-vertical:absolute;mso-position-vertical-relative:page;v-text-anchor:top" o:gfxdata="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" filled="f" stroked="f">
+            <v:shape id="Textbox 78" o:spid="_x0000_s1035" type="#_x0000_t202" style="position:absolute;margin-left:47.5pt;margin-top:46pt;width:228.35pt;height:17.65pt;z-index:-251658226;visibility:visible;mso-wrap-style:square;mso-wrap-distance-left:0;mso-wrap-distance-top:0;mso-wrap-distance-right:0;mso-wrap-distance-bottom:0;mso-position-horizontal:absolute;mso-position-horizontal-relative:page;mso-position-vertical:absolute;mso-position-vertical-relative:page;v-text-anchor:top" o:gfxdata="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" filled="f" stroked="f">
               <v:textbox inset="0,0,0,0">
                 <w:txbxContent>
                   <w:p>
@@ -23119,7 +22854,7 @@
 </file>
 
 <file path=word/header4.xml><?xml version="1.0" encoding="utf-8"?>
-<w:hdr xmlns:wpc="http://schemas.microsoft.com/office/word/2010/wordprocessingCanvas" xmlns:cx="http://schemas.microsoft.com/office/drawing/2014/chartex" xmlns:cx1="http://schemas.microsoft.com/office/drawing/2015/9/8/chartex" xmlns:cx2="http://schemas.microsoft.com/office/drawing/2015/10/21/chartex" xmlns:cx3="http://schemas.microsoft.com/office/drawing/2016/5/9/chartex" xmlns:cx4="http://schemas.microsoft.com/office/drawing/2016/5/10/chartex" xmlns:cx5="http://schemas.microsoft.com/office/drawing/2016/5/11/chartex" xmlns:cx6="http://schemas.microsoft.com/office/drawing/2016/5/12/chartex" xmlns:cx7="http://schemas.microsoft.com/office/drawing/2016/5/13/chartex" xmlns:cx8="http://schemas.microsoft.com/office/drawing/2016/5/14/chartex" xmlns:mc="http://schemas.openxmlformats.org/markup-compatibility/2006" xmlns:aink="http://schemas.microsoft.com/office/drawing/2016/ink" xmlns:am3d="http://schemas.microsoft.com/office/drawing/2017/model3d" xmlns:o="urn:schemas-microsoft-com:office:office" xmlns:r="http://schemas.openxmlformats.org/officeDocument/2006/relationships" xmlns:m="http://schemas.openxmlformats.org/officeDocument/2006/math" xmlns:v="urn:schemas-microsoft-com:vml" xmlns:wp14="http://schemas.microsoft.com/office/word/2010/wordprocessingDrawing" xmlns:wp="http://schemas.openxmlformats.org/drawingml/2006/wordprocessingDrawing" xmlns:w10="urn:schemas-microsoft-com:office:word" xmlns:w="http://schemas.openxmlformats.org/wordprocessingml/2006/main" xmlns:w14="http://schemas.microsoft.com/office/word/2010/wordml" xmlns:w15="http://schemas.microsoft.com/office/word/2012/wordml" xmlns:w16cid="http://schemas.microsoft.com/office/word/2016/wordml/cid" xmlns:w16se="http://schemas.microsoft.com/office/word/2015/wordml/symex" xmlns:wpg="http://schemas.microsoft.com/office/word/2010/wordprocessingGroup" xmlns:wpi="http://schemas.microsoft.com/office/word/2010/wordprocessingInk" xmlns:wne="http://schemas.microsoft.com/office/word/2006/wordml" xmlns:wps="http://schemas.microsoft.com/office/word/2010/wordprocessingShape" mc:Ignorable="w14 w15 w16se w16cid wp14">
+<w:hdr xmlns:wpc="http://schemas.microsoft.com/office/word/2010/wordprocessingCanvas" xmlns:cx="http://schemas.microsoft.com/office/drawing/2014/chartex" xmlns:cx1="http://schemas.microsoft.com/office/drawing/2015/9/8/chartex" xmlns:cx2="http://schemas.microsoft.com/office/drawing/2015/10/21/chartex" xmlns:cx3="http://schemas.microsoft.com/office/drawing/2016/5/9/chartex" xmlns:cx4="http://schemas.microsoft.com/office/drawing/2016/5/10/chartex" xmlns:cx5="http://schemas.microsoft.com/office/drawing/2016/5/11/chartex" xmlns:cx6="http://schemas.microsoft.com/office/drawing/2016/5/12/chartex" xmlns:cx7="http://schemas.microsoft.com/office/drawing/2016/5/13/chartex" xmlns:cx8="http://schemas.microsoft.com/office/drawing/2016/5/14/chartex" xmlns:mc="http://schemas.openxmlformats.org/markup-compatibility/2006" xmlns:aink="http://schemas.microsoft.com/office/drawing/2016/ink" xmlns:am3d="http://schemas.microsoft.com/office/drawing/2017/model3d" xmlns:o="urn:schemas-microsoft-com:office:office" xmlns:oel="http://schemas.microsoft.com/office/2019/extlst" xmlns:r="http://schemas.openxmlformats.org/officeDocument/2006/relationships" xmlns:m="http://schemas.openxmlformats.org/officeDocument/2006/math" xmlns:v="urn:schemas-microsoft-com:vml" xmlns:wp14="http://schemas.microsoft.com/office/word/2010/wordprocessingDrawing" xmlns:wp="http://schemas.openxmlformats.org/drawingml/2006/wordprocessingDrawing" xmlns:w10="urn:schemas-microsoft-com:office:word" xmlns:w="http://schemas.openxmlformats.org/wordprocessingml/2006/main" xmlns:w14="http://schemas.microsoft.com/office/word/2010/wordml" xmlns:w15="http://schemas.microsoft.com/office/word/2012/wordml" xmlns:w16cei="http://schemas.microsoft.com/office/word/2026/wordml/cei" xmlns:w16cex="http://schemas.microsoft.com/office/word/2018/wordml/cex" xmlns:w16cid="http://schemas.microsoft.com/office/word/2016/wordml/cid" xmlns:w16="http://schemas.microsoft.com/office/word/2018/wordml" xmlns:w16du="http://schemas.microsoft.com/office/word/2023/wordml/word16du" xmlns:w16sdtdh="http://schemas.microsoft.com/office/word/2020/wordml/sdtdatahash" xmlns:w16sdtfl="http://schemas.microsoft.com/office/word/2024/wordml/sdtformatlock" xmlns:w16se="http://schemas.microsoft.com/office/word/2015/wordml/symex" xmlns:wpg="http://schemas.microsoft.com/office/word/2010/wordprocessingGroup" xmlns:wpi="http://schemas.microsoft.com/office/word/2010/wordprocessingInk" xmlns:wne="http://schemas.microsoft.com/office/word/2006/wordml" xmlns:wps="http://schemas.microsoft.com/office/word/2010/wordprocessingShape" mc:Ignorable="w14 w15 w16se w16cid w16 w16cex w16sdtdh w16sdtfl w16du wp14">
   <w:p>
     <w:pPr>
       <w:pStyle w:val="Corpodetexto"/>
@@ -23302,7 +23037,7 @@
               <v:stroke joinstyle="miter"/>
               <v:path gradientshapeok="t" o:connecttype="rect"/>
             </v:shapetype>
-            <v:shape id="Textbox 98" o:spid="_x0000_s1038" type="#_x0000_t202" style="position:absolute;margin-left:47.5pt;margin-top:46pt;width:261.8pt;height:17.65pt;z-index:-251658221;visibility:visible;mso-wrap-style:square;mso-wrap-distance-left:0;mso-wrap-distance-top:0;mso-wrap-distance-right:0;mso-wrap-distance-bottom:0;mso-position-horizontal:absolute;mso-position-horizontal-relative:page;mso-position-vertical:absolute;mso-position-vertical-relative:page;v-text-anchor:top" o:gfxdata="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" filled="f" stroked="f">
+            <v:shape id="Textbox 98" o:spid="_x0000_s1038" type="#_x0000_t202" style="position:absolute;margin-left:47.5pt;margin-top:46pt;width:261.8pt;height:17.65pt;z-index:-251658221;visibility:visible;mso-wrap-style:square;mso-wrap-distance-left:0;mso-wrap-distance-top:0;mso-wrap-distance-right:0;mso-wrap-distance-bottom:0;mso-position-horizontal:absolute;mso-position-horizontal-relative:page;mso-position-vertical:absolute;mso-position-vertical-relative:page;v-text-anchor:top" o:gfxdata="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" filled="f" stroked="f">
               <v:textbox inset="0,0,0,0">
                 <w:txbxContent>
                   <w:p>
@@ -23345,7 +23080,7 @@
 </file>
 
 <file path=word/header5.xml><?xml version="1.0" encoding="utf-8"?>
-<w:hdr xmlns:wpc="http://schemas.microsoft.com/office/word/2010/wordprocessingCanvas" xmlns:cx="http://schemas.microsoft.com/office/drawing/2014/chartex" xmlns:cx1="http://schemas.microsoft.com/office/drawing/2015/9/8/chartex" xmlns:cx2="http://schemas.microsoft.com/office/drawing/2015/10/21/chartex" xmlns:cx3="http://schemas.microsoft.com/office/drawing/2016/5/9/chartex" xmlns:cx4="http://schemas.microsoft.com/office/drawing/2016/5/10/chartex" xmlns:cx5="http://schemas.microsoft.com/office/drawing/2016/5/11/chartex" xmlns:cx6="http://schemas.microsoft.com/office/drawing/2016/5/12/chartex" xmlns:cx7="http://schemas.microsoft.com/office/drawing/2016/5/13/chartex" xmlns:cx8="http://schemas.microsoft.com/office/drawing/2016/5/14/chartex" xmlns:mc="http://schemas.openxmlformats.org/markup-compatibility/2006" xmlns:aink="http://schemas.microsoft.com/office/drawing/2016/ink" xmlns:am3d="http://schemas.microsoft.com/office/drawing/2017/model3d" xmlns:o="urn:schemas-microsoft-com:office:office" xmlns:r="http://schemas.openxmlformats.org/officeDocument/2006/relationships" xmlns:m="http://schemas.openxmlformats.org/officeDocument/2006/math" xmlns:v="urn:schemas-microsoft-com:vml" xmlns:wp14="http://schemas.microsoft.com/office/word/2010/wordprocessingDrawing" xmlns:wp="http://schemas.openxmlformats.org/drawingml/2006/wordprocessingDrawing" xmlns:w10="urn:schemas-microsoft-com:office:word" xmlns:w="http://schemas.openxmlformats.org/wordprocessingml/2006/main" xmlns:w14="http://schemas.microsoft.com/office/word/2010/wordml" xmlns:w15="http://schemas.microsoft.com/office/word/2012/wordml" xmlns:w16cid="http://schemas.microsoft.com/office/word/2016/wordml/cid" xmlns:w16se="http://schemas.microsoft.com/office/word/2015/wordml/symex" xmlns:wpg="http://schemas.microsoft.com/office/word/2010/wordprocessingGroup" xmlns:wpi="http://schemas.microsoft.com/office/word/2010/wordprocessingInk" xmlns:wne="http://schemas.microsoft.com/office/word/2006/wordml" xmlns:wps="http://schemas.microsoft.com/office/word/2010/wordprocessingShape" mc:Ignorable="w14 w15 w16se w16cid wp14">
+<w:hdr xmlns:wpc="http://schemas.microsoft.com/office/word/2010/wordprocessingCanvas" xmlns:cx="http://schemas.microsoft.com/office/drawing/2014/chartex" xmlns:cx1="http://schemas.microsoft.com/office/drawing/2015/9/8/chartex" xmlns:cx2="http://schemas.microsoft.com/office/drawing/2015/10/21/chartex" xmlns:cx3="http://schemas.microsoft.com/office/drawing/2016/5/9/chartex" xmlns:cx4="http://schemas.microsoft.com/office/drawing/2016/5/10/chartex" xmlns:cx5="http://schemas.microsoft.com/office/drawing/2016/5/11/chartex" xmlns:cx6="http://schemas.microsoft.com/office/drawing/2016/5/12/chartex" xmlns:cx7="http://schemas.microsoft.com/office/drawing/2016/5/13/chartex" xmlns:cx8="http://schemas.microsoft.com/office/drawing/2016/5/14/chartex" xmlns:mc="http://schemas.openxmlformats.org/markup-compatibility/2006" xmlns:aink="http://schemas.microsoft.com/office/drawing/2016/ink" xmlns:am3d="http://schemas.microsoft.com/office/drawing/2017/model3d" xmlns:o="urn:schemas-microsoft-com:office:office" xmlns:oel="http://schemas.microsoft.com/office/2019/extlst" xmlns:r="http://schemas.openxmlformats.org/officeDocument/2006/relationships" xmlns:m="http://schemas.openxmlformats.org/officeDocument/2006/math" xmlns:v="urn:schemas-microsoft-com:vml" xmlns:wp14="http://schemas.microsoft.com/office/word/2010/wordprocessingDrawing" xmlns:wp="http://schemas.openxmlformats.org/drawingml/2006/wordprocessingDrawing" xmlns:w10="urn:schemas-microsoft-com:office:word" xmlns:w="http://schemas.openxmlformats.org/wordprocessingml/2006/main" xmlns:w14="http://schemas.microsoft.com/office/word/2010/wordml" xmlns:w15="http://schemas.microsoft.com/office/word/2012/wordml" xmlns:w16cei="http://schemas.microsoft.com/office/word/2026/wordml/cei" xmlns:w16cex="http://schemas.microsoft.com/office/word/2018/wordml/cex" xmlns:w16cid="http://schemas.microsoft.com/office/word/2016/wordml/cid" xmlns:w16="http://schemas.microsoft.com/office/word/2018/wordml" xmlns:w16du="http://schemas.microsoft.com/office/word/2023/wordml/word16du" xmlns:w16sdtdh="http://schemas.microsoft.com/office/word/2020/wordml/sdtdatahash" xmlns:w16sdtfl="http://schemas.microsoft.com/office/word/2024/wordml/sdtformatlock" xmlns:w16se="http://schemas.microsoft.com/office/word/2015/wordml/symex" xmlns:wpg="http://schemas.microsoft.com/office/word/2010/wordprocessingGroup" xmlns:wpi="http://schemas.microsoft.com/office/word/2010/wordprocessingInk" xmlns:wne="http://schemas.microsoft.com/office/word/2006/wordml" xmlns:wps="http://schemas.microsoft.com/office/word/2010/wordprocessingShape" mc:Ignorable="w14 w15 w16se w16cid w16 w16cex w16sdtdh w16sdtfl w16du wp14">
   <w:p>
     <w:pPr>
       <w:pStyle w:val="Corpodetexto"/>
@@ -23528,7 +23263,7 @@
               <v:stroke joinstyle="miter"/>
               <v:path gradientshapeok="t" o:connecttype="rect"/>
             </v:shapetype>
-            <v:shape id="Textbox 119" o:spid="_x0000_s1041" type="#_x0000_t202" style="position:absolute;margin-left:47.5pt;margin-top:46pt;width:211.25pt;height:17.65pt;z-index:-251658216;visibility:visible;mso-wrap-style:square;mso-wrap-distance-left:0;mso-wrap-distance-top:0;mso-wrap-distance-right:0;mso-wrap-distance-bottom:0;mso-position-horizontal:absolute;mso-position-horizontal-relative:page;mso-position-vertical:absolute;mso-position-vertical-relative:page;v-text-anchor:top" o:gfxdata="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" filled="f" stroked="f">
+            <v:shape id="Textbox 119" o:spid="_x0000_s1041" type="#_x0000_t202" style="position:absolute;margin-left:47.5pt;margin-top:46pt;width:211.25pt;height:17.65pt;z-index:-251658216;visibility:visible;mso-wrap-style:square;mso-wrap-distance-left:0;mso-wrap-distance-top:0;mso-wrap-distance-right:0;mso-wrap-distance-bottom:0;mso-position-horizontal:absolute;mso-position-horizontal-relative:page;mso-position-vertical:absolute;mso-position-vertical-relative:page;v-text-anchor:top" o:gfxdata="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" filled="f" stroked="f">
               <v:textbox inset="0,0,0,0">
                 <w:txbxContent>
                   <w:p>
@@ -23571,7 +23306,7 @@
 </file>
 
 <file path=word/header6.xml><?xml version="1.0" encoding="utf-8"?>
-<w:hdr xmlns:wpc="http://schemas.microsoft.com/office/word/2010/wordprocessingCanvas" xmlns:cx="http://schemas.microsoft.com/office/drawing/2014/chartex" xmlns:cx1="http://schemas.microsoft.com/office/drawing/2015/9/8/chartex" xmlns:cx2="http://schemas.microsoft.com/office/drawing/2015/10/21/chartex" xmlns:cx3="http://schemas.microsoft.com/office/drawing/2016/5/9/chartex" xmlns:cx4="http://schemas.microsoft.com/office/drawing/2016/5/10/chartex" xmlns:cx5="http://schemas.microsoft.com/office/drawing/2016/5/11/chartex" xmlns:cx6="http://schemas.microsoft.com/office/drawing/2016/5/12/chartex" xmlns:cx7="http://schemas.microsoft.com/office/drawing/2016/5/13/chartex" xmlns:cx8="http://schemas.microsoft.com/office/drawing/2016/5/14/chartex" xmlns:mc="http://schemas.openxmlformats.org/markup-compatibility/2006" xmlns:aink="http://schemas.microsoft.com/office/drawing/2016/ink" xmlns:am3d="http://schemas.microsoft.com/office/drawing/2017/model3d" xmlns:o="urn:schemas-microsoft-com:office:office" xmlns:r="http://schemas.openxmlformats.org/officeDocument/2006/relationships" xmlns:m="http://schemas.openxmlformats.org/officeDocument/2006/math" xmlns:v="urn:schemas-microsoft-com:vml" xmlns:wp14="http://schemas.microsoft.com/office/word/2010/wordprocessingDrawing" xmlns:wp="http://schemas.openxmlformats.org/drawingml/2006/wordprocessingDrawing" xmlns:w10="urn:schemas-microsoft-com:office:word" xmlns:w="http://schemas.openxmlformats.org/wordprocessingml/2006/main" xmlns:w14="http://schemas.microsoft.com/office/word/2010/wordml" xmlns:w15="http://schemas.microsoft.com/office/word/2012/wordml" xmlns:w16cid="http://schemas.microsoft.com/office/word/2016/wordml/cid" xmlns:w16se="http://schemas.microsoft.com/office/word/2015/wordml/symex" xmlns:wpg="http://schemas.microsoft.com/office/word/2010/wordprocessingGroup" xmlns:wpi="http://schemas.microsoft.com/office/word/2010/wordprocessingInk" xmlns:wne="http://schemas.microsoft.com/office/word/2006/wordml" xmlns:wps="http://schemas.microsoft.com/office/word/2010/wordprocessingShape" mc:Ignorable="w14 w15 w16se w16cid wp14">
+<w:hdr xmlns:wpc="http://schemas.microsoft.com/office/word/2010/wordprocessingCanvas" xmlns:cx="http://schemas.microsoft.com/office/drawing/2014/chartex" xmlns:cx1="http://schemas.microsoft.com/office/drawing/2015/9/8/chartex" xmlns:cx2="http://schemas.microsoft.com/office/drawing/2015/10/21/chartex" xmlns:cx3="http://schemas.microsoft.com/office/drawing/2016/5/9/chartex" xmlns:cx4="http://schemas.microsoft.com/office/drawing/2016/5/10/chartex" xmlns:cx5="http://schemas.microsoft.com/office/drawing/2016/5/11/chartex" xmlns:cx6="http://schemas.microsoft.com/office/drawing/2016/5/12/chartex" xmlns:cx7="http://schemas.microsoft.com/office/drawing/2016/5/13/chartex" xmlns:cx8="http://schemas.microsoft.com/office/drawing/2016/5/14/chartex" xmlns:mc="http://schemas.openxmlformats.org/markup-compatibility/2006" xmlns:aink="http://schemas.microsoft.com/office/drawing/2016/ink" xmlns:am3d="http://schemas.microsoft.com/office/drawing/2017/model3d" xmlns:o="urn:schemas-microsoft-com:office:office" xmlns:oel="http://schemas.microsoft.com/office/2019/extlst" xmlns:r="http://schemas.openxmlformats.org/officeDocument/2006/relationships" xmlns:m="http://schemas.openxmlformats.org/officeDocument/2006/math" xmlns:v="urn:schemas-microsoft-com:vml" xmlns:wp14="http://schemas.microsoft.com/office/word/2010/wordprocessingDrawing" xmlns:wp="http://schemas.openxmlformats.org/drawingml/2006/wordprocessingDrawing" xmlns:w10="urn:schemas-microsoft-com:office:word" xmlns:w="http://schemas.openxmlformats.org/wordprocessingml/2006/main" xmlns:w14="http://schemas.microsoft.com/office/word/2010/wordml" xmlns:w15="http://schemas.microsoft.com/office/word/2012/wordml" xmlns:w16cei="http://schemas.microsoft.com/office/word/2026/wordml/cei" xmlns:w16cex="http://schemas.microsoft.com/office/word/2018/wordml/cex" xmlns:w16cid="http://schemas.microsoft.com/office/word/2016/wordml/cid" xmlns:w16="http://schemas.microsoft.com/office/word/2018/wordml" xmlns:w16du="http://schemas.microsoft.com/office/word/2023/wordml/word16du" xmlns:w16sdtdh="http://schemas.microsoft.com/office/word/2020/wordml/sdtdatahash" xmlns:w16sdtfl="http://schemas.microsoft.com/office/word/2024/wordml/sdtformatlock" xmlns:w16se="http://schemas.microsoft.com/office/word/2015/wordml/symex" xmlns:wpg="http://schemas.microsoft.com/office/word/2010/wordprocessingGroup" xmlns:wpi="http://schemas.microsoft.com/office/word/2010/wordprocessingInk" xmlns:wne="http://schemas.microsoft.com/office/word/2006/wordml" xmlns:wps="http://schemas.microsoft.com/office/word/2010/wordprocessingShape" mc:Ignorable="w14 w15 w16se w16cid w16 w16cex w16sdtdh w16sdtfl w16du wp14">
   <w:p>
     <w:pPr>
       <w:pStyle w:val="Corpodetexto"/>
@@ -23754,7 +23489,7 @@
               <v:stroke joinstyle="miter"/>
               <v:path gradientshapeok="t" o:connecttype="rect"/>
             </v:shapetype>
-            <v:shape id="Textbox 139" o:spid="_x0000_s1044" type="#_x0000_t202" style="position:absolute;margin-left:47.5pt;margin-top:46pt;width:228.35pt;height:17.65pt;z-index:-251658211;visibility:visible;mso-wrap-style:square;mso-wrap-distance-left:0;mso-wrap-distance-top:0;mso-wrap-distance-right:0;mso-wrap-distance-bottom:0;mso-position-horizontal:absolute;mso-position-horizontal-relative:page;mso-position-vertical:absolute;mso-position-vertical-relative:page;v-text-anchor:top" o:gfxdata="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" filled="f" stroked="f">
+            <v:shape id="Textbox 139" o:spid="_x0000_s1044" type="#_x0000_t202" style="position:absolute;margin-left:47.5pt;margin-top:46pt;width:228.35pt;height:17.65pt;z-index:-251658211;visibility:visible;mso-wrap-style:square;mso-wrap-distance-left:0;mso-wrap-distance-top:0;mso-wrap-distance-right:0;mso-wrap-distance-bottom:0;mso-position-horizontal:absolute;mso-position-horizontal-relative:page;mso-position-vertical:absolute;mso-position-vertical-relative:page;v-text-anchor:top" o:gfxdata="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" filled="f" stroked="f">
               <v:textbox inset="0,0,0,0">
                 <w:txbxContent>
                   <w:p>
@@ -23797,7 +23532,7 @@
 </file>
 
 <file path=word/header7.xml><?xml version="1.0" encoding="utf-8"?>
-<w:hdr xmlns:wpc="http://schemas.microsoft.com/office/word/2010/wordprocessingCanvas" xmlns:cx="http://schemas.microsoft.com/office/drawing/2014/chartex" xmlns:cx1="http://schemas.microsoft.com/office/drawing/2015/9/8/chartex" xmlns:cx2="http://schemas.microsoft.com/office/drawing/2015/10/21/chartex" xmlns:cx3="http://schemas.microsoft.com/office/drawing/2016/5/9/chartex" xmlns:cx4="http://schemas.microsoft.com/office/drawing/2016/5/10/chartex" xmlns:cx5="http://schemas.microsoft.com/office/drawing/2016/5/11/chartex" xmlns:cx6="http://schemas.microsoft.com/office/drawing/2016/5/12/chartex" xmlns:cx7="http://schemas.microsoft.com/office/drawing/2016/5/13/chartex" xmlns:cx8="http://schemas.microsoft.com/office/drawing/2016/5/14/chartex" xmlns:mc="http://schemas.openxmlformats.org/markup-compatibility/2006" xmlns:aink="http://schemas.microsoft.com/office/drawing/2016/ink" xmlns:am3d="http://schemas.microsoft.com/office/drawing/2017/model3d" xmlns:o="urn:schemas-microsoft-com:office:office" xmlns:r="http://schemas.openxmlformats.org/officeDocument/2006/relationships" xmlns:m="http://schemas.openxmlformats.org/officeDocument/2006/math" xmlns:v="urn:schemas-microsoft-com:vml" xmlns:wp14="http://schemas.microsoft.com/office/word/2010/wordprocessingDrawing" xmlns:wp="http://schemas.openxmlformats.org/drawingml/2006/wordprocessingDrawing" xmlns:w10="urn:schemas-microsoft-com:office:word" xmlns:w="http://schemas.openxmlformats.org/wordprocessingml/2006/main" xmlns:w14="http://schemas.microsoft.com/office/word/2010/wordml" xmlns:w15="http://schemas.microsoft.com/office/word/2012/wordml" xmlns:w16cid="http://schemas.microsoft.com/office/word/2016/wordml/cid" xmlns:w16se="http://schemas.microsoft.com/office/word/2015/wordml/symex" xmlns:wpg="http://schemas.microsoft.com/office/word/2010/wordprocessingGroup" xmlns:wpi="http://schemas.microsoft.com/office/word/2010/wordprocessingInk" xmlns:wne="http://schemas.microsoft.com/office/word/2006/wordml" xmlns:wps="http://schemas.microsoft.com/office/word/2010/wordprocessingShape" mc:Ignorable="w14 w15 w16se w16cid wp14">
+<w:hdr xmlns:wpc="http://schemas.microsoft.com/office/word/2010/wordprocessingCanvas" xmlns:cx="http://schemas.microsoft.com/office/drawing/2014/chartex" xmlns:cx1="http://schemas.microsoft.com/office/drawing/2015/9/8/chartex" xmlns:cx2="http://schemas.microsoft.com/office/drawing/2015/10/21/chartex" xmlns:cx3="http://schemas.microsoft.com/office/drawing/2016/5/9/chartex" xmlns:cx4="http://schemas.microsoft.com/office/drawing/2016/5/10/chartex" xmlns:cx5="http://schemas.microsoft.com/office/drawing/2016/5/11/chartex" xmlns:cx6="http://schemas.microsoft.com/office/drawing/2016/5/12/chartex" xmlns:cx7="http://schemas.microsoft.com/office/drawing/2016/5/13/chartex" xmlns:cx8="http://schemas.microsoft.com/office/drawing/2016/5/14/chartex" xmlns:mc="http://schemas.openxmlformats.org/markup-compatibility/2006" xmlns:aink="http://schemas.microsoft.com/office/drawing/2016/ink" xmlns:am3d="http://schemas.microsoft.com/office/drawing/2017/model3d" xmlns:o="urn:schemas-microsoft-com:office:office" xmlns:oel="http://schemas.microsoft.com/office/2019/extlst" xmlns:r="http://schemas.openxmlformats.org/officeDocument/2006/relationships" xmlns:m="http://schemas.openxmlformats.org/officeDocument/2006/math" xmlns:v="urn:schemas-microsoft-com:vml" xmlns:wp14="http://schemas.microsoft.com/office/word/2010/wordprocessingDrawing" xmlns:wp="http://schemas.openxmlformats.org/drawingml/2006/wordprocessingDrawing" xmlns:w10="urn:schemas-microsoft-com:office:word" xmlns:w="http://schemas.openxmlformats.org/wordprocessingml/2006/main" xmlns:w14="http://schemas.microsoft.com/office/word/2010/wordml" xmlns:w15="http://schemas.microsoft.com/office/word/2012/wordml" xmlns:w16cei="http://schemas.microsoft.com/office/word/2026/wordml/cei" xmlns:w16cex="http://schemas.microsoft.com/office/word/2018/wordml/cex" xmlns:w16cid="http://schemas.microsoft.com/office/word/2016/wordml/cid" xmlns:w16="http://schemas.microsoft.com/office/word/2018/wordml" xmlns:w16du="http://schemas.microsoft.com/office/word/2023/wordml/word16du" xmlns:w16sdtdh="http://schemas.microsoft.com/office/word/2020/wordml/sdtdatahash" xmlns:w16sdtfl="http://schemas.microsoft.com/office/word/2024/wordml/sdtformatlock" xmlns:w16se="http://schemas.microsoft.com/office/word/2015/wordml/symex" xmlns:wpg="http://schemas.microsoft.com/office/word/2010/wordprocessingGroup" xmlns:wpi="http://schemas.microsoft.com/office/word/2010/wordprocessingInk" xmlns:wne="http://schemas.microsoft.com/office/word/2006/wordml" xmlns:wps="http://schemas.microsoft.com/office/word/2010/wordprocessingShape" mc:Ignorable="w14 w15 w16se w16cid w16 w16cex w16sdtdh w16sdtfl w16du wp14">
   <w:p>
     <w:pPr>
       <w:pStyle w:val="Corpodetexto"/>
@@ -23980,7 +23715,7 @@
               <v:stroke joinstyle="miter"/>
               <v:path gradientshapeok="t" o:connecttype="rect"/>
             </v:shapetype>
-            <v:shape id="Textbox 162" o:spid="_x0000_s1047" type="#_x0000_t202" style="position:absolute;margin-left:47.5pt;margin-top:46pt;width:185.6pt;height:17.65pt;z-index:-251658206;visibility:visible;mso-wrap-style:square;mso-wrap-distance-left:0;mso-wrap-distance-top:0;mso-wrap-distance-right:0;mso-wrap-distance-bottom:0;mso-position-horizontal:absolute;mso-position-horizontal-relative:page;mso-position-vertical:absolute;mso-position-vertical-relative:page;v-text-anchor:top" o:gfxdata="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" filled="f" stroked="f">
+            <v:shape id="Textbox 162" o:spid="_x0000_s1047" type="#_x0000_t202" style="position:absolute;margin-left:47.5pt;margin-top:46pt;width:185.6pt;height:17.65pt;z-index:-251658206;visibility:visible;mso-wrap-style:square;mso-wrap-distance-left:0;mso-wrap-distance-top:0;mso-wrap-distance-right:0;mso-wrap-distance-bottom:0;mso-position-horizontal:absolute;mso-position-horizontal-relative:page;mso-position-vertical:absolute;mso-position-vertical-relative:page;v-text-anchor:top" o:gfxdata="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" filled="f" stroked="f">
               <v:textbox inset="0,0,0,0">
                 <w:txbxContent>
                   <w:p>
@@ -24023,7 +23758,7 @@
 </file>
 
 <file path=word/header8.xml><?xml version="1.0" encoding="utf-8"?>
-<w:hdr xmlns:wpc="http://schemas.microsoft.com/office/word/2010/wordprocessingCanvas" xmlns:cx="http://schemas.microsoft.com/office/drawing/2014/chartex" xmlns:cx1="http://schemas.microsoft.com/office/drawing/2015/9/8/chartex" xmlns:cx2="http://schemas.microsoft.com/office/drawing/2015/10/21/chartex" xmlns:cx3="http://schemas.microsoft.com/office/drawing/2016/5/9/chartex" xmlns:cx4="http://schemas.microsoft.com/office/drawing/2016/5/10/chartex" xmlns:cx5="http://schemas.microsoft.com/office/drawing/2016/5/11/chartex" xmlns:cx6="http://schemas.microsoft.com/office/drawing/2016/5/12/chartex" xmlns:cx7="http://schemas.microsoft.com/office/drawing/2016/5/13/chartex" xmlns:cx8="http://schemas.microsoft.com/office/drawing/2016/5/14/chartex" xmlns:mc="http://schemas.openxmlformats.org/markup-compatibility/2006" xmlns:aink="http://schemas.microsoft.com/office/drawing/2016/ink" xmlns:am3d="http://schemas.microsoft.com/office/drawing/2017/model3d" xmlns:o="urn:schemas-microsoft-com:office:office" xmlns:r="http://schemas.openxmlformats.org/officeDocument/2006/relationships" xmlns:m="http://schemas.openxmlformats.org/officeDocument/2006/math" xmlns:v="urn:schemas-microsoft-com:vml" xmlns:wp14="http://schemas.microsoft.com/office/word/2010/wordprocessingDrawing" xmlns:wp="http://schemas.openxmlformats.org/drawingml/2006/wordprocessingDrawing" xmlns:w10="urn:schemas-microsoft-com:office:word" xmlns:w="http://schemas.openxmlformats.org/wordprocessingml/2006/main" xmlns:w14="http://schemas.microsoft.com/office/word/2010/wordml" xmlns:w15="http://schemas.microsoft.com/office/word/2012/wordml" xmlns:w16cid="http://schemas.microsoft.com/office/word/2016/wordml/cid" xmlns:w16se="http://schemas.microsoft.com/office/word/2015/wordml/symex" xmlns:wpg="http://schemas.microsoft.com/office/word/2010/wordprocessingGroup" xmlns:wpi="http://schemas.microsoft.com/office/word/2010/wordprocessingInk" xmlns:wne="http://schemas.microsoft.com/office/word/2006/wordml" xmlns:wps="http://schemas.microsoft.com/office/word/2010/wordprocessingShape" mc:Ignorable="w14 w15 w16se w16cid wp14">
+<w:hdr xmlns:wpc="http://schemas.microsoft.com/office/word/2010/wordprocessingCanvas" xmlns:cx="http://schemas.microsoft.com/office/drawing/2014/chartex" xmlns:cx1="http://schemas.microsoft.com/office/drawing/2015/9/8/chartex" xmlns:cx2="http://schemas.microsoft.com/office/drawing/2015/10/21/chartex" xmlns:cx3="http://schemas.microsoft.com/office/drawing/2016/5/9/chartex" xmlns:cx4="http://schemas.microsoft.com/office/drawing/2016/5/10/chartex" xmlns:cx5="http://schemas.microsoft.com/office/drawing/2016/5/11/chartex" xmlns:cx6="http://schemas.microsoft.com/office/drawing/2016/5/12/chartex" xmlns:cx7="http://schemas.microsoft.com/office/drawing/2016/5/13/chartex" xmlns:cx8="http://schemas.microsoft.com/office/drawing/2016/5/14/chartex" xmlns:mc="http://schemas.openxmlformats.org/markup-compatibility/2006" xmlns:aink="http://schemas.microsoft.com/office/drawing/2016/ink" xmlns:am3d="http://schemas.microsoft.com/office/drawing/2017/model3d" xmlns:o="urn:schemas-microsoft-com:office:office" xmlns:oel="http://schemas.microsoft.com/office/2019/extlst" xmlns:r="http://schemas.openxmlformats.org/officeDocument/2006/relationships" xmlns:m="http://schemas.openxmlformats.org/officeDocument/2006/math" xmlns:v="urn:schemas-microsoft-com:vml" xmlns:wp14="http://schemas.microsoft.com/office/word/2010/wordprocessingDrawing" xmlns:wp="http://schemas.openxmlformats.org/drawingml/2006/wordprocessingDrawing" xmlns:w10="urn:schemas-microsoft-com:office:word" xmlns:w="http://schemas.openxmlformats.org/wordprocessingml/2006/main" xmlns:w14="http://schemas.microsoft.com/office/word/2010/wordml" xmlns:w15="http://schemas.microsoft.com/office/word/2012/wordml" xmlns:w16cei="http://schemas.microsoft.com/office/word/2026/wordml/cei" xmlns:w16cex="http://schemas.microsoft.com/office/word/2018/wordml/cex" xmlns:w16cid="http://schemas.microsoft.com/office/word/2016/wordml/cid" xmlns:w16="http://schemas.microsoft.com/office/word/2018/wordml" xmlns:w16du="http://schemas.microsoft.com/office/word/2023/wordml/word16du" xmlns:w16sdtdh="http://schemas.microsoft.com/office/word/2020/wordml/sdtdatahash" xmlns:w16sdtfl="http://schemas.microsoft.com/office/word/2024/wordml/sdtformatlock" xmlns:w16se="http://schemas.microsoft.com/office/word/2015/wordml/symex" xmlns:wpg="http://schemas.microsoft.com/office/word/2010/wordprocessingGroup" xmlns:wpi="http://schemas.microsoft.com/office/word/2010/wordprocessingInk" xmlns:wne="http://schemas.microsoft.com/office/word/2006/wordml" xmlns:wps="http://schemas.microsoft.com/office/word/2010/wordprocessingShape" mc:Ignorable="w14 w15 w16se w16cid w16 w16cex w16sdtdh w16sdtfl w16du wp14">
   <w:p>
     <w:pPr>
       <w:pStyle w:val="Corpodetexto"/>
@@ -24206,7 +23941,7 @@
               <v:stroke joinstyle="miter"/>
               <v:path gradientshapeok="t" o:connecttype="rect"/>
             </v:shapetype>
-            <v:shape id="Textbox 185" o:spid="_x0000_s1050" type="#_x0000_t202" style="position:absolute;margin-left:47.5pt;margin-top:46pt;width:177.8pt;height:17.65pt;z-index:-251658201;visibility:visible;mso-wrap-style:square;mso-wrap-distance-left:0;mso-wrap-distance-top:0;mso-wrap-distance-right:0;mso-wrap-distance-bottom:0;mso-position-horizontal:absolute;mso-position-horizontal-relative:page;mso-position-vertical:absolute;mso-position-vertical-relative:page;v-text-anchor:top" o:gfxdata="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" filled="f" stroked="f">
+            <v:shape id="Textbox 185" o:spid="_x0000_s1050" type="#_x0000_t202" style="position:absolute;margin-left:47.5pt;margin-top:46pt;width:177.8pt;height:17.65pt;z-index:-251658201;visibility:visible;mso-wrap-style:square;mso-wrap-distance-left:0;mso-wrap-distance-top:0;mso-wrap-distance-right:0;mso-wrap-distance-bottom:0;mso-position-horizontal:absolute;mso-position-horizontal-relative:page;mso-position-vertical:absolute;mso-position-vertical-relative:page;v-text-anchor:top" o:gfxdata="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" filled="f" stroked="f">
               <v:textbox inset="0,0,0,0">
                 <w:txbxContent>
                   <w:p>
@@ -24249,7 +23984,7 @@
 </file>
 
 <file path=word/numbering.xml><?xml version="1.0" encoding="utf-8"?>
-<w:numbering xmlns:wpc="http://schemas.microsoft.com/office/word/2010/wordprocessingCanvas" xmlns:cx="http://schemas.microsoft.com/office/drawing/2014/chartex" xmlns:cx1="http://schemas.microsoft.com/office/drawing/2015/9/8/chartex" xmlns:cx2="http://schemas.microsoft.com/office/drawing/2015/10/21/chartex" xmlns:cx3="http://schemas.microsoft.com/office/drawing/2016/5/9/chartex" xmlns:cx4="http://schemas.microsoft.com/office/drawing/2016/5/10/chartex" xmlns:cx5="http://schemas.microsoft.com/office/drawing/2016/5/11/chartex" xmlns:cx6="http://schemas.microsoft.com/office/drawing/2016/5/12/chartex" xmlns:cx7="http://schemas.microsoft.com/office/drawing/2016/5/13/chartex" xmlns:cx8="http://schemas.microsoft.com/office/drawing/2016/5/14/chartex" xmlns:mc="http://schemas.openxmlformats.org/markup-compatibility/2006" xmlns:aink="http://schemas.microsoft.com/office/drawing/2016/ink" xmlns:am3d="http://schemas.microsoft.com/office/drawing/2017/model3d" xmlns:o="urn:schemas-microsoft-com:office:office" xmlns:r="http://schemas.openxmlformats.org/officeDocument/2006/relationships" xmlns:m="http://schemas.openxmlformats.org/officeDocument/2006/math" xmlns:v="urn:schemas-microsoft-com:vml" xmlns:wp14="http://schemas.microsoft.com/office/word/2010/wordprocessingDrawing" xmlns:wp="http://schemas.openxmlformats.org/drawingml/2006/wordprocessingDrawing" xmlns:w10="urn:schemas-microsoft-com:office:word" xmlns:w="http://schemas.openxmlformats.org/wordprocessingml/2006/main" xmlns:w14="http://schemas.microsoft.com/office/word/2010/wordml" xmlns:w15="http://schemas.microsoft.com/office/word/2012/wordml" xmlns:w16cid="http://schemas.microsoft.com/office/word/2016/wordml/cid" xmlns:w16se="http://schemas.microsoft.com/office/word/2015/wordml/symex" xmlns:wpg="http://schemas.microsoft.com/office/word/2010/wordprocessingGroup" xmlns:wpi="http://schemas.microsoft.com/office/word/2010/wordprocessingInk" xmlns:wne="http://schemas.microsoft.com/office/word/2006/wordml" xmlns:wps="http://schemas.microsoft.com/office/word/2010/wordprocessingShape" mc:Ignorable="w14 w15 w16se w16cid wp14">
+<w:numbering xmlns:wpc="http://schemas.microsoft.com/office/word/2010/wordprocessingCanvas" xmlns:cx="http://schemas.microsoft.com/office/drawing/2014/chartex" xmlns:cx1="http://schemas.microsoft.com/office/drawing/2015/9/8/chartex" xmlns:cx2="http://schemas.microsoft.com/office/drawing/2015/10/21/chartex" xmlns:cx3="http://schemas.microsoft.com/office/drawing/2016/5/9/chartex" xmlns:cx4="http://schemas.microsoft.com/office/drawing/2016/5/10/chartex" xmlns:cx5="http://schemas.microsoft.com/office/drawing/2016/5/11/chartex" xmlns:cx6="http://schemas.microsoft.com/office/drawing/2016/5/12/chartex" xmlns:cx7="http://schemas.microsoft.com/office/drawing/2016/5/13/chartex" xmlns:cx8="http://schemas.microsoft.com/office/drawing/2016/5/14/chartex" xmlns:mc="http://schemas.openxmlformats.org/markup-compatibility/2006" xmlns:aink="http://schemas.microsoft.com/office/drawing/2016/ink" xmlns:am3d="http://schemas.microsoft.com/office/drawing/2017/model3d" xmlns:o="urn:schemas-microsoft-com:office:office" xmlns:oel="http://schemas.microsoft.com/office/2019/extlst" xmlns:r="http://schemas.openxmlformats.org/officeDocument/2006/relationships" xmlns:m="http://schemas.openxmlformats.org/officeDocument/2006/math" xmlns:v="urn:schemas-microsoft-com:vml" xmlns:wp14="http://schemas.microsoft.com/office/word/2010/wordprocessingDrawing" xmlns:wp="http://schemas.openxmlformats.org/drawingml/2006/wordprocessingDrawing" xmlns:w10="urn:schemas-microsoft-com:office:word" xmlns:w="http://schemas.openxmlformats.org/wordprocessingml/2006/main" xmlns:w14="http://schemas.microsoft.com/office/word/2010/wordml" xmlns:w15="http://schemas.microsoft.com/office/word/2012/wordml" xmlns:w16cei="http://schemas.microsoft.com/office/word/2026/wordml/cei" xmlns:w16cex="http://schemas.microsoft.com/office/word/2018/wordml/cex" xmlns:w16cid="http://schemas.microsoft.com/office/word/2016/wordml/cid" xmlns:w16="http://schemas.microsoft.com/office/word/2018/wordml" xmlns:w16du="http://schemas.microsoft.com/office/word/2023/wordml/word16du" xmlns:w16sdtdh="http://schemas.microsoft.com/office/word/2020/wordml/sdtdatahash" xmlns:w16sdtfl="http://schemas.microsoft.com/office/word/2024/wordml/sdtformatlock" xmlns:w16se="http://schemas.microsoft.com/office/word/2015/wordml/symex" xmlns:wpg="http://schemas.microsoft.com/office/word/2010/wordprocessingGroup" xmlns:wpi="http://schemas.microsoft.com/office/word/2010/wordprocessingInk" xmlns:wne="http://schemas.microsoft.com/office/word/2006/wordml" xmlns:wps="http://schemas.microsoft.com/office/word/2010/wordprocessingShape" mc:Ignorable="w14 w15 w16se w16cid w16 w16cex w16sdtdh w16sdtfl w16du wp14">
   <w:abstractNum w:abstractNumId="0" w15:restartNumberingAfterBreak="0">
     <w:nsid w:val="07503D3D"/>
     <w:multiLevelType w:val="hybridMultilevel"/>
@@ -25234,35 +24969,35 @@
       </w:rPr>
     </w:lvl>
   </w:abstractNum>
-  <w:num w:numId="1">
+  <w:num w:numId="1" w16cid:durableId="1181775141">
     <w:abstractNumId w:val="0"/>
   </w:num>
-  <w:num w:numId="2">
+  <w:num w:numId="2" w16cid:durableId="342126098">
     <w:abstractNumId w:val="2"/>
   </w:num>
-  <w:num w:numId="3">
+  <w:num w:numId="3" w16cid:durableId="131599227">
     <w:abstractNumId w:val="3"/>
   </w:num>
-  <w:num w:numId="4">
+  <w:num w:numId="4" w16cid:durableId="667173428">
     <w:abstractNumId w:val="6"/>
   </w:num>
-  <w:num w:numId="5">
+  <w:num w:numId="5" w16cid:durableId="876772677">
     <w:abstractNumId w:val="4"/>
   </w:num>
-  <w:num w:numId="6">
+  <w:num w:numId="6" w16cid:durableId="2103604462">
     <w:abstractNumId w:val="5"/>
   </w:num>
-  <w:num w:numId="7">
+  <w:num w:numId="7" w16cid:durableId="470367008">
     <w:abstractNumId w:val="1"/>
   </w:num>
-  <w:num w:numId="8">
+  <w:num w:numId="8" w16cid:durableId="248544288">
     <w:abstractNumId w:val="7"/>
   </w:num>
 </w:numbering>
 </file>
 
 <file path=word/styles.xml><?xml version="1.0" encoding="utf-8"?>
-<w:styles xmlns:mc="http://schemas.openxmlformats.org/markup-compatibility/2006" xmlns:r="http://schemas.openxmlformats.org/officeDocument/2006/relationships" xmlns:w="http://schemas.openxmlformats.org/wordprocessingml/2006/main" xmlns:w14="http://schemas.microsoft.com/office/word/2010/wordml" xmlns:w15="http://schemas.microsoft.com/office/word/2012/wordml" xmlns:w16cid="http://schemas.microsoft.com/office/word/2016/wordml/cid" xmlns:w16se="http://schemas.microsoft.com/office/word/2015/wordml/symex" mc:Ignorable="w14 w15 w16se w16cid">
+<w:styles xmlns:mc="http://schemas.openxmlformats.org/markup-compatibility/2006" xmlns:r="http://schemas.openxmlformats.org/officeDocument/2006/relationships" xmlns:w="http://schemas.openxmlformats.org/wordprocessingml/2006/main" xmlns:w14="http://schemas.microsoft.com/office/word/2010/wordml" xmlns:w15="http://schemas.microsoft.com/office/word/2012/wordml" xmlns:w16cex="http://schemas.microsoft.com/office/word/2018/wordml/cex" xmlns:w16cid="http://schemas.microsoft.com/office/word/2016/wordml/cid" xmlns:w16="http://schemas.microsoft.com/office/word/2018/wordml" xmlns:w16du="http://schemas.microsoft.com/office/word/2023/wordml/word16du" xmlns:w16sdtdh="http://schemas.microsoft.com/office/word/2020/wordml/sdtdatahash" xmlns:w16sdtfl="http://schemas.microsoft.com/office/word/2024/wordml/sdtformatlock" xmlns:w16se="http://schemas.microsoft.com/office/word/2015/wordml/symex" mc:Ignorable="w14 w15 w16se w16cid w16 w16cex w16sdtdh w16sdtfl w16du">
   <w:docDefaults>
     <w:rPrDefault>
       <w:rPr>
@@ -25280,7 +25015,7 @@
       </w:pPr>
     </w:pPrDefault>
   </w:docDefaults>
-  <w:latentStyles w:defLockedState="0" w:defUIPriority="99" w:defSemiHidden="0" w:defUnhideWhenUsed="0" w:defQFormat="0" w:count="375">
+  <w:latentStyles w:defLockedState="0" w:defUIPriority="99" w:defSemiHidden="0" w:defUnhideWhenUsed="0" w:defQFormat="0" w:count="376">
     <w:lsdException w:name="Normal" w:uiPriority="0" w:qFormat="1"/>
     <w:lsdException w:name="heading 1" w:uiPriority="9" w:qFormat="1"/>
     <w:lsdException w:name="heading 2" w:semiHidden="1" w:uiPriority="9" w:unhideWhenUsed="1" w:qFormat="1"/>
@@ -25656,6 +25391,7 @@
     <w:lsdException w:name="Smart Hyperlink" w:semiHidden="1" w:unhideWhenUsed="1"/>
     <w:lsdException w:name="Hashtag" w:semiHidden="1" w:unhideWhenUsed="1"/>
     <w:lsdException w:name="Unresolved Mention" w:semiHidden="1" w:unhideWhenUsed="1"/>
+    <w:lsdException w:name="Smart Link" w:semiHidden="1" w:unhideWhenUsed="1"/>
   </w:latentStyles>
   <w:style w:type="paragraph" w:default="1" w:styleId="Normal">
     <w:name w:val="Normal"/>
@@ -26115,6 +25851,15 @@
 </file>
 
 <file path=customXml/item1.xml><?xml version="1.0" encoding="utf-8"?>
+<?mso-contentType ?>
+<FormTemplates xmlns="http://schemas.microsoft.com/sharepoint/v3/contenttype/forms">
+  <Display>DocumentLibraryForm</Display>
+  <Edit>DocumentLibraryForm</Edit>
+  <New>DocumentLibraryForm</New>
+</FormTemplates>
+</file>
+
+<file path=customXml/item2.xml><?xml version="1.0" encoding="utf-8"?>
 <ct:contentTypeSchema xmlns:ct="http://schemas.microsoft.com/office/2006/metadata/contentType" xmlns:ma="http://schemas.microsoft.com/office/2006/metadata/properties/metaAttributes" ct:_="" ma:_="" ma:contentTypeName="Documento" ma:contentTypeID="0x0101001D94C15EF0882D4FB1970BE1E26BCD15" ma:contentTypeVersion="17" ma:contentTypeDescription="Crie um novo documento." ma:contentTypeScope="" ma:versionID="9758b520360671098766b2fdfba2d8c9">
   <xsd:schema xmlns:xsd="http://www.w3.org/2001/XMLSchema" xmlns:xs="http://www.w3.org/2001/XMLSchema" xmlns:p="http://schemas.microsoft.com/office/2006/metadata/properties" xmlns:ns3="d93a9a6e-eca4-43b6-83c9-5fa6290051ad" xmlns:ns4="340a1abe-d1a7-4b43-adb3-0dc422624e5c" targetNamespace="http://schemas.microsoft.com/office/2006/metadata/properties" ma:root="true" ma:fieldsID="ee8ff1686fac8d0b2163550b7a180923" ns3:_="" ns4:_="">
     <xsd:import namespace="d93a9a6e-eca4-43b6-83c9-5fa6290051ad"/>
@@ -26361,15 +26106,6 @@
 </ct:contentTypeSchema>
 </file>
 
-<file path=customXml/item2.xml><?xml version="1.0" encoding="utf-8"?>
-<?mso-contentType ?>
-<FormTemplates xmlns="http://schemas.microsoft.com/sharepoint/v3/contenttype/forms">
-  <Display>DocumentLibraryForm</Display>
-  <Edit>DocumentLibraryForm</Edit>
-  <New>DocumentLibraryForm</New>
-</FormTemplates>
-</file>
-
 <file path=customXml/item3.xml><?xml version="1.0" encoding="utf-8"?>
 <p:properties xmlns:p="http://schemas.microsoft.com/office/2006/metadata/properties" xmlns:xsi="http://www.w3.org/2001/XMLSchema-instance" xmlns:pc="http://schemas.microsoft.com/office/infopath/2007/PartnerControls">
   <documentManagement>
@@ -26379,6 +26115,14 @@
 </file>
 
 <file path=customXml/itemProps1.xml><?xml version="1.0" encoding="utf-8"?>
+<ds:datastoreItem xmlns:ds="http://schemas.openxmlformats.org/officeDocument/2006/customXml" ds:itemID="{64D3B362-0D4B-48FC-9F3B-70211ED55ED4}">
+  <ds:schemaRefs>
+    <ds:schemaRef ds:uri="http://schemas.microsoft.com/sharepoint/v3/contenttype/forms"/>
+  </ds:schemaRefs>
+</ds:datastoreItem>
+</file>
+
+<file path=customXml/itemProps2.xml><?xml version="1.0" encoding="utf-8"?>
 <ds:datastoreItem xmlns:ds="http://schemas.openxmlformats.org/officeDocument/2006/customXml" ds:itemID="{B871EDAC-3BCF-4BDC-A570-CA2D124B877D}">
   <ds:schemaRefs>
     <ds:schemaRef ds:uri="http://schemas.microsoft.com/office/2006/metadata/contentType"/>
@@ -26397,27 +26141,12 @@
 </ds:datastoreItem>
 </file>
 
-<file path=customXml/itemProps2.xml><?xml version="1.0" encoding="utf-8"?>
-<ds:datastoreItem xmlns:ds="http://schemas.openxmlformats.org/officeDocument/2006/customXml" ds:itemID="{64D3B362-0D4B-48FC-9F3B-70211ED55ED4}">
-  <ds:schemaRefs>
-    <ds:schemaRef ds:uri="http://schemas.microsoft.com/sharepoint/v3/contenttype/forms"/>
-  </ds:schemaRefs>
-</ds:datastoreItem>
-</file>
-
 <file path=customXml/itemProps3.xml><?xml version="1.0" encoding="utf-8"?>
 <ds:datastoreItem xmlns:ds="http://schemas.openxmlformats.org/officeDocument/2006/customXml" ds:itemID="{948C9E7B-F094-4ECC-84A2-A383443F5C3E}">
   <ds:schemaRefs>
     <ds:schemaRef ds:uri="http://schemas.microsoft.com/office/2006/metadata/properties"/>
-    <ds:schemaRef ds:uri="http://www.w3.org/XML/1998/namespace"/>
-    <ds:schemaRef ds:uri="http://purl.org/dc/elements/1.1/"/>
     <ds:schemaRef ds:uri="http://schemas.microsoft.com/office/infopath/2007/PartnerControls"/>
-    <ds:schemaRef ds:uri="http://schemas.openxmlformats.org/package/2006/metadata/core-properties"/>
     <ds:schemaRef ds:uri="d93a9a6e-eca4-43b6-83c9-5fa6290051ad"/>
-    <ds:schemaRef ds:uri="340a1abe-d1a7-4b43-adb3-0dc422624e5c"/>
-    <ds:schemaRef ds:uri="http://purl.org/dc/terms/"/>
-    <ds:schemaRef ds:uri="http://schemas.microsoft.com/office/2006/documentManagement/types"/>
-    <ds:schemaRef ds:uri="http://purl.org/dc/dcmitype/"/>
   </ds:schemaRefs>
 </ds:datastoreItem>
 </file>